--- a/НИР_ЭДО_полный_черновик.docx
+++ b/НИР_ЭДО_полный_черновик.docx
@@ -7,18 +7,26 @@
         <w:pStyle w:val="Heading1"/>
       </w:pPr>
       <w:r>
+        <w:rPr>
+          <w:rFonts w:ascii="Times New Roman" w:hAnsi="Times New Roman" w:eastAsia="Times New Roman"/>
+          <w:b/>
+          <w:i w:val="0"/>
+          <w:color w:val="1F4E79"/>
+          <w:sz w:val="32"/>
+        </w:rPr>
         <w:t>НАУЧНО-ИССЛЕДОВАТЕЛЬСКАЯ РАБОТА</w:t>
       </w:r>
     </w:p>
     <w:p>
       <w:pPr>
-        <w:ind w:firstLine="0"/>
-        <w:jc w:val="both"/>
+        <w:spacing w:line="360" w:lineRule="auto"/>
+        <w:ind w:firstLine="709"/>
       </w:pPr>
       <w:r>
         <w:rPr>
           <w:rFonts w:ascii="Times New Roman" w:hAnsi="Times New Roman" w:eastAsia="Times New Roman"/>
           <w:b/>
+          <w:i w:val="0"/>
           <w:sz w:val="28"/>
         </w:rPr>
         <w:t>Тема:</w:t>
@@ -27,6 +35,7 @@
         <w:rPr>
           <w:rFonts w:ascii="Times New Roman" w:hAnsi="Times New Roman" w:eastAsia="Times New Roman"/>
           <w:b w:val="0"/>
+          <w:i w:val="0"/>
           <w:sz w:val="28"/>
         </w:rPr>
         <w:t xml:space="preserve"> Анализ законодательства иностранных государств в части электронного документооборота (в целом) и в части электронного документооборота в охране труда. Сравнение с российской практикой.</w:t>
@@ -34,13 +43,14 @@
     </w:p>
     <w:p>
       <w:pPr>
-        <w:ind w:firstLine="0"/>
-        <w:jc w:val="both"/>
+        <w:spacing w:line="360" w:lineRule="auto"/>
+        <w:ind w:firstLine="709"/>
       </w:pPr>
       <w:r>
         <w:rPr>
           <w:rFonts w:ascii="Times New Roman" w:hAnsi="Times New Roman" w:eastAsia="Times New Roman"/>
           <w:b/>
+          <w:i w:val="0"/>
           <w:sz w:val="28"/>
         </w:rPr>
         <w:t>Вид документа:</w:t>
@@ -49,6 +59,7 @@
         <w:rPr>
           <w:rFonts w:ascii="Times New Roman" w:hAnsi="Times New Roman" w:eastAsia="Times New Roman"/>
           <w:b w:val="0"/>
+          <w:i w:val="0"/>
           <w:sz w:val="28"/>
         </w:rPr>
         <w:t xml:space="preserve"> полный черновик разделов (введение, главы 1–3, заключение, источники).</w:t>
@@ -56,13 +67,14 @@
     </w:p>
     <w:p>
       <w:pPr>
-        <w:ind w:firstLine="0"/>
-        <w:jc w:val="both"/>
+        <w:spacing w:line="360" w:lineRule="auto"/>
+        <w:ind w:firstLine="709"/>
       </w:pPr>
       <w:r>
         <w:rPr>
           <w:rFonts w:ascii="Times New Roman" w:hAnsi="Times New Roman" w:eastAsia="Times New Roman"/>
           <w:b/>
+          <w:i w:val="0"/>
           <w:sz w:val="28"/>
         </w:rPr>
         <w:t>Актуализация источников:</w:t>
@@ -71,6 +83,7 @@
         <w:rPr>
           <w:rFonts w:ascii="Times New Roman" w:hAnsi="Times New Roman" w:eastAsia="Times New Roman"/>
           <w:b w:val="0"/>
+          <w:i w:val="0"/>
           <w:sz w:val="28"/>
         </w:rPr>
         <w:t xml:space="preserve"> август 2026 г.</w:t>
@@ -78,52 +91,92 @@
     </w:p>
     <w:p>
       <w:pPr>
-        <w:ind w:firstLine="0"/>
-        <w:jc w:val="both"/>
+        <w:spacing w:line="360" w:lineRule="auto"/>
+        <w:ind w:firstLine="709"/>
       </w:pPr>
       <w:r>
         <w:rPr>
           <w:rFonts w:ascii="Times New Roman" w:hAnsi="Times New Roman" w:eastAsia="Times New Roman"/>
           <w:b/>
+          <w:i w:val="0"/>
           <w:sz w:val="28"/>
         </w:rPr>
-        <w:t>Ядро юрисдикций:</w:t>
+        <w:t>Как проверять.</w:t>
       </w:r>
       <w:r>
         <w:rPr>
           <w:rFonts w:ascii="Times New Roman" w:hAnsi="Times New Roman" w:eastAsia="Times New Roman"/>
           <w:b w:val="0"/>
+          <w:i w:val="0"/>
           <w:sz w:val="28"/>
         </w:rPr>
-        <w:t xml:space="preserve"> Европейский союз, Великобритания, США, Сингапур, Китай, Казахстан / ЕАЭС; линия сравнения — Российская Федерация.</w:t>
+        <w:t xml:space="preserve"> У ключевых норм в тексте — гиперссылка на официальный источник. В архиве у каждой страновой справки и карточки дела после блока фактов стоит строка «Проверить» с кликабельным URL. Номера судебных дел не вымышлены.</w:t>
       </w:r>
     </w:p>
     <w:p>
       <w:pPr>
-        <w:pStyle w:val="Heading1"/>
-      </w:pPr>
-      <w:r>
-        <w:t>ВВЕДЕНИЕ</w:t>
+        <w:spacing w:line="360" w:lineRule="auto"/>
+        <w:ind w:firstLine="709"/>
+      </w:pPr>
+      <w:r>
+        <w:rPr>
+          <w:rFonts w:ascii="Times New Roman" w:hAnsi="Times New Roman" w:eastAsia="Times New Roman"/>
+          <w:b/>
+          <w:i w:val="0"/>
+          <w:sz w:val="28"/>
+        </w:rPr>
+        <w:t>Ядро юрисдикций:</w:t>
+      </w:r>
+      <w:r>
+        <w:rPr>
+          <w:rFonts w:ascii="Times New Roman" w:hAnsi="Times New Roman" w:eastAsia="Times New Roman"/>
+          <w:b w:val="0"/>
+          <w:i w:val="0"/>
+          <w:sz w:val="28"/>
+        </w:rPr>
+        <w:t xml:space="preserve"> Европейский союз, Великобритания, США, Сингапур, Китай, Казахстан / ЕАЭС; второй комплект — Германия, Беларусь, Сербия, Испания, Ирландия, Франция, Кения; линия сравнения — Российская Федерация.</w:t>
       </w:r>
     </w:p>
     <w:p>
       <w:pPr>
-        <w:pStyle w:val="Heading2"/>
-      </w:pPr>
-      <w:r>
-        <w:t>§ 1. Актуальность темы</w:t>
+        <w:pStyle w:val="Heading1"/>
+      </w:pPr>
+      <w:r>
+        <w:rPr>
+          <w:rFonts w:ascii="Times New Roman" w:hAnsi="Times New Roman" w:eastAsia="Times New Roman"/>
+          <w:b/>
+          <w:i w:val="0"/>
+          <w:color w:val="1F4E79"/>
+          <w:sz w:val="32"/>
+        </w:rPr>
+        <w:t>ВВЕДЕНИЕ</w:t>
       </w:r>
     </w:p>
     <w:p>
       <w:pPr>
+        <w:pStyle w:val="Heading2"/>
+      </w:pPr>
+      <w:r>
+        <w:rPr>
+          <w:rFonts w:ascii="Times New Roman" w:hAnsi="Times New Roman" w:eastAsia="Times New Roman"/>
+          <w:b/>
+          <w:i w:val="0"/>
+          <w:color w:val="1F4E79"/>
+          <w:sz w:val="30"/>
+        </w:rPr>
+        <w:t>§ 1. Актуальность темы</w:t>
+      </w:r>
+    </w:p>
+    <w:p>
+      <w:pPr>
         <w:spacing w:line="360" w:lineRule="auto"/>
         <w:ind w:firstLine="709"/>
-        <w:jc w:val="both"/>
       </w:pPr>
       <w:r>
         <w:rPr>
           <w:rFonts w:ascii="Times New Roman" w:hAnsi="Times New Roman" w:eastAsia="Times New Roman"/>
           <w:b w:val="0"/>
+          <w:i w:val="0"/>
           <w:sz w:val="28"/>
         </w:rPr>
         <w:t>Цифровизация трудовых и охранительных процессов ставит перед правом один и тот же вопрос в разных формулировках: при каких условиях электронная запись заменяет бумажный документ так, чтобы инспектор, суд и стороны трудового договора могли на неё опираться. В коммерческом обороте ответ давно дан через законы об электронной подписи и электронных записях. В охране труда ответ сложнее: документ здесь одновременно служит доказательством исполнения обязанности работодателя, инструментом допуска к работе и материалом государственного контроля.</w:t>
@@ -133,27 +186,87 @@
       <w:pPr>
         <w:spacing w:line="360" w:lineRule="auto"/>
         <w:ind w:firstLine="709"/>
-        <w:jc w:val="both"/>
       </w:pPr>
       <w:r>
         <w:rPr>
           <w:rFonts w:ascii="Times New Roman" w:hAnsi="Times New Roman" w:eastAsia="Times New Roman"/>
           <w:b w:val="0"/>
+          <w:i w:val="0"/>
           <w:sz w:val="28"/>
         </w:rPr>
-        <w:t>В Российской Федерации кадровый электронный документооборот закреплён в ст. 22.1–22.3 Трудового кодекса РФ, а обучение по охране труда детализировано Правилами, утверждёнными постановлением Правительства РФ от 24.12.2021 № 2464. Одновременно ч. 3 ст. 22.1 ТК РФ исключает из кадрового ЭДО документы, подтверждающие прохождение инструктажей по охране труда, и акты о несчастном случае на производстве. Получается внутреннее напряжение: общая цифровизация трудовых документов продвигается, а ключевые доказательства по охране труда остаются в бумажной логике.</w:t>
+        <w:t xml:space="preserve">В Российской Федерации кадровый электронный документооборот закреплён в </w:t>
+      </w:r>
+      <w:hyperlink r:id="rId9">
+        <w:r>
+          <w:rPr>
+            <w:color w:val="0563C1"/>
+            <w:u w:val="single"/>
+            <w:sz w:val="28"/>
+            <w:rFonts w:ascii="Times New Roman" w:hAnsi="Times New Roman"/>
+          </w:rPr>
+          <w:t xml:space="preserve">ст. 22.1–22.3 Трудового кодекса РФ</w:t>
+        </w:r>
+      </w:hyperlink>
+      <w:r>
+        <w:rPr>
+          <w:rFonts w:ascii="Times New Roman" w:hAnsi="Times New Roman" w:eastAsia="Times New Roman"/>
+          <w:b w:val="0"/>
+          <w:i w:val="0"/>
+          <w:sz w:val="28"/>
+        </w:rPr>
+        <w:t xml:space="preserve">, а обучение по охране труда детализировано Правилами, утверждёнными </w:t>
+      </w:r>
+      <w:hyperlink r:id="rId10">
+        <w:r>
+          <w:rPr>
+            <w:color w:val="0563C1"/>
+            <w:u w:val="single"/>
+            <w:sz w:val="28"/>
+            <w:rFonts w:ascii="Times New Roman" w:hAnsi="Times New Roman"/>
+          </w:rPr>
+          <w:t xml:space="preserve">постановлением Правительства РФ от 24.12.2021 № 2464</w:t>
+        </w:r>
+      </w:hyperlink>
+      <w:r>
+        <w:rPr>
+          <w:rFonts w:ascii="Times New Roman" w:hAnsi="Times New Roman" w:eastAsia="Times New Roman"/>
+          <w:b w:val="0"/>
+          <w:i w:val="0"/>
+          <w:sz w:val="28"/>
+        </w:rPr>
+        <w:t xml:space="preserve">. Одновременно </w:t>
+      </w:r>
+      <w:hyperlink r:id="rId9">
+        <w:r>
+          <w:rPr>
+            <w:color w:val="0563C1"/>
+            <w:u w:val="single"/>
+            <w:sz w:val="28"/>
+            <w:rFonts w:ascii="Times New Roman" w:hAnsi="Times New Roman"/>
+          </w:rPr>
+          <w:t xml:space="preserve">ч. 3 ст. 22.1 ТК РФ</w:t>
+        </w:r>
+      </w:hyperlink>
+      <w:r>
+        <w:rPr>
+          <w:rFonts w:ascii="Times New Roman" w:hAnsi="Times New Roman" w:eastAsia="Times New Roman"/>
+          <w:b w:val="0"/>
+          <w:i w:val="0"/>
+          <w:sz w:val="28"/>
+        </w:rPr>
+        <w:t xml:space="preserve"> исключает из кадрового ЭДО документы, подтверждающие прохождение инструктажей по охране труда, и акты о несчастном случае на производстве. Получается внутреннее напряжение: общая цифровизация трудовых документов продвигается, а ключевые доказательства по охране труда остаются в бумажной логике.</w:t>
       </w:r>
     </w:p>
     <w:p>
       <w:pPr>
         <w:spacing w:line="360" w:lineRule="auto"/>
         <w:ind w:firstLine="709"/>
-        <w:jc w:val="both"/>
       </w:pPr>
       <w:r>
         <w:rPr>
           <w:rFonts w:ascii="Times New Roman" w:hAnsi="Times New Roman" w:eastAsia="Times New Roman"/>
           <w:b w:val="0"/>
+          <w:i w:val="0"/>
           <w:sz w:val="28"/>
         </w:rPr>
         <w:t>За рубежом специального «закона об ЭДО в охране труда» почти нигде нет. Электронные журналы инструктажей, записи обучения, оценки рисков и отчётность по травматизму обычно выводятся из общей рамки электронной подписи/записи плюс отраслевых требований OSH/WSH. Поэтому корректный сравнительно-правовой анализ требует двух уровней: сначала — регулирование ЭДО в целом, затем — его применение к процессам охраны труда, и только после этого — сравнение с российской практикой.</w:t>
@@ -164,6 +277,13 @@
         <w:pStyle w:val="Heading2"/>
       </w:pPr>
       <w:r>
+        <w:rPr>
+          <w:rFonts w:ascii="Times New Roman" w:hAnsi="Times New Roman" w:eastAsia="Times New Roman"/>
+          <w:b/>
+          <w:i w:val="0"/>
+          <w:color w:val="1F4E79"/>
+          <w:sz w:val="30"/>
+        </w:rPr>
         <w:t>§ 2. Степень научной разработанности</w:t>
       </w:r>
     </w:p>
@@ -171,12 +291,12 @@
       <w:pPr>
         <w:spacing w:line="360" w:lineRule="auto"/>
         <w:ind w:firstLine="709"/>
-        <w:jc w:val="both"/>
       </w:pPr>
       <w:r>
         <w:rPr>
           <w:rFonts w:ascii="Times New Roman" w:hAnsi="Times New Roman" w:eastAsia="Times New Roman"/>
           <w:b w:val="0"/>
+          <w:i w:val="0"/>
           <w:sz w:val="28"/>
         </w:rPr>
         <w:t>Общие вопросы юридической силы электронных документов и подписей подробно исследованы в доктрине информационного и гражданского права, а также в материалах UNCITRAL и комментариях к eIDAS. Значительно меньше работ, где эта рамка последовательно приложена именно к охранительным документам: журналам инструктажей, протоколам обучения, нарядам-допускам, актам несчастных случаев.</w:t>
@@ -186,12 +306,12 @@
       <w:pPr>
         <w:spacing w:line="360" w:lineRule="auto"/>
         <w:ind w:firstLine="709"/>
-        <w:jc w:val="both"/>
       </w:pPr>
       <w:r>
         <w:rPr>
           <w:rFonts w:ascii="Times New Roman" w:hAnsi="Times New Roman" w:eastAsia="Times New Roman"/>
           <w:b w:val="0"/>
+          <w:i w:val="0"/>
           <w:sz w:val="28"/>
         </w:rPr>
         <w:t>Российская практика кадрового ЭДО и применения № 2464 активно обсуждается в прикладных обзорах, разъяснениях и консультациях, но сравнительные исследования обычно либо ограничиваются общим ЭДО (63‑ФЗ), либо описывают зарубежную охрану труда без привязки к режиму электронной подписи. Настоящая работа соединяет оба пласта.</w:t>
@@ -202,6 +322,13 @@
         <w:pStyle w:val="Heading2"/>
       </w:pPr>
       <w:r>
+        <w:rPr>
+          <w:rFonts w:ascii="Times New Roman" w:hAnsi="Times New Roman" w:eastAsia="Times New Roman"/>
+          <w:b/>
+          <w:i w:val="0"/>
+          <w:color w:val="1F4E79"/>
+          <w:sz w:val="30"/>
+        </w:rPr>
         <w:t>§ 3. Цель, задачи, объект и предмет</w:t>
       </w:r>
     </w:p>
@@ -209,12 +336,12 @@
       <w:pPr>
         <w:spacing w:line="360" w:lineRule="auto"/>
         <w:ind w:firstLine="709"/>
-        <w:jc w:val="both"/>
       </w:pPr>
       <w:r>
         <w:rPr>
           <w:rFonts w:ascii="Times New Roman" w:hAnsi="Times New Roman" w:eastAsia="Times New Roman"/>
           <w:b/>
+          <w:i w:val="0"/>
           <w:sz w:val="28"/>
         </w:rPr>
         <w:t>Цель</w:t>
@@ -223,6 +350,7 @@
         <w:rPr>
           <w:rFonts w:ascii="Times New Roman" w:hAnsi="Times New Roman" w:eastAsia="Times New Roman"/>
           <w:b w:val="0"/>
+          <w:i w:val="0"/>
           <w:sz w:val="28"/>
         </w:rPr>
         <w:t xml:space="preserve"> — на основе анализа законодательства и практики иностранных государств выявить модели регулирования ЭДО в целом и особенности применения ЭДО в охране труда, а также сформулировать сравнительно-правовые выводы и предложения для российской системы.</w:t>
@@ -232,12 +360,12 @@
       <w:pPr>
         <w:spacing w:line="360" w:lineRule="auto"/>
         <w:ind w:firstLine="709"/>
-        <w:jc w:val="both"/>
       </w:pPr>
       <w:r>
         <w:rPr>
           <w:rFonts w:ascii="Times New Roman" w:hAnsi="Times New Roman" w:eastAsia="Times New Roman"/>
           <w:b/>
+          <w:i w:val="0"/>
           <w:sz w:val="28"/>
         </w:rPr>
         <w:t>Задачи:</w:t>
@@ -247,12 +375,12 @@
       <w:pPr>
         <w:spacing w:line="360" w:lineRule="auto"/>
         <w:ind w:firstLine="709"/>
-        <w:jc w:val="both"/>
       </w:pPr>
       <w:r>
         <w:rPr>
           <w:rFonts w:ascii="Times New Roman" w:hAnsi="Times New Roman" w:eastAsia="Times New Roman"/>
           <w:b w:val="0"/>
+          <w:i w:val="0"/>
           <w:sz w:val="28"/>
         </w:rPr>
         <w:t>1) раскрыть общетеоретические основы регулирования ЭДО в иностранных государствах и международные модели;</w:t>
@@ -262,12 +390,12 @@
       <w:pPr>
         <w:spacing w:line="360" w:lineRule="auto"/>
         <w:ind w:firstLine="709"/>
-        <w:jc w:val="both"/>
       </w:pPr>
       <w:r>
         <w:rPr>
           <w:rFonts w:ascii="Times New Roman" w:hAnsi="Times New Roman" w:eastAsia="Times New Roman"/>
           <w:b w:val="0"/>
+          <w:i w:val="0"/>
           <w:sz w:val="28"/>
         </w:rPr>
         <w:t>2) систематизировать зарубежный опыт применения ЭДО в ключевых процессах охраны труда;</w:t>
@@ -277,12 +405,12 @@
       <w:pPr>
         <w:spacing w:line="360" w:lineRule="auto"/>
         <w:ind w:firstLine="709"/>
-        <w:jc w:val="both"/>
       </w:pPr>
       <w:r>
         <w:rPr>
           <w:rFonts w:ascii="Times New Roman" w:hAnsi="Times New Roman" w:eastAsia="Times New Roman"/>
           <w:b w:val="0"/>
+          <w:i w:val="0"/>
           <w:sz w:val="28"/>
         </w:rPr>
         <w:t>3) сопоставить зарубежные подходы с российским регулированием (63‑ФЗ, ст. 22.1–22.3 ТК РФ, ПП № 2464);</w:t>
@@ -292,12 +420,12 @@
       <w:pPr>
         <w:spacing w:line="360" w:lineRule="auto"/>
         <w:ind w:firstLine="709"/>
-        <w:jc w:val="both"/>
       </w:pPr>
       <w:r>
         <w:rPr>
           <w:rFonts w:ascii="Times New Roman" w:hAnsi="Times New Roman" w:eastAsia="Times New Roman"/>
           <w:b w:val="0"/>
+          <w:i w:val="0"/>
           <w:sz w:val="28"/>
         </w:rPr>
         <w:t>4) определить, какие элементы зарубежного опыта целесообразно заимствовать, а какие переносить нельзя.</w:t>
@@ -307,12 +435,12 @@
       <w:pPr>
         <w:spacing w:line="360" w:lineRule="auto"/>
         <w:ind w:firstLine="709"/>
-        <w:jc w:val="both"/>
       </w:pPr>
       <w:r>
         <w:rPr>
           <w:rFonts w:ascii="Times New Roman" w:hAnsi="Times New Roman" w:eastAsia="Times New Roman"/>
           <w:b/>
+          <w:i w:val="0"/>
           <w:sz w:val="28"/>
         </w:rPr>
         <w:t>Объект</w:t>
@@ -321,6 +449,7 @@
         <w:rPr>
           <w:rFonts w:ascii="Times New Roman" w:hAnsi="Times New Roman" w:eastAsia="Times New Roman"/>
           <w:b w:val="0"/>
+          <w:i w:val="0"/>
           <w:sz w:val="28"/>
         </w:rPr>
         <w:t xml:space="preserve"> — правовое регулирование электронного документооборота и практика его применения.</w:t>
@@ -330,12 +459,12 @@
       <w:pPr>
         <w:spacing w:line="360" w:lineRule="auto"/>
         <w:ind w:firstLine="709"/>
-        <w:jc w:val="both"/>
       </w:pPr>
       <w:r>
         <w:rPr>
           <w:rFonts w:ascii="Times New Roman" w:hAnsi="Times New Roman" w:eastAsia="Times New Roman"/>
           <w:b/>
+          <w:i w:val="0"/>
           <w:sz w:val="28"/>
         </w:rPr>
         <w:t>Предмет</w:t>
@@ -344,6 +473,7 @@
         <w:rPr>
           <w:rFonts w:ascii="Times New Roman" w:hAnsi="Times New Roman" w:eastAsia="Times New Roman"/>
           <w:b w:val="0"/>
+          <w:i w:val="0"/>
           <w:sz w:val="28"/>
         </w:rPr>
         <w:t xml:space="preserve"> — юридическая сила электронных документов/записей и подписей; инфраструктура доверия; хранение и доказывание; трансграничное признание; применение этой рамки к документам и процессам охраны труда.</w:t>
@@ -354,6 +484,13 @@
         <w:pStyle w:val="Heading2"/>
       </w:pPr>
       <w:r>
+        <w:rPr>
+          <w:rFonts w:ascii="Times New Roman" w:hAnsi="Times New Roman" w:eastAsia="Times New Roman"/>
+          <w:b/>
+          <w:i w:val="0"/>
+          <w:color w:val="1F4E79"/>
+          <w:sz w:val="30"/>
+        </w:rPr>
         <w:t>§ 4. Методология и методы</w:t>
       </w:r>
     </w:p>
@@ -361,12 +498,12 @@
       <w:pPr>
         <w:spacing w:line="360" w:lineRule="auto"/>
         <w:ind w:firstLine="709"/>
-        <w:jc w:val="both"/>
       </w:pPr>
       <w:r>
         <w:rPr>
           <w:rFonts w:ascii="Times New Roman" w:hAnsi="Times New Roman" w:eastAsia="Times New Roman"/>
           <w:b w:val="0"/>
+          <w:i w:val="0"/>
           <w:sz w:val="28"/>
         </w:rPr>
         <w:t>Основной метод — сравнительно-правовой. Используются также формально-юридический анализ текстов, системный подход (общее ЭДО → отраслевое применение → сравнение с РФ) и элементы правового моделирования (предложения de lege lata / de lege ferenda).</w:t>
@@ -376,12 +513,12 @@
       <w:pPr>
         <w:spacing w:line="360" w:lineRule="auto"/>
         <w:ind w:firstLine="709"/>
-        <w:jc w:val="both"/>
       </w:pPr>
       <w:r>
         <w:rPr>
           <w:rFonts w:ascii="Times New Roman" w:hAnsi="Times New Roman" w:eastAsia="Times New Roman"/>
           <w:b w:val="0"/>
+          <w:i w:val="0"/>
           <w:sz w:val="28"/>
         </w:rPr>
         <w:t>Иерархия источников: (1) законы и регламенты; (2) подзаконные акты; (3) официальные разъяснения регуляторов; (4) судебная практика — точечно; (5) стандарты ISO/ILO как практика менеджмента, не как норма права; (6) доктрина и обзоры — только как навигатор к актам уровней 1–3.</w:t>
@@ -392,6 +529,13 @@
         <w:pStyle w:val="Heading2"/>
       </w:pPr>
       <w:r>
+        <w:rPr>
+          <w:rFonts w:ascii="Times New Roman" w:hAnsi="Times New Roman" w:eastAsia="Times New Roman"/>
+          <w:b/>
+          <w:i w:val="0"/>
+          <w:color w:val="1F4E79"/>
+          <w:sz w:val="30"/>
+        </w:rPr>
         <w:t>§ 5. Границы исследования и выборка юрисдикций</w:t>
       </w:r>
     </w:p>
@@ -399,12 +543,12 @@
       <w:pPr>
         <w:spacing w:line="360" w:lineRule="auto"/>
         <w:ind w:firstLine="709"/>
-        <w:jc w:val="both"/>
       </w:pPr>
       <w:r>
         <w:rPr>
           <w:rFonts w:ascii="Times New Roman" w:hAnsi="Times New Roman" w:eastAsia="Times New Roman"/>
           <w:b w:val="0"/>
+          <w:i w:val="0"/>
           <w:sz w:val="28"/>
         </w:rPr>
         <w:t>В ядро включены шесть юрисдикций, представляющих разные модели:</w:t>
@@ -414,12 +558,12 @@
       <w:pPr>
         <w:spacing w:line="360" w:lineRule="auto"/>
         <w:ind w:firstLine="709"/>
-        <w:jc w:val="both"/>
       </w:pPr>
       <w:r>
         <w:rPr>
           <w:rFonts w:ascii="Times New Roman" w:hAnsi="Times New Roman" w:eastAsia="Times New Roman"/>
           <w:b/>
+          <w:i w:val="0"/>
           <w:sz w:val="28"/>
         </w:rPr>
         <w:t>ЕС</w:t>
@@ -428,6 +572,7 @@
         <w:rPr>
           <w:rFonts w:ascii="Times New Roman" w:hAnsi="Times New Roman" w:eastAsia="Times New Roman"/>
           <w:b w:val="0"/>
+          <w:i w:val="0"/>
           <w:sz w:val="28"/>
         </w:rPr>
         <w:t xml:space="preserve"> — иерархия подписей и пространство доверия (eIDAS / eIDAS 2.0);</w:t>
@@ -437,12 +582,12 @@
       <w:pPr>
         <w:spacing w:line="360" w:lineRule="auto"/>
         <w:ind w:firstLine="709"/>
-        <w:jc w:val="both"/>
       </w:pPr>
       <w:r>
         <w:rPr>
           <w:rFonts w:ascii="Times New Roman" w:hAnsi="Times New Roman" w:eastAsia="Times New Roman"/>
           <w:b/>
+          <w:i w:val="0"/>
           <w:sz w:val="28"/>
         </w:rPr>
         <w:t>Великобритания</w:t>
@@ -451,6 +596,7 @@
         <w:rPr>
           <w:rFonts w:ascii="Times New Roman" w:hAnsi="Times New Roman" w:eastAsia="Times New Roman"/>
           <w:b w:val="0"/>
+          <w:i w:val="0"/>
           <w:sz w:val="28"/>
         </w:rPr>
         <w:t xml:space="preserve"> — доказательственная модель + goal-setting в ОТ;</w:t>
@@ -460,12 +606,12 @@
       <w:pPr>
         <w:spacing w:line="360" w:lineRule="auto"/>
         <w:ind w:firstLine="709"/>
-        <w:jc w:val="both"/>
       </w:pPr>
       <w:r>
         <w:rPr>
           <w:rFonts w:ascii="Times New Roman" w:hAnsi="Times New Roman" w:eastAsia="Times New Roman"/>
           <w:b/>
+          <w:i w:val="0"/>
           <w:sz w:val="28"/>
         </w:rPr>
         <w:t>США</w:t>
@@ -474,6 +620,7 @@
         <w:rPr>
           <w:rFonts w:ascii="Times New Roman" w:hAnsi="Times New Roman" w:eastAsia="Times New Roman"/>
           <w:b w:val="0"/>
+          <w:i w:val="0"/>
           <w:sz w:val="28"/>
         </w:rPr>
         <w:t xml:space="preserve"> — технологическая нейтральность + electronic training records / OSHA;</w:t>
@@ -483,12 +630,12 @@
       <w:pPr>
         <w:spacing w:line="360" w:lineRule="auto"/>
         <w:ind w:firstLine="709"/>
-        <w:jc w:val="both"/>
       </w:pPr>
       <w:r>
         <w:rPr>
           <w:rFonts w:ascii="Times New Roman" w:hAnsi="Times New Roman" w:eastAsia="Times New Roman"/>
           <w:b/>
+          <w:i w:val="0"/>
           <w:sz w:val="28"/>
         </w:rPr>
         <w:t>Сингапур</w:t>
@@ -497,6 +644,7 @@
         <w:rPr>
           <w:rFonts w:ascii="Times New Roman" w:hAnsi="Times New Roman" w:eastAsia="Times New Roman"/>
           <w:b w:val="0"/>
+          <w:i w:val="0"/>
           <w:sz w:val="28"/>
         </w:rPr>
         <w:t xml:space="preserve"> — торговый ЭДО и государственный реестр WSH-обучения;</w:t>
@@ -506,12 +654,12 @@
       <w:pPr>
         <w:spacing w:line="360" w:lineRule="auto"/>
         <w:ind w:firstLine="709"/>
-        <w:jc w:val="both"/>
       </w:pPr>
       <w:r>
         <w:rPr>
           <w:rFonts w:ascii="Times New Roman" w:hAnsi="Times New Roman" w:eastAsia="Times New Roman"/>
           <w:b/>
+          <w:i w:val="0"/>
           <w:sz w:val="28"/>
         </w:rPr>
         <w:t>Китай</w:t>
@@ -520,6 +668,7 @@
         <w:rPr>
           <w:rFonts w:ascii="Times New Roman" w:hAnsi="Times New Roman" w:eastAsia="Times New Roman"/>
           <w:b w:val="0"/>
+          <w:i w:val="0"/>
           <w:sz w:val="28"/>
         </w:rPr>
         <w:t xml:space="preserve"> — «надёжная» ЭП и применение к safety docs;</w:t>
@@ -529,12 +678,12 @@
       <w:pPr>
         <w:spacing w:line="360" w:lineRule="auto"/>
         <w:ind w:firstLine="709"/>
-        <w:jc w:val="both"/>
       </w:pPr>
       <w:r>
         <w:rPr>
           <w:rFonts w:ascii="Times New Roman" w:hAnsi="Times New Roman" w:eastAsia="Times New Roman"/>
           <w:b/>
+          <w:i w:val="0"/>
           <w:sz w:val="28"/>
         </w:rPr>
         <w:t>Казахстан / ЕАЭС</w:t>
@@ -543,6 +692,7 @@
         <w:rPr>
           <w:rFonts w:ascii="Times New Roman" w:hAnsi="Times New Roman" w:eastAsia="Times New Roman"/>
           <w:b w:val="0"/>
+          <w:i w:val="0"/>
           <w:sz w:val="28"/>
         </w:rPr>
         <w:t xml:space="preserve"> — ближайший интеграционный контур и прямая легализация электронного журнала инструктажа.</w:t>
@@ -552,12 +702,12 @@
       <w:pPr>
         <w:spacing w:line="360" w:lineRule="auto"/>
         <w:ind w:firstLine="709"/>
-        <w:jc w:val="both"/>
       </w:pPr>
       <w:r>
         <w:rPr>
           <w:rFonts w:ascii="Times New Roman" w:hAnsi="Times New Roman" w:eastAsia="Times New Roman"/>
           <w:b w:val="0"/>
+          <w:i w:val="0"/>
           <w:sz w:val="28"/>
         </w:rPr>
         <w:t>За рамками детального разбора оставлены узкоотраслевые режимы (таможенный ЭДО, счета-фактуры, электронные коносаменты) — они используются в главе 1 лишь как иллюстрация моделей. Медицинские допуски рассматриваются ограниченно из‑за режима персональных данных.</w:t>
@@ -568,6 +718,13 @@
         <w:pStyle w:val="Heading2"/>
       </w:pPr>
       <w:r>
+        <w:rPr>
+          <w:rFonts w:ascii="Times New Roman" w:hAnsi="Times New Roman" w:eastAsia="Times New Roman"/>
+          <w:b/>
+          <w:i w:val="0"/>
+          <w:color w:val="1F4E79"/>
+          <w:sz w:val="30"/>
+        </w:rPr>
         <w:t>§ 6. Научная новизна, теоретическая и практическая значимость</w:t>
       </w:r>
     </w:p>
@@ -575,12 +732,12 @@
       <w:pPr>
         <w:spacing w:line="360" w:lineRule="auto"/>
         <w:ind w:firstLine="709"/>
-        <w:jc w:val="both"/>
       </w:pPr>
       <w:r>
         <w:rPr>
           <w:rFonts w:ascii="Times New Roman" w:hAnsi="Times New Roman" w:eastAsia="Times New Roman"/>
           <w:b w:val="0"/>
+          <w:i w:val="0"/>
           <w:sz w:val="28"/>
         </w:rPr>
         <w:t>Новизна состоит в связке двух обычно разрозненных вопросов — общего ЭДО и ЭДО в охране труда — в единой сравнительно-правовой конструкции «модель → процесс ОТ → сравнение с РФ». Практическая значимость — в конкретных предложениях по уточнению ч. 3 ст. 22.1 ТК РФ и/или № 2464, стандарту реквизитов электронной записи ОТ и развитию проверки обучения до допуска.</w:t>
@@ -591,6 +748,13 @@
         <w:pStyle w:val="Heading2"/>
       </w:pPr>
       <w:r>
+        <w:rPr>
+          <w:rFonts w:ascii="Times New Roman" w:hAnsi="Times New Roman" w:eastAsia="Times New Roman"/>
+          <w:b/>
+          <w:i w:val="0"/>
+          <w:color w:val="1F4E79"/>
+          <w:sz w:val="30"/>
+        </w:rPr>
         <w:t>§ 7. Структура работы</w:t>
       </w:r>
     </w:p>
@@ -598,12 +762,12 @@
       <w:pPr>
         <w:spacing w:line="360" w:lineRule="auto"/>
         <w:ind w:firstLine="709"/>
-        <w:jc w:val="both"/>
       </w:pPr>
       <w:r>
         <w:rPr>
           <w:rFonts w:ascii="Times New Roman" w:hAnsi="Times New Roman" w:eastAsia="Times New Roman"/>
           <w:b w:val="0"/>
+          <w:i w:val="0"/>
           <w:sz w:val="28"/>
         </w:rPr>
         <w:t>Работа состоит из введения, трёх глав, заключения, списка источников и приложений. Глава 1 даёт общетеоретический раздел о регулировании ЭДО в иностранных государствах. Глава 2 — зарубежный опыт применения ЭДО в охране труда. Глава 3 — сравнение с российской практикой и предложения. Приложения содержат заполненные матрицы A/B/C и страновые карточки.</w:t>
@@ -614,6 +778,13 @@
         <w:pStyle w:val="Heading1"/>
       </w:pPr>
       <w:r>
+        <w:rPr>
+          <w:rFonts w:ascii="Times New Roman" w:hAnsi="Times New Roman" w:eastAsia="Times New Roman"/>
+          <w:b/>
+          <w:i w:val="0"/>
+          <w:color w:val="1F4E79"/>
+          <w:sz w:val="32"/>
+        </w:rPr>
         <w:t>ГЛАВА 1. ОБЩЕТЕОРЕТИЧЕСКИЕ ОСНОВЫ РЕГУЛИРОВАНИЯ ЭДО В ИНОСТРАННЫХ ГОСУДАРСТВАХ</w:t>
       </w:r>
     </w:p>
@@ -622,6 +793,13 @@
         <w:pStyle w:val="Heading2"/>
       </w:pPr>
       <w:r>
+        <w:rPr>
+          <w:rFonts w:ascii="Times New Roman" w:hAnsi="Times New Roman" w:eastAsia="Times New Roman"/>
+          <w:b/>
+          <w:i w:val="0"/>
+          <w:color w:val="1F4E79"/>
+          <w:sz w:val="30"/>
+        </w:rPr>
         <w:t>§ 1.1. Понятие электронного документооборота, электронного документа и электронной записи</w:t>
       </w:r>
     </w:p>
@@ -630,6 +808,13 @@
         <w:pStyle w:val="Heading3"/>
       </w:pPr>
       <w:r>
+        <w:rPr>
+          <w:rFonts w:ascii="Times New Roman" w:hAnsi="Times New Roman" w:eastAsia="Times New Roman"/>
+          <w:b/>
+          <w:i w:val="0"/>
+          <w:color w:val="1F4E79"/>
+          <w:sz w:val="28"/>
+        </w:rPr>
         <w:t>1.1.1. Электронный документ, electronic record и electronic message</w:t>
       </w:r>
     </w:p>
@@ -637,12 +822,12 @@
       <w:pPr>
         <w:spacing w:line="360" w:lineRule="auto"/>
         <w:ind w:firstLine="709"/>
-        <w:jc w:val="both"/>
       </w:pPr>
       <w:r>
         <w:rPr>
           <w:rFonts w:ascii="Times New Roman" w:hAnsi="Times New Roman" w:eastAsia="Times New Roman"/>
           <w:b w:val="0"/>
+          <w:i w:val="0"/>
           <w:sz w:val="28"/>
         </w:rPr>
         <w:t>В российском управленческом языке «ЭДО» часто означает систему обмена формализованными документами через оператора. В зарубежном праве исходная единица обычно другая: *electronic record* (электронная запись), *electronic signature* (электронная подпись), *electronic message* (электронное сообщение), *trust service* (услуга доверия). Закон регулирует не отрасль «операторов ЭДО», а условия, при которых электронная форма не лишает документ юридической силы.</w:t>
@@ -652,12 +837,12 @@
       <w:pPr>
         <w:spacing w:line="360" w:lineRule="auto"/>
         <w:ind w:firstLine="709"/>
-        <w:jc w:val="both"/>
       </w:pPr>
       <w:r>
         <w:rPr>
           <w:rFonts w:ascii="Times New Roman" w:hAnsi="Times New Roman" w:eastAsia="Times New Roman"/>
           <w:b w:val="0"/>
+          <w:i w:val="0"/>
           <w:sz w:val="28"/>
         </w:rPr>
         <w:t>Это terminological расхождение важно методологически. Если искать за рубежом «закон об ЭДО», результат будет бедным. Если искать режим электронной записи и подписи — обнаруживается плотная сеть актов UNCITRAL, eIDAS, ESIGN, ETA и национальных законов об ЭЦП.</w:t>
@@ -668,6 +853,13 @@
         <w:pStyle w:val="Heading3"/>
       </w:pPr>
       <w:r>
+        <w:rPr>
+          <w:rFonts w:ascii="Times New Roman" w:hAnsi="Times New Roman" w:eastAsia="Times New Roman"/>
+          <w:b/>
+          <w:i w:val="0"/>
+          <w:color w:val="1F4E79"/>
+          <w:sz w:val="28"/>
+        </w:rPr>
         <w:t>1.1.2. Почему зарубежное право регулирует «подпись и запись», а не «оператора ЭДО»</w:t>
       </w:r>
     </w:p>
@@ -675,12 +867,12 @@
       <w:pPr>
         <w:spacing w:line="360" w:lineRule="auto"/>
         <w:ind w:firstLine="709"/>
-        <w:jc w:val="both"/>
       </w:pPr>
       <w:r>
         <w:rPr>
           <w:rFonts w:ascii="Times New Roman" w:hAnsi="Times New Roman" w:eastAsia="Times New Roman"/>
           <w:b w:val="0"/>
+          <w:i w:val="0"/>
           <w:sz w:val="28"/>
         </w:rPr>
         <w:t>Оператор обмена — технологический и рыночный институт. Право интересует другое: идентификация подписанта, выражение воли, целостность содержания, возможность впоследствии воспроизвести запись, допустимость в суде. Поэтому eIDAS говорит о простых, усиленных и квалифицированных подписях и о квалифицированных поставщиках услуг доверия; ESIGN — о согласии и сохраняемости; MLEC — о функциональной эквивалентности письму, оригиналу и подписи.</w:t>
@@ -691,6 +883,13 @@
         <w:pStyle w:val="Heading3"/>
       </w:pPr>
       <w:r>
+        <w:rPr>
+          <w:rFonts w:ascii="Times New Roman" w:hAnsi="Times New Roman" w:eastAsia="Times New Roman"/>
+          <w:b/>
+          <w:i w:val="0"/>
+          <w:color w:val="1F4E79"/>
+          <w:sz w:val="28"/>
+        </w:rPr>
         <w:t>1.1.3. Функциональная эквивалентность письменной форме</w:t>
       </w:r>
     </w:p>
@@ -698,12 +897,12 @@
       <w:pPr>
         <w:spacing w:line="360" w:lineRule="auto"/>
         <w:ind w:firstLine="709"/>
-        <w:jc w:val="both"/>
       </w:pPr>
       <w:r>
         <w:rPr>
           <w:rFonts w:ascii="Times New Roman" w:hAnsi="Times New Roman" w:eastAsia="Times New Roman"/>
           <w:b w:val="0"/>
+          <w:i w:val="0"/>
           <w:sz w:val="28"/>
         </w:rPr>
         <w:t>Ключевой принцип современной рамки: требование «письменности» считается выполненным, если электронная запись доступна для последующего использования и позволяет установить содержание. Требование «подписи» выполняется, если метод идентифицирует лицо и указывает на его намерение подписать запись. Именно этот подход позволяет переносить электронную форму в охрану труда без отдельного «закона о журнале»: если запись выполняет функции бумаги, форма может быть электронной — пока специальный акт прямо не требует иного.</w:t>
@@ -714,6 +913,13 @@
         <w:pStyle w:val="Heading2"/>
       </w:pPr>
       <w:r>
+        <w:rPr>
+          <w:rFonts w:ascii="Times New Roman" w:hAnsi="Times New Roman" w:eastAsia="Times New Roman"/>
+          <w:b/>
+          <w:i w:val="0"/>
+          <w:color w:val="1F4E79"/>
+          <w:sz w:val="30"/>
+        </w:rPr>
         <w:t>§ 1.2. Международная унификация правил электронной торговли и подписи (UNCITRAL)</w:t>
       </w:r>
     </w:p>
@@ -722,6 +928,13 @@
         <w:pStyle w:val="Heading3"/>
       </w:pPr>
       <w:r>
+        <w:rPr>
+          <w:rFonts w:ascii="Times New Roman" w:hAnsi="Times New Roman" w:eastAsia="Times New Roman"/>
+          <w:b/>
+          <w:i w:val="0"/>
+          <w:color w:val="1F4E79"/>
+          <w:sz w:val="28"/>
+        </w:rPr>
         <w:t>1.2.1. Типовой закон об электронной торговле (MLEC, 1996)</w:t>
       </w:r>
     </w:p>
@@ -729,12 +942,12 @@
       <w:pPr>
         <w:spacing w:line="360" w:lineRule="auto"/>
         <w:ind w:firstLine="709"/>
-        <w:jc w:val="both"/>
       </w:pPr>
       <w:r>
         <w:rPr>
           <w:rFonts w:ascii="Times New Roman" w:hAnsi="Times New Roman" w:eastAsia="Times New Roman"/>
           <w:b w:val="0"/>
+          <w:i w:val="0"/>
           <w:sz w:val="28"/>
         </w:rPr>
         <w:t>MLEC закрепил три опоры: недискриминацию электронной формы; технологическую нейтральность; функциональную эквивалентность. Государство не должно отвергать сообщение или договор только потому, что они электронные. Закон не предписывает конкретную криптографию. Письмо, оригинал и подпись описываются через функции, а не через бумагу.</w:t>
@@ -745,6 +958,13 @@
         <w:pStyle w:val="Heading3"/>
       </w:pPr>
       <w:r>
+        <w:rPr>
+          <w:rFonts w:ascii="Times New Roman" w:hAnsi="Times New Roman" w:eastAsia="Times New Roman"/>
+          <w:b/>
+          <w:i w:val="0"/>
+          <w:color w:val="1F4E79"/>
+          <w:sz w:val="28"/>
+        </w:rPr>
         <w:t>1.2.2. Типовой закон об электронных подписях (MLES, 2001)</w:t>
       </w:r>
     </w:p>
@@ -752,12 +972,12 @@
       <w:pPr>
         <w:spacing w:line="360" w:lineRule="auto"/>
         <w:ind w:firstLine="709"/>
-        <w:jc w:val="both"/>
       </w:pPr>
       <w:r>
         <w:rPr>
           <w:rFonts w:ascii="Times New Roman" w:hAnsi="Times New Roman" w:eastAsia="Times New Roman"/>
           <w:b w:val="0"/>
+          <w:i w:val="0"/>
           <w:sz w:val="28"/>
         </w:rPr>
         <w:t>MLES уточняет критерии надёжности подписи и роли подписанта, полагающейся стороны и доверенных третьих лиц. Для трансграничности важен принцип существенной эквивалентности: иностранная подпись может признаваться, если обеспечивает сопоставимый уровень надёжности.</w:t>
@@ -768,6 +988,13 @@
         <w:pStyle w:val="Heading3"/>
       </w:pPr>
       <w:r>
+        <w:rPr>
+          <w:rFonts w:ascii="Times New Roman" w:hAnsi="Times New Roman" w:eastAsia="Times New Roman"/>
+          <w:b/>
+          <w:i w:val="0"/>
+          <w:color w:val="1F4E79"/>
+          <w:sz w:val="28"/>
+        </w:rPr>
         <w:t>1.2.3. Конвенция Нью‑Йорк 2005</w:t>
       </w:r>
     </w:p>
@@ -775,12 +1002,12 @@
       <w:pPr>
         <w:spacing w:line="360" w:lineRule="auto"/>
         <w:ind w:firstLine="709"/>
-        <w:jc w:val="both"/>
       </w:pPr>
       <w:r>
         <w:rPr>
           <w:rFonts w:ascii="Times New Roman" w:hAnsi="Times New Roman" w:eastAsia="Times New Roman"/>
           <w:b w:val="0"/>
+          <w:i w:val="0"/>
           <w:sz w:val="28"/>
         </w:rPr>
         <w:t>Конвенция об использовании электронных сообщений в международных договорах унифицирует правила для трансграничных электронных договоров и снимает формальные барьеры «бумажного» договора в международной торговле. Сингапур прямо ориентировал на неё свой Electronic Transactions Act.</w:t>
@@ -791,6 +1018,13 @@
         <w:pStyle w:val="Heading3"/>
       </w:pPr>
       <w:r>
+        <w:rPr>
+          <w:rFonts w:ascii="Times New Roman" w:hAnsi="Times New Roman" w:eastAsia="Times New Roman"/>
+          <w:b/>
+          <w:i w:val="0"/>
+          <w:color w:val="1F4E79"/>
+          <w:sz w:val="28"/>
+        </w:rPr>
         <w:t>1.2.4. MLETR (2017) и статус к 2026 году</w:t>
       </w:r>
     </w:p>
@@ -798,12 +1032,12 @@
       <w:pPr>
         <w:spacing w:line="360" w:lineRule="auto"/>
         <w:ind w:firstLine="709"/>
-        <w:jc w:val="both"/>
       </w:pPr>
       <w:r>
         <w:rPr>
           <w:rFonts w:ascii="Times New Roman" w:hAnsi="Times New Roman" w:eastAsia="Times New Roman"/>
           <w:b w:val="0"/>
+          <w:i w:val="0"/>
           <w:sz w:val="28"/>
         </w:rPr>
         <w:t>Типовой закон об электронных передаваемых записях закрывает пробел товарораспорядительных документов: электронных коносаментов, складских свидетельств и аналогов. К 2026 г. законодательство на базе или под влиянием MLETR принято в ряде юрисдикций, включая Сингапур (2021), Великобританию (ETDA 2023), Францию (2024) и Китай (2025, с развитием положений об электронных документах с 01.09.2026).</w:t>
@@ -813,12 +1047,12 @@
       <w:pPr>
         <w:spacing w:line="360" w:lineRule="auto"/>
         <w:ind w:firstLine="709"/>
-        <w:jc w:val="both"/>
       </w:pPr>
       <w:r>
         <w:rPr>
           <w:rFonts w:ascii="Times New Roman" w:hAnsi="Times New Roman" w:eastAsia="Times New Roman"/>
           <w:b w:val="0"/>
+          <w:i w:val="0"/>
           <w:sz w:val="28"/>
         </w:rPr>
         <w:t>Для охраны труда MLETR важен не как прямой источник, а как показатель зрелости правовой системы: государства, способные легализовать электронный коносамент, обычно уже имеют и общую доктрину электронной записи, на которую опираются и safety records.</w:t>
@@ -829,6 +1063,13 @@
         <w:pStyle w:val="Heading2"/>
       </w:pPr>
       <w:r>
+        <w:rPr>
+          <w:rFonts w:ascii="Times New Roman" w:hAnsi="Times New Roman" w:eastAsia="Times New Roman"/>
+          <w:b/>
+          <w:i w:val="0"/>
+          <w:color w:val="1F4E79"/>
+          <w:sz w:val="30"/>
+        </w:rPr>
         <w:t>§ 1.3. Две базовые модели национального регулирования ЭДО</w:t>
       </w:r>
     </w:p>
@@ -837,6 +1078,13 @@
         <w:pStyle w:val="Heading3"/>
       </w:pPr>
       <w:r>
+        <w:rPr>
+          <w:rFonts w:ascii="Times New Roman" w:hAnsi="Times New Roman" w:eastAsia="Times New Roman"/>
+          <w:b/>
+          <w:i w:val="0"/>
+          <w:color w:val="1F4E79"/>
+          <w:sz w:val="28"/>
+        </w:rPr>
         <w:t>1.3.1. Модель иерархии подписей и квалифицированных услуг доверия (ЕС)</w:t>
       </w:r>
     </w:p>
@@ -844,12 +1092,12 @@
       <w:pPr>
         <w:spacing w:line="360" w:lineRule="auto"/>
         <w:ind w:firstLine="709"/>
-        <w:jc w:val="both"/>
       </w:pPr>
       <w:r>
         <w:rPr>
           <w:rFonts w:ascii="Times New Roman" w:hAnsi="Times New Roman" w:eastAsia="Times New Roman"/>
           <w:b w:val="0"/>
+          <w:i w:val="0"/>
           <w:sz w:val="28"/>
         </w:rPr>
         <w:t>Регламент (EU) № 910/2014 (eIDAS) выстроил пространство доверия: простая (SES), усиленная (AES) и квалифицированная (QES) электронные подписи. QES имеет силу собственноручной подписи и взаимно признаётся во всех государствах‑членах. Рядом — электронные печати, метки времени, заказные электронные доставки, услуги валидации и хранения.</w:t>
@@ -859,12 +1107,12 @@
       <w:pPr>
         <w:spacing w:line="360" w:lineRule="auto"/>
         <w:ind w:firstLine="709"/>
-        <w:jc w:val="both"/>
       </w:pPr>
       <w:r>
         <w:rPr>
           <w:rFonts w:ascii="Times New Roman" w:hAnsi="Times New Roman" w:eastAsia="Times New Roman"/>
           <w:b w:val="0"/>
+          <w:i w:val="0"/>
           <w:sz w:val="28"/>
         </w:rPr>
         <w:t>Регламент (EU) 2024/1183 (eIDAS 2.0) с 20.05.2024 усилил слой цифровой идентичности: государства‑члены должны предоставить EUDI Wallet к концу 2026 г.; отдельные частные relying parties обязаны принимать кошелёк по запросу пользователя не позднее 24.12.2027. Перечень квалифицированных услуг расширен (архивирование, электронные реестры, аттестация атрибутов). Уровни SES/AES/QES сохранены.</w:t>
@@ -874,12 +1122,12 @@
       <w:pPr>
         <w:spacing w:line="360" w:lineRule="auto"/>
         <w:ind w:firstLine="709"/>
-        <w:jc w:val="both"/>
       </w:pPr>
       <w:r>
         <w:rPr>
           <w:rFonts w:ascii="Times New Roman" w:hAnsi="Times New Roman" w:eastAsia="Times New Roman"/>
           <w:b w:val="0"/>
+          <w:i w:val="0"/>
           <w:sz w:val="28"/>
         </w:rPr>
         <w:t>Вывод для сравнения с РФ: российская триада ПЭП / УНЭП / УКЭП функционально близка европейской иерархии. Главное отличие — автоматическое взаимное признание внутри ЕС против точечного признания иностранных подписей в РФ.</w:t>
@@ -890,6 +1138,13 @@
         <w:pStyle w:val="Heading3"/>
       </w:pPr>
       <w:r>
+        <w:rPr>
+          <w:rFonts w:ascii="Times New Roman" w:hAnsi="Times New Roman" w:eastAsia="Times New Roman"/>
+          <w:b/>
+          <w:i w:val="0"/>
+          <w:color w:val="1F4E79"/>
+          <w:sz w:val="28"/>
+        </w:rPr>
         <w:t>1.3.2. Модель технологической нейтральности и согласия сторон (США)</w:t>
       </w:r>
     </w:p>
@@ -897,12 +1152,12 @@
       <w:pPr>
         <w:spacing w:line="360" w:lineRule="auto"/>
         <w:ind w:firstLine="709"/>
-        <w:jc w:val="both"/>
       </w:pPr>
       <w:r>
         <w:rPr>
           <w:rFonts w:ascii="Times New Roman" w:hAnsi="Times New Roman" w:eastAsia="Times New Roman"/>
           <w:b w:val="0"/>
+          <w:i w:val="0"/>
           <w:sz w:val="28"/>
         </w:rPr>
         <w:t>ESIGN Act и UETA исходят из другого тезиса: договор или запись не лишаются силы только потому, что использованы электронная подпись или электронная запись. Закон не требует квалифицированного сертификата. Достаточно электронной звуковой, символьной или процессной привязки, логически связанной с записью и сделанной с намерением подписать.</w:t>
@@ -912,12 +1167,12 @@
       <w:pPr>
         <w:spacing w:line="360" w:lineRule="auto"/>
         <w:ind w:firstLine="709"/>
-        <w:jc w:val="both"/>
       </w:pPr>
       <w:r>
         <w:rPr>
           <w:rFonts w:ascii="Times New Roman" w:hAnsi="Times New Roman" w:eastAsia="Times New Roman"/>
           <w:b w:val="0"/>
+          <w:i w:val="0"/>
           <w:sz w:val="28"/>
         </w:rPr>
         <w:t>Сильный акцент — на согласии (особенно consumer consent) и на возможности впоследствии точно воспроизвести запись. Исключения foreseen для части семейных, завещательных и иных статутных актов. Инфраструктура доверия — рыночная, а не единая государственная система квалифицированных УЦ.</w:t>
@@ -927,12 +1182,12 @@
       <w:pPr>
         <w:spacing w:line="360" w:lineRule="auto"/>
         <w:ind w:firstLine="709"/>
-        <w:jc w:val="both"/>
       </w:pPr>
       <w:r>
         <w:rPr>
           <w:rFonts w:ascii="Times New Roman" w:hAnsi="Times New Roman" w:eastAsia="Times New Roman"/>
           <w:b w:val="0"/>
+          <w:i w:val="0"/>
           <w:sz w:val="28"/>
         </w:rPr>
         <w:t>Вывод: США — наиболее далёкая от РФ философия. Перенос «американской нейтральности» в российский B2G разрушил бы опору на аккредитованные УЦ и защиту слабой стороны.</w:t>
@@ -943,6 +1198,13 @@
         <w:pStyle w:val="Heading3"/>
       </w:pPr>
       <w:r>
+        <w:rPr>
+          <w:rFonts w:ascii="Times New Roman" w:hAnsi="Times New Roman" w:eastAsia="Times New Roman"/>
+          <w:b/>
+          <w:i w:val="0"/>
+          <w:color w:val="1F4E79"/>
+          <w:sz w:val="28"/>
+        </w:rPr>
         <w:t>1.3.3. Гибридные и переходные режимы</w:t>
       </w:r>
     </w:p>
@@ -950,12 +1212,12 @@
       <w:pPr>
         <w:spacing w:line="360" w:lineRule="auto"/>
         <w:ind w:firstLine="709"/>
-        <w:jc w:val="both"/>
       </w:pPr>
       <w:r>
         <w:rPr>
           <w:rFonts w:ascii="Times New Roman" w:hAnsi="Times New Roman" w:eastAsia="Times New Roman"/>
           <w:b/>
+          <w:i w:val="0"/>
           <w:sz w:val="28"/>
         </w:rPr>
         <w:t>Сингапур</w:t>
@@ -964,6 +1226,7 @@
         <w:rPr>
           <w:rFonts w:ascii="Times New Roman" w:hAnsi="Times New Roman" w:eastAsia="Times New Roman"/>
           <w:b w:val="0"/>
+          <w:i w:val="0"/>
           <w:sz w:val="28"/>
         </w:rPr>
         <w:t xml:space="preserve"> сочетает нейтральность ETA с презумпциями *secure electronic signature* и режимом MLETR: это эталон «торгового» ЭДО.</w:t>
@@ -973,12 +1236,12 @@
       <w:pPr>
         <w:spacing w:line="360" w:lineRule="auto"/>
         <w:ind w:firstLine="709"/>
-        <w:jc w:val="both"/>
       </w:pPr>
       <w:r>
         <w:rPr>
           <w:rFonts w:ascii="Times New Roman" w:hAnsi="Times New Roman" w:eastAsia="Times New Roman"/>
           <w:b/>
+          <w:i w:val="0"/>
           <w:sz w:val="28"/>
         </w:rPr>
         <w:t>Китай</w:t>
@@ -987,6 +1250,7 @@
         <w:rPr>
           <w:rFonts w:ascii="Times New Roman" w:hAnsi="Times New Roman" w:eastAsia="Times New Roman"/>
           <w:b w:val="0"/>
+          <w:i w:val="0"/>
           <w:sz w:val="28"/>
         </w:rPr>
         <w:t xml:space="preserve"> использует договорную основу плюс критерии «надёжной» подписи, лицензирование провайдеров сертификации, явный список исключений и с 2025–2026 гг. — отдельный слой электронных транспортных документов.</w:t>
@@ -996,12 +1260,12 @@
       <w:pPr>
         <w:spacing w:line="360" w:lineRule="auto"/>
         <w:ind w:firstLine="709"/>
-        <w:jc w:val="both"/>
       </w:pPr>
       <w:r>
         <w:rPr>
           <w:rFonts w:ascii="Times New Roman" w:hAnsi="Times New Roman" w:eastAsia="Times New Roman"/>
           <w:b/>
+          <w:i w:val="0"/>
           <w:sz w:val="28"/>
         </w:rPr>
         <w:t>Великобритания</w:t>
@@ -1010,6 +1274,7 @@
         <w:rPr>
           <w:rFonts w:ascii="Times New Roman" w:hAnsi="Times New Roman" w:eastAsia="Times New Roman"/>
           <w:b w:val="0"/>
+          <w:i w:val="0"/>
           <w:sz w:val="28"/>
         </w:rPr>
         <w:t xml:space="preserve"> после Brexit сохранила логику SES/AES/QES в UK-праве, но утратила автоматическое взаимное признание с ЕС. Параллельно приняты ETDA 2023 и статутный DVS Trust Framework 1.0 (не ранее 01.09.2026) — более «рыночная» рамка цифровой верификации, нежели обязательный государственный кошелёк.</w:t>
@@ -1020,6 +1285,13 @@
         <w:pStyle w:val="Heading3"/>
       </w:pPr>
       <w:r>
+        <w:rPr>
+          <w:rFonts w:ascii="Times New Roman" w:hAnsi="Times New Roman" w:eastAsia="Times New Roman"/>
+          <w:b/>
+          <w:i w:val="0"/>
+          <w:color w:val="1F4E79"/>
+          <w:sz w:val="28"/>
+        </w:rPr>
         <w:t>1.3.4. PKI-центричная модель и контур ЕАЭС</w:t>
       </w:r>
     </w:p>
@@ -1027,12 +1299,12 @@
       <w:pPr>
         <w:spacing w:line="360" w:lineRule="auto"/>
         <w:ind w:firstLine="709"/>
-        <w:jc w:val="both"/>
       </w:pPr>
       <w:r>
         <w:rPr>
           <w:rFonts w:ascii="Times New Roman" w:hAnsi="Times New Roman" w:eastAsia="Times New Roman"/>
           <w:b w:val="0"/>
+          <w:i w:val="0"/>
           <w:sz w:val="28"/>
         </w:rPr>
         <w:t>Закон Республики Казахстан от 07.01.2003 № 370 закрепляет электронный документ и ЭЦП в логике удостоверяющих центров. Трансграничный мост — доверенная третья сторона (ДТС). Решение Коллегии ЕЭК от 22.08.2023 № 120 устанавливает правила признания ЭП/ЭЦП при взаимодействии хозяйствующих субъектов с органами государств‑членов и ЕЭК с использованием ДТС (в силе с 23.09.2023).</w:t>
@@ -1042,12 +1314,12 @@
       <w:pPr>
         <w:spacing w:line="360" w:lineRule="auto"/>
         <w:ind w:firstLine="709"/>
-        <w:jc w:val="both"/>
       </w:pPr>
       <w:r>
         <w:rPr>
           <w:rFonts w:ascii="Times New Roman" w:hAnsi="Times New Roman" w:eastAsia="Times New Roman"/>
           <w:b w:val="0"/>
+          <w:i w:val="0"/>
           <w:sz w:val="28"/>
         </w:rPr>
         <w:t>Важно ограничение: Решение № 120 закрывает прежде всего B2G, а не весь частный B2B между компаниями разных стран Союза. Для РФ это ближайший интеграционный контур, а не универсальное взаимное признание «как в ЕС».</w:t>
@@ -1058,6 +1330,13 @@
         <w:pStyle w:val="Heading2"/>
       </w:pPr>
       <w:r>
+        <w:rPr>
+          <w:rFonts w:ascii="Times New Roman" w:hAnsi="Times New Roman" w:eastAsia="Times New Roman"/>
+          <w:b/>
+          <w:i w:val="0"/>
+          <w:color w:val="1F4E79"/>
+          <w:sz w:val="30"/>
+        </w:rPr>
         <w:t>§ 1.4. Инфраструктура доверия и цифровая идентичность</w:t>
       </w:r>
     </w:p>
@@ -1066,6 +1345,13 @@
         <w:pStyle w:val="Heading3"/>
       </w:pPr>
       <w:r>
+        <w:rPr>
+          <w:rFonts w:ascii="Times New Roman" w:hAnsi="Times New Roman" w:eastAsia="Times New Roman"/>
+          <w:b/>
+          <w:i w:val="0"/>
+          <w:color w:val="1F4E79"/>
+          <w:sz w:val="28"/>
+        </w:rPr>
         <w:t>1.4.1. Удостоверяющие центры, QTSP и рыночные провайдеры</w:t>
       </w:r>
     </w:p>
@@ -1073,12 +1359,12 @@
       <w:pPr>
         <w:spacing w:line="360" w:lineRule="auto"/>
         <w:ind w:firstLine="709"/>
-        <w:jc w:val="both"/>
       </w:pPr>
       <w:r>
         <w:rPr>
           <w:rFonts w:ascii="Times New Roman" w:hAnsi="Times New Roman" w:eastAsia="Times New Roman"/>
           <w:b w:val="0"/>
+          <w:i w:val="0"/>
           <w:sz w:val="28"/>
         </w:rPr>
         <w:t>В модели ЕС доверие институционализировано через квалификацию и надзор QTSP, публичные trusted lists. В модели США доверие строится договором, репутацией провайдера и отраслевыми требованиями. В ЕАЭС/РК — через УЦ и ДТС. РФ ближе к первой и третьей схемам: аккредитованные УЦ, отраслевые операторы ЭДО, УЦ ФНС.</w:t>
@@ -1089,6 +1375,13 @@
         <w:pStyle w:val="Heading3"/>
       </w:pPr>
       <w:r>
+        <w:rPr>
+          <w:rFonts w:ascii="Times New Roman" w:hAnsi="Times New Roman" w:eastAsia="Times New Roman"/>
+          <w:b/>
+          <w:i w:val="0"/>
+          <w:color w:val="1F4E79"/>
+          <w:sz w:val="28"/>
+        </w:rPr>
         <w:t>1.4.2. Печать, метка времени, зарегистрированная доставка, архивирование</w:t>
       </w:r>
     </w:p>
@@ -1096,12 +1389,12 @@
       <w:pPr>
         <w:spacing w:line="360" w:lineRule="auto"/>
         <w:ind w:firstLine="709"/>
-        <w:jc w:val="both"/>
       </w:pPr>
       <w:r>
         <w:rPr>
           <w:rFonts w:ascii="Times New Roman" w:hAnsi="Times New Roman" w:eastAsia="Times New Roman"/>
           <w:b w:val="0"/>
+          <w:i w:val="0"/>
           <w:sz w:val="28"/>
         </w:rPr>
         <w:t>eIDAS делает видимыми инструменты, которые в российской практике часто «растворены» в договоре с оператором: квалифицированная метка времени, registered electronic delivery, квалифицированное электронное архивирование. Для споров о получении уведомления и о неизменности журнала ОТ эти институты важнее названия вида подписи.</w:t>
@@ -1112,6 +1405,13 @@
         <w:pStyle w:val="Heading3"/>
       </w:pPr>
       <w:r>
+        <w:rPr>
+          <w:rFonts w:ascii="Times New Roman" w:hAnsi="Times New Roman" w:eastAsia="Times New Roman"/>
+          <w:b/>
+          <w:i w:val="0"/>
+          <w:color w:val="1F4E79"/>
+          <w:sz w:val="28"/>
+        </w:rPr>
         <w:t>1.4.3. EUDI Wallet и британский DVS</w:t>
       </w:r>
     </w:p>
@@ -1119,12 +1419,12 @@
       <w:pPr>
         <w:spacing w:line="360" w:lineRule="auto"/>
         <w:ind w:firstLine="709"/>
-        <w:jc w:val="both"/>
       </w:pPr>
       <w:r>
         <w:rPr>
           <w:rFonts w:ascii="Times New Roman" w:hAnsi="Times New Roman" w:eastAsia="Times New Roman"/>
           <w:b w:val="0"/>
+          <w:i w:val="0"/>
           <w:sz w:val="28"/>
         </w:rPr>
         <w:t>Европейский кошелёк идентичности — обязательный инфраструктурный проект государств‑членов. Британский DVS Trust Framework — добровольная сертификация сервисов цифровой верификации. Для РФ полезен не сам «кошелёк», а идея отдельного контура подтверждения личности/атрибутов рядом с УЦ подписи, без немедленного обязательного внедрения.</w:t>
@@ -1135,6 +1435,13 @@
         <w:pStyle w:val="Heading2"/>
       </w:pPr>
       <w:r>
+        <w:rPr>
+          <w:rFonts w:ascii="Times New Roman" w:hAnsi="Times New Roman" w:eastAsia="Times New Roman"/>
+          <w:b/>
+          <w:i w:val="0"/>
+          <w:color w:val="1F4E79"/>
+          <w:sz w:val="30"/>
+        </w:rPr>
         <w:t>§ 1.5. Доказывание юридической силы электронной записи</w:t>
       </w:r>
     </w:p>
@@ -1143,6 +1450,13 @@
         <w:pStyle w:val="Heading3"/>
       </w:pPr>
       <w:r>
+        <w:rPr>
+          <w:rFonts w:ascii="Times New Roman" w:hAnsi="Times New Roman" w:eastAsia="Times New Roman"/>
+          <w:b/>
+          <w:i w:val="0"/>
+          <w:color w:val="1F4E79"/>
+          <w:sz w:val="28"/>
+        </w:rPr>
         <w:t>1.5.1. Согласие и воспроизводимость</w:t>
       </w:r>
     </w:p>
@@ -1150,12 +1464,12 @@
       <w:pPr>
         <w:spacing w:line="360" w:lineRule="auto"/>
         <w:ind w:firstLine="709"/>
-        <w:jc w:val="both"/>
       </w:pPr>
       <w:r>
         <w:rPr>
           <w:rFonts w:ascii="Times New Roman" w:hAnsi="Times New Roman" w:eastAsia="Times New Roman"/>
           <w:b w:val="0"/>
+          <w:i w:val="0"/>
           <w:sz w:val="28"/>
         </w:rPr>
         <w:t>Даже в либеральной модели США согласие на электронную форму и способность впоследствии воспроизвести запись — центральные условия. В кадровом и охранительном контексте это означает: работник должен иметь доступ к своей записи; работодатель — хранить её в неизменном и предъявляемом виде.</w:t>
@@ -1166,6 +1480,13 @@
         <w:pStyle w:val="Heading3"/>
       </w:pPr>
       <w:r>
+        <w:rPr>
+          <w:rFonts w:ascii="Times New Roman" w:hAnsi="Times New Roman" w:eastAsia="Times New Roman"/>
+          <w:b/>
+          <w:i w:val="0"/>
+          <w:color w:val="1F4E79"/>
+          <w:sz w:val="28"/>
+        </w:rPr>
         <w:t>1.5.2. Целостность, audit trail и презумпции</w:t>
       </w:r>
     </w:p>
@@ -1173,12 +1494,12 @@
       <w:pPr>
         <w:spacing w:line="360" w:lineRule="auto"/>
         <w:ind w:firstLine="709"/>
-        <w:jc w:val="both"/>
       </w:pPr>
       <w:r>
         <w:rPr>
           <w:rFonts w:ascii="Times New Roman" w:hAnsi="Times New Roman" w:eastAsia="Times New Roman"/>
           <w:b w:val="0"/>
+          <w:i w:val="0"/>
           <w:sz w:val="28"/>
         </w:rPr>
         <w:t>Квалифицированная подпись (ЕС) и secure signature (Сингапур) создают разные по технике, но сходные по смыслу презумпции аутентичности и целостности. Для охраны труда практический минимум доказательств: кто совершил действие, когда, по какой программе/инструкции, каков результат проверки, неизменен ли лог.</w:t>
@@ -1189,6 +1510,13 @@
         <w:pStyle w:val="Heading3"/>
       </w:pPr>
       <w:r>
+        <w:rPr>
+          <w:rFonts w:ascii="Times New Roman" w:hAnsi="Times New Roman" w:eastAsia="Times New Roman"/>
+          <w:b/>
+          <w:i w:val="0"/>
+          <w:color w:val="1F4E79"/>
+          <w:sz w:val="28"/>
+        </w:rPr>
         <w:t>1.5.3. Исключения электронной формы</w:t>
       </w:r>
     </w:p>
@@ -1196,12 +1524,12 @@
       <w:pPr>
         <w:spacing w:line="360" w:lineRule="auto"/>
         <w:ind w:firstLine="709"/>
-        <w:jc w:val="both"/>
       </w:pPr>
       <w:r>
         <w:rPr>
           <w:rFonts w:ascii="Times New Roman" w:hAnsi="Times New Roman" w:eastAsia="Times New Roman"/>
           <w:b w:val="0"/>
+          <w:i w:val="0"/>
           <w:sz w:val="28"/>
         </w:rPr>
         <w:t>Китай прямо перечисляет семейные, наследственные и некоторые иные акты. США делают то же через ESIGN/UETA. ЕС не запрещает электронную форму журналов ОТ на уровне Союза. РФ использует иной приём: общее разрешение КЭДО плюс точечные исключения в ч. 3 ст. 22.1 ТК РФ, включая инструктажи по ОТ и акты НС.</w:t>
@@ -1212,6 +1540,13 @@
         <w:pStyle w:val="Heading2"/>
       </w:pPr>
       <w:r>
+        <w:rPr>
+          <w:rFonts w:ascii="Times New Roman" w:hAnsi="Times New Roman" w:eastAsia="Times New Roman"/>
+          <w:b/>
+          <w:i w:val="0"/>
+          <w:color w:val="1F4E79"/>
+          <w:sz w:val="30"/>
+        </w:rPr>
         <w:t>§ 1.6. Трансграничное признание электронных подписей и документов</w:t>
       </w:r>
     </w:p>
@@ -1220,6 +1555,13 @@
         <w:pStyle w:val="Heading3"/>
       </w:pPr>
       <w:r>
+        <w:rPr>
+          <w:rFonts w:ascii="Times New Roman" w:hAnsi="Times New Roman" w:eastAsia="Times New Roman"/>
+          <w:b/>
+          <w:i w:val="0"/>
+          <w:color w:val="1F4E79"/>
+          <w:sz w:val="28"/>
+        </w:rPr>
         <w:t>1.6.1. Автоматическое взаимное признание внутри ЕС</w:t>
       </w:r>
     </w:p>
@@ -1227,12 +1569,12 @@
       <w:pPr>
         <w:spacing w:line="360" w:lineRule="auto"/>
         <w:ind w:firstLine="709"/>
-        <w:jc w:val="both"/>
       </w:pPr>
       <w:r>
         <w:rPr>
           <w:rFonts w:ascii="Times New Roman" w:hAnsi="Times New Roman" w:eastAsia="Times New Roman"/>
           <w:b w:val="0"/>
+          <w:i w:val="0"/>
           <w:sz w:val="28"/>
         </w:rPr>
         <w:t>QES одного государства‑члена признаётся во всех остальных. Это самый сильный из существующих режимов трансграничности.</w:t>
@@ -1243,6 +1585,13 @@
         <w:pStyle w:val="Heading3"/>
       </w:pPr>
       <w:r>
+        <w:rPr>
+          <w:rFonts w:ascii="Times New Roman" w:hAnsi="Times New Roman" w:eastAsia="Times New Roman"/>
+          <w:b/>
+          <w:i w:val="0"/>
+          <w:color w:val="1F4E79"/>
+          <w:sz w:val="28"/>
+        </w:rPr>
         <w:t>1.6.2. Эквивалентность, взаимность и договор сторон</w:t>
       </w:r>
     </w:p>
@@ -1250,12 +1599,12 @@
       <w:pPr>
         <w:spacing w:line="360" w:lineRule="auto"/>
         <w:ind w:firstLine="709"/>
-        <w:jc w:val="both"/>
       </w:pPr>
       <w:r>
         <w:rPr>
           <w:rFonts w:ascii="Times New Roman" w:hAnsi="Times New Roman" w:eastAsia="Times New Roman"/>
           <w:b w:val="0"/>
+          <w:i w:val="0"/>
           <w:sz w:val="28"/>
         </w:rPr>
         <w:t>Вне интеграционных союзов признание строится через соглашение сторон, оценку эквивалентности или административное одобрение (китайская модель взаимности).</w:t>
@@ -1266,6 +1615,13 @@
         <w:pStyle w:val="Heading3"/>
       </w:pPr>
       <w:r>
+        <w:rPr>
+          <w:rFonts w:ascii="Times New Roman" w:hAnsi="Times New Roman" w:eastAsia="Times New Roman"/>
+          <w:b/>
+          <w:i w:val="0"/>
+          <w:color w:val="1F4E79"/>
+          <w:sz w:val="28"/>
+        </w:rPr>
         <w:t>1.6.3. ДТС в ЕАЭС</w:t>
       </w:r>
     </w:p>
@@ -1273,12 +1629,12 @@
       <w:pPr>
         <w:spacing w:line="360" w:lineRule="auto"/>
         <w:ind w:firstLine="709"/>
-        <w:jc w:val="both"/>
       </w:pPr>
       <w:r>
         <w:rPr>
           <w:rFonts w:ascii="Times New Roman" w:hAnsi="Times New Roman" w:eastAsia="Times New Roman"/>
           <w:b w:val="0"/>
+          <w:i w:val="0"/>
           <w:sz w:val="28"/>
         </w:rPr>
         <w:t>ДТС «переводит» доверие между национальными PKI. Для работодателя это означает: иностранная ЭЦП сама по себе может быть недостаточна; нужна инфраструктурная проверка. ФЗ от 04.08.2026 № 315‑ФЗ закрывает другой сюжет — УКЭП международных организаций внутри РФ через УЦ ФНС — и не заменяет ДТС для казахстанской или белорусской ЭЦП.</w:t>
@@ -1289,6 +1645,13 @@
         <w:pStyle w:val="Heading2"/>
       </w:pPr>
       <w:r>
+        <w:rPr>
+          <w:rFonts w:ascii="Times New Roman" w:hAnsi="Times New Roman" w:eastAsia="Times New Roman"/>
+          <w:b/>
+          <w:i w:val="0"/>
+          <w:color w:val="1F4E79"/>
+          <w:sz w:val="30"/>
+        </w:rPr>
         <w:t>§ 1.7. Промежуточные выводы главы 1</w:t>
       </w:r>
     </w:p>
@@ -1296,12 +1659,12 @@
       <w:pPr>
         <w:spacing w:line="360" w:lineRule="auto"/>
         <w:ind w:firstLine="709"/>
-        <w:jc w:val="both"/>
       </w:pPr>
       <w:r>
         <w:rPr>
           <w:rFonts w:ascii="Times New Roman" w:hAnsi="Times New Roman" w:eastAsia="Times New Roman"/>
           <w:b w:val="0"/>
+          <w:i w:val="0"/>
           <w:sz w:val="28"/>
         </w:rPr>
         <w:t>1. Мировой стандарт — недискриминация электронной формы.</w:t>
@@ -1311,12 +1674,12 @@
       <w:pPr>
         <w:spacing w:line="360" w:lineRule="auto"/>
         <w:ind w:firstLine="709"/>
-        <w:jc w:val="both"/>
       </w:pPr>
       <w:r>
         <w:rPr>
           <w:rFonts w:ascii="Times New Roman" w:hAnsi="Times New Roman" w:eastAsia="Times New Roman"/>
           <w:b w:val="0"/>
+          <w:i w:val="0"/>
           <w:sz w:val="28"/>
         </w:rPr>
         <w:t>2. Две крупные модели — иерархия подписей/услуги доверия (ЕС; близко РФ и ЕАЭС) и технологическая нейтральность (США; частично Сингапур).</w:t>
@@ -1326,12 +1689,12 @@
       <w:pPr>
         <w:spacing w:line="360" w:lineRule="auto"/>
         <w:ind w:firstLine="709"/>
-        <w:jc w:val="both"/>
       </w:pPr>
       <w:r>
         <w:rPr>
           <w:rFonts w:ascii="Times New Roman" w:hAnsi="Times New Roman" w:eastAsia="Times New Roman"/>
           <w:b w:val="0"/>
+          <w:i w:val="0"/>
           <w:sz w:val="28"/>
         </w:rPr>
         <w:t>3. «ЭДО как отрасль операторов» в иностранных законах обычно не назван; регулируются запись, подпись, идентичность, архив и трансграничность.</w:t>
@@ -1341,12 +1704,12 @@
       <w:pPr>
         <w:spacing w:line="360" w:lineRule="auto"/>
         <w:ind w:firstLine="709"/>
-        <w:jc w:val="both"/>
       </w:pPr>
       <w:r>
         <w:rPr>
           <w:rFonts w:ascii="Times New Roman" w:hAnsi="Times New Roman" w:eastAsia="Times New Roman"/>
           <w:b w:val="0"/>
+          <w:i w:val="0"/>
           <w:sz w:val="28"/>
         </w:rPr>
         <w:t>4. Правило перехода к охране труда: если специальный акт не требует бумажной собственноручной подписи и обеспечены идентификация, целостность и воспроизводимость, электронная фиксация процессов ОТ правомерно выводится из общей рамки ЭДО.</w:t>
@@ -1356,12 +1719,12 @@
       <w:pPr>
         <w:spacing w:line="360" w:lineRule="auto"/>
         <w:ind w:firstLine="709"/>
-        <w:jc w:val="both"/>
       </w:pPr>
       <w:r>
         <w:rPr>
           <w:rFonts w:ascii="Times New Roman" w:hAnsi="Times New Roman" w:eastAsia="Times New Roman"/>
           <w:b w:val="0"/>
+          <w:i w:val="0"/>
           <w:sz w:val="28"/>
         </w:rPr>
         <w:t>5. Именно поэтому глава 2 должна строиться по процессам ОТ, а не по пересказу eIDAS.</w:t>
@@ -1372,6 +1735,13 @@
         <w:pStyle w:val="Heading1"/>
       </w:pPr>
       <w:r>
+        <w:rPr>
+          <w:rFonts w:ascii="Times New Roman" w:hAnsi="Times New Roman" w:eastAsia="Times New Roman"/>
+          <w:b/>
+          <w:i w:val="0"/>
+          <w:color w:val="1F4E79"/>
+          <w:sz w:val="32"/>
+        </w:rPr>
         <w:t>ГЛАВА 2. ЗАРУБЕЖНЫЙ ОПЫТ ПРИМЕНЕНИЯ ЭДО В ОХРАНЕ ТРУДА</w:t>
       </w:r>
     </w:p>
@@ -1380,6 +1750,13 @@
         <w:pStyle w:val="Heading2"/>
       </w:pPr>
       <w:r>
+        <w:rPr>
+          <w:rFonts w:ascii="Times New Roman" w:hAnsi="Times New Roman" w:eastAsia="Times New Roman"/>
+          <w:b/>
+          <w:i w:val="0"/>
+          <w:color w:val="1F4E79"/>
+          <w:sz w:val="30"/>
+        </w:rPr>
         <w:t>§ 2.1. Предмет и границы «ЭДО в охране труда»</w:t>
       </w:r>
     </w:p>
@@ -1388,6 +1765,13 @@
         <w:pStyle w:val="Heading3"/>
       </w:pPr>
       <w:r>
+        <w:rPr>
+          <w:rFonts w:ascii="Times New Roman" w:hAnsi="Times New Roman" w:eastAsia="Times New Roman"/>
+          <w:b/>
+          <w:i w:val="0"/>
+          <w:color w:val="1F4E79"/>
+          <w:sz w:val="28"/>
+        </w:rPr>
         <w:t>2.1.1. Почему специального «закона об ЭДО в ОТ» почти нигде нет</w:t>
       </w:r>
     </w:p>
@@ -1395,12 +1779,12 @@
       <w:pPr>
         <w:spacing w:line="360" w:lineRule="auto"/>
         <w:ind w:firstLine="709"/>
-        <w:jc w:val="both"/>
       </w:pPr>
       <w:r>
         <w:rPr>
           <w:rFonts w:ascii="Times New Roman" w:hAnsi="Times New Roman" w:eastAsia="Times New Roman"/>
           <w:b w:val="0"/>
+          <w:i w:val="0"/>
           <w:sz w:val="28"/>
         </w:rPr>
         <w:t>Охрана труда требует доказать факт информирования, обучения, оценки риска, допуска, расследования. Право отвечает на это через обязанности по существу (обучить, оценить риск, расследовать) и через требования к записи. Формат записи — бумага или электронный файл — вторичен, пока сохраняются идентификация и возможность контроля. Поэтому зарубежные системы редко пишут: «журнал инструктажа может быть электронным». Чаще они молчаливо допускают электронную запись, а регулятор разъясняет приемлемость.</w:t>
@@ -1411,18 +1795,25 @@
         <w:pStyle w:val="Heading3"/>
       </w:pPr>
       <w:r>
+        <w:rPr>
+          <w:rFonts w:ascii="Times New Roman" w:hAnsi="Times New Roman" w:eastAsia="Times New Roman"/>
+          <w:b/>
+          <w:i w:val="0"/>
+          <w:color w:val="1F4E79"/>
+          <w:sz w:val="28"/>
+        </w:rPr>
         <w:t>2.1.2. Перечень процессов, где электронная запись юридически значима</w:t>
       </w:r>
     </w:p>
     <w:p>
       <w:pPr>
         <w:pStyle w:val="ListBullet"/>
-        <w:spacing w:line="360" w:lineRule="auto"/>
       </w:pPr>
       <w:r>
         <w:rPr>
           <w:rFonts w:ascii="Times New Roman" w:hAnsi="Times New Roman" w:eastAsia="Times New Roman"/>
           <w:b w:val="0"/>
+          <w:i w:val="0"/>
           <w:sz w:val="28"/>
         </w:rPr>
         <w:t>инструктажи и обучение (журналы, протоколы, сертификаты, проверка знания);</w:t>
@@ -1431,12 +1822,12 @@
     <w:p>
       <w:pPr>
         <w:pStyle w:val="ListBullet"/>
-        <w:spacing w:line="360" w:lineRule="auto"/>
       </w:pPr>
       <w:r>
         <w:rPr>
           <w:rFonts w:ascii="Times New Roman" w:hAnsi="Times New Roman" w:eastAsia="Times New Roman"/>
           <w:b w:val="0"/>
+          <w:i w:val="0"/>
           <w:sz w:val="28"/>
         </w:rPr>
         <w:t>оценка профессиональных рисков (risk assessment);</w:t>
@@ -1445,12 +1836,12 @@
     <w:p>
       <w:pPr>
         <w:pStyle w:val="ListBullet"/>
-        <w:spacing w:line="360" w:lineRule="auto"/>
       </w:pPr>
       <w:r>
         <w:rPr>
           <w:rFonts w:ascii="Times New Roman" w:hAnsi="Times New Roman" w:eastAsia="Times New Roman"/>
           <w:b w:val="0"/>
+          <w:i w:val="0"/>
           <w:sz w:val="28"/>
         </w:rPr>
         <w:t>наряд-допуск / permit-to-work;</w:t>
@@ -1459,12 +1850,12 @@
     <w:p>
       <w:pPr>
         <w:pStyle w:val="ListBullet"/>
-        <w:spacing w:line="360" w:lineRule="auto"/>
       </w:pPr>
       <w:r>
         <w:rPr>
           <w:rFonts w:ascii="Times New Roman" w:hAnsi="Times New Roman" w:eastAsia="Times New Roman"/>
           <w:b w:val="0"/>
+          <w:i w:val="0"/>
           <w:sz w:val="28"/>
         </w:rPr>
         <w:t>ознакомление с локальными нормативными актами по ОТ;</w:t>
@@ -1473,12 +1864,12 @@
     <w:p>
       <w:pPr>
         <w:pStyle w:val="ListBullet"/>
-        <w:spacing w:line="360" w:lineRule="auto"/>
       </w:pPr>
       <w:r>
         <w:rPr>
           <w:rFonts w:ascii="Times New Roman" w:hAnsi="Times New Roman" w:eastAsia="Times New Roman"/>
           <w:b w:val="0"/>
+          <w:i w:val="0"/>
           <w:sz w:val="28"/>
         </w:rPr>
         <w:t>учёт травматизма и отчётность регулятору;</w:t>
@@ -1487,12 +1878,12 @@
     <w:p>
       <w:pPr>
         <w:pStyle w:val="ListBullet"/>
-        <w:spacing w:line="360" w:lineRule="auto"/>
       </w:pPr>
       <w:r>
         <w:rPr>
           <w:rFonts w:ascii="Times New Roman" w:hAnsi="Times New Roman" w:eastAsia="Times New Roman"/>
           <w:b w:val="0"/>
+          <w:i w:val="0"/>
           <w:sz w:val="28"/>
         </w:rPr>
         <w:t>взаимодействие с инспекцией (предъявление записей по запросу).</w:t>
@@ -1503,6 +1894,13 @@
         <w:pStyle w:val="Heading3"/>
       </w:pPr>
       <w:r>
+        <w:rPr>
+          <w:rFonts w:ascii="Times New Roman" w:hAnsi="Times New Roman" w:eastAsia="Times New Roman"/>
+          <w:b/>
+          <w:i w:val="0"/>
+          <w:color w:val="1F4E79"/>
+          <w:sz w:val="28"/>
+        </w:rPr>
         <w:t>2.1.3. Соотношение общего ЭДО, трудового права и правил OSH/WSH</w:t>
       </w:r>
     </w:p>
@@ -1510,12 +1908,12 @@
       <w:pPr>
         <w:spacing w:line="360" w:lineRule="auto"/>
         <w:ind w:firstLine="709"/>
-        <w:jc w:val="both"/>
       </w:pPr>
       <w:r>
         <w:rPr>
           <w:rFonts w:ascii="Times New Roman" w:hAnsi="Times New Roman" w:eastAsia="Times New Roman"/>
           <w:b w:val="0"/>
+          <w:i w:val="0"/>
           <w:sz w:val="28"/>
         </w:rPr>
         <w:t>Схема всегда трёхслойная: (1) общий закон об ЭП/электронных записях даёт силу форме; (2) закон об ОТ/занятости задаёт обязанность по содержанию; (3) гайды инспекции объясняют, какая запись считается достаточной. Ошибка анализа — искать только слой (3) или только слой (1).</w:t>
@@ -1526,6 +1924,13 @@
         <w:pStyle w:val="Heading2"/>
       </w:pPr>
       <w:r>
+        <w:rPr>
+          <w:rFonts w:ascii="Times New Roman" w:hAnsi="Times New Roman" w:eastAsia="Times New Roman"/>
+          <w:b/>
+          <w:i w:val="0"/>
+          <w:color w:val="1F4E79"/>
+          <w:sz w:val="30"/>
+        </w:rPr>
         <w:t>§ 2.2. Инструктажи и обучение по охране труда в электронной форме</w:t>
       </w:r>
     </w:p>
@@ -1534,6 +1939,13 @@
         <w:pStyle w:val="Heading3"/>
       </w:pPr>
       <w:r>
+        <w:rPr>
+          <w:rFonts w:ascii="Times New Roman" w:hAnsi="Times New Roman" w:eastAsia="Times New Roman"/>
+          <w:b/>
+          <w:i w:val="0"/>
+          <w:color w:val="1F4E79"/>
+          <w:sz w:val="28"/>
+        </w:rPr>
         <w:t>2.2.1. Европейский союз</w:t>
       </w:r>
     </w:p>
@@ -1541,12 +1953,12 @@
       <w:pPr>
         <w:spacing w:line="360" w:lineRule="auto"/>
         <w:ind w:firstLine="709"/>
-        <w:jc w:val="both"/>
       </w:pPr>
       <w:r>
         <w:rPr>
           <w:rFonts w:ascii="Times New Roman" w:hAnsi="Times New Roman" w:eastAsia="Times New Roman"/>
           <w:b w:val="0"/>
+          <w:i w:val="0"/>
           <w:sz w:val="28"/>
         </w:rPr>
         <w:t>Рамочная Директива 89/391/EEC обязывает работодателя оценивать риски, информировать и обучать работников, вести документацию по мерам профилактики. Общесоюзной «бумажной формы журнала инструктажа» нет. Юридическая сила электронных подписей определяется eIDAS. На практике государства‑члены допускают цифровые OSH-системы (электронные risk assessment, LMS, электронные журналы ознакомления), если обеспечены идентификация, целостность и доступность для контроля. EU‑OSHA продвигает цифровые инструменты оценки рисков (OiRA): акцент на содержании и участии работников, а не на рукописной росписи.</w:t>
@@ -1557,6 +1969,13 @@
         <w:pStyle w:val="Heading3"/>
       </w:pPr>
       <w:r>
+        <w:rPr>
+          <w:rFonts w:ascii="Times New Roman" w:hAnsi="Times New Roman" w:eastAsia="Times New Roman"/>
+          <w:b/>
+          <w:i w:val="0"/>
+          <w:color w:val="1F4E79"/>
+          <w:sz w:val="28"/>
+        </w:rPr>
         <w:t>2.2.2. США: позиция OSHA по electronic training records</w:t>
       </w:r>
     </w:p>
@@ -1564,12 +1983,12 @@
       <w:pPr>
         <w:spacing w:line="360" w:lineRule="auto"/>
         <w:ind w:firstLine="709"/>
-        <w:jc w:val="both"/>
       </w:pPr>
       <w:r>
         <w:rPr>
           <w:rFonts w:ascii="Times New Roman" w:hAnsi="Times New Roman" w:eastAsia="Times New Roman"/>
           <w:b w:val="0"/>
+          <w:i w:val="0"/>
           <w:sz w:val="28"/>
         </w:rPr>
         <w:t>OSHA в разъяснениях 1997 и 2000 гг. прямо допустила электронный учёт обязательного safety training и использование electronic signature pad. Во многих стандартах ключевым доказательством является certification record работодателя/тренера, а не обязательная роспись каждого работника в «журнале» российского типа. Запись должна сохранять целостность и быть доступна на инспекции без задержки.</w:t>
@@ -1579,12 +1998,12 @@
       <w:pPr>
         <w:spacing w:line="360" w:lineRule="auto"/>
         <w:ind w:firstLine="709"/>
-        <w:jc w:val="both"/>
       </w:pPr>
       <w:r>
         <w:rPr>
           <w:rFonts w:ascii="Times New Roman" w:hAnsi="Times New Roman" w:eastAsia="Times New Roman"/>
           <w:b w:val="0"/>
+          <w:i w:val="0"/>
           <w:sz w:val="28"/>
         </w:rPr>
         <w:t>Это не означает отказ от обучения по существу. Это означает иной центр тяжести доказывания: сертификация факта обучения и сохранность данных важнее «мокрой» подписи в графе журнала.</w:t>
@@ -1595,6 +2014,13 @@
         <w:pStyle w:val="Heading3"/>
       </w:pPr>
       <w:r>
+        <w:rPr>
+          <w:rFonts w:ascii="Times New Roman" w:hAnsi="Times New Roman" w:eastAsia="Times New Roman"/>
+          <w:b/>
+          <w:i w:val="0"/>
+          <w:color w:val="1F4E79"/>
+          <w:sz w:val="28"/>
+        </w:rPr>
         <w:t>2.2.3. Сингапур: Training Records System</w:t>
       </w:r>
     </w:p>
@@ -1602,12 +2028,12 @@
       <w:pPr>
         <w:spacing w:line="360" w:lineRule="auto"/>
         <w:ind w:firstLine="709"/>
-        <w:jc w:val="both"/>
       </w:pPr>
       <w:r>
         <w:rPr>
           <w:rFonts w:ascii="Times New Roman" w:hAnsi="Times New Roman" w:eastAsia="Times New Roman"/>
           <w:b w:val="0"/>
+          <w:i w:val="0"/>
           <w:sz w:val="28"/>
         </w:rPr>
         <w:t>В системе Workplace Safety and Health ключевой цифровой контур — Training Records System (TRS). Провайдеры загружают записи MOM‑recognised WSH training; работодатели через Corppass проверяют подлинность обучения работников онлайн, включая migrant workers. Это государственный/регуляторный реестр, а не только внутренний журнал работодателя. Для high‑risk секторов (строительство, shipyard, metalworking) проверка обучения становится условием допуска.</w:t>
@@ -1618,6 +2044,13 @@
         <w:pStyle w:val="Heading3"/>
       </w:pPr>
       <w:r>
+        <w:rPr>
+          <w:rFonts w:ascii="Times New Roman" w:hAnsi="Times New Roman" w:eastAsia="Times New Roman"/>
+          <w:b/>
+          <w:i w:val="0"/>
+          <w:color w:val="1F4E79"/>
+          <w:sz w:val="28"/>
+        </w:rPr>
         <w:t>2.2.4. Казахстан: прямая спецнорма об электронном журнале</w:t>
       </w:r>
     </w:p>
@@ -1625,12 +2058,12 @@
       <w:pPr>
         <w:spacing w:line="360" w:lineRule="auto"/>
         <w:ind w:firstLine="709"/>
-        <w:jc w:val="both"/>
       </w:pPr>
       <w:r>
         <w:rPr>
           <w:rFonts w:ascii="Times New Roman" w:hAnsi="Times New Roman" w:eastAsia="Times New Roman"/>
           <w:b w:val="0"/>
+          <w:i w:val="0"/>
           <w:sz w:val="28"/>
         </w:rPr>
         <w:t>Правила обучения, инструктирования и проверки знаний по безопасности и охране труда (приказ МЗСР РК № 1019 с изменениями) прямо допускают электронную форму. Журнал регистрации инструктажа на рабочем месте может вестись на бумаге или в электронном виде с учётом законодательства об электронном документе и ЭЦП; при электронном ведении сведения удостоверяются ЭЦП. Протокол проверки знаний также может быть электронным документом с ЭЦП членов комиссии.</w:t>
@@ -1640,12 +2073,12 @@
       <w:pPr>
         <w:spacing w:line="360" w:lineRule="auto"/>
         <w:ind w:firstLine="709"/>
-        <w:jc w:val="both"/>
       </w:pPr>
       <w:r>
         <w:rPr>
           <w:rFonts w:ascii="Times New Roman" w:hAnsi="Times New Roman" w:eastAsia="Times New Roman"/>
           <w:b w:val="0"/>
+          <w:i w:val="0"/>
           <w:sz w:val="28"/>
         </w:rPr>
         <w:t>Это ближайший к РФ постсоветский пример, где электронный журнал инструктажа легализован явно, а не выведен толкованием общего закона.</w:t>
@@ -1656,6 +2089,13 @@
         <w:pStyle w:val="Heading3"/>
       </w:pPr>
       <w:r>
+        <w:rPr>
+          <w:rFonts w:ascii="Times New Roman" w:hAnsi="Times New Roman" w:eastAsia="Times New Roman"/>
+          <w:b/>
+          <w:i w:val="0"/>
+          <w:color w:val="1F4E79"/>
+          <w:sz w:val="28"/>
+        </w:rPr>
         <w:t>2.2.5. Китай и Великобритания</w:t>
       </w:r>
     </w:p>
@@ -1663,12 +2103,12 @@
       <w:pPr>
         <w:spacing w:line="360" w:lineRule="auto"/>
         <w:ind w:firstLine="709"/>
-        <w:jc w:val="both"/>
       </w:pPr>
       <w:r>
         <w:rPr>
           <w:rFonts w:ascii="Times New Roman" w:hAnsi="Times New Roman" w:eastAsia="Times New Roman"/>
           <w:b w:val="0"/>
+          <w:i w:val="0"/>
           <w:sz w:val="28"/>
         </w:rPr>
         <w:t>В КНР Work Safety Law требует обучения и документации по безопасности; сила электронных записей опирается на Закон об электронной подписи («надёжная» ЭП ≈ собственноручная/печать). Крупные предприятия используют electronic safety training и electronic work permits.</w:t>
@@ -1678,12 +2118,12 @@
       <w:pPr>
         <w:spacing w:line="360" w:lineRule="auto"/>
         <w:ind w:firstLine="709"/>
-        <w:jc w:val="both"/>
       </w:pPr>
       <w:r>
         <w:rPr>
           <w:rFonts w:ascii="Times New Roman" w:hAnsi="Times New Roman" w:eastAsia="Times New Roman"/>
           <w:b w:val="0"/>
+          <w:i w:val="0"/>
           <w:sz w:val="28"/>
         </w:rPr>
         <w:t>В Великобритании HSE придерживается goal‑setting: важны suitable and sufficient risk assessment, информирование и компетентность, а не единый федеральный бумажный журнал. Электронные РА, LMS и e‑sign ознакомления — обычная практика; сила ЭП — через UK eIDAS / ECA 2000.</w:t>
@@ -1694,6 +2134,13 @@
         <w:pStyle w:val="Heading2"/>
       </w:pPr>
       <w:r>
+        <w:rPr>
+          <w:rFonts w:ascii="Times New Roman" w:hAnsi="Times New Roman" w:eastAsia="Times New Roman"/>
+          <w:b/>
+          <w:i w:val="0"/>
+          <w:color w:val="1F4E79"/>
+          <w:sz w:val="30"/>
+        </w:rPr>
         <w:t>§ 2.3. Оценка профессиональных рисков и электронные наряды-допуски</w:t>
       </w:r>
     </w:p>
@@ -1702,6 +2149,13 @@
         <w:pStyle w:val="Heading3"/>
       </w:pPr>
       <w:r>
+        <w:rPr>
+          <w:rFonts w:ascii="Times New Roman" w:hAnsi="Times New Roman" w:eastAsia="Times New Roman"/>
+          <w:b/>
+          <w:i w:val="0"/>
+          <w:color w:val="1F4E79"/>
+          <w:sz w:val="28"/>
+        </w:rPr>
         <w:t>2.3.1. Risk assessment как ядро документации</w:t>
       </w:r>
     </w:p>
@@ -1709,12 +2163,12 @@
       <w:pPr>
         <w:spacing w:line="360" w:lineRule="auto"/>
         <w:ind w:firstLine="709"/>
-        <w:jc w:val="both"/>
       </w:pPr>
       <w:r>
         <w:rPr>
           <w:rFonts w:ascii="Times New Roman" w:hAnsi="Times New Roman" w:eastAsia="Times New Roman"/>
           <w:b w:val="0"/>
+          <w:i w:val="0"/>
           <w:sz w:val="28"/>
         </w:rPr>
         <w:t>В ЕС и UK оценка рисков — центральный документ системы ОТ. Management of Health and Safety at Work Regulations 1999 (reg. 3) требует suitable and sufficient assessment; при 5 и более работниках — запись существенных результатов. Формат записи закон жёстко не фетишизирует.</w:t>
@@ -1725,6 +2179,13 @@
         <w:pStyle w:val="Heading3"/>
       </w:pPr>
       <w:r>
+        <w:rPr>
+          <w:rFonts w:ascii="Times New Roman" w:hAnsi="Times New Roman" w:eastAsia="Times New Roman"/>
+          <w:b/>
+          <w:i w:val="0"/>
+          <w:color w:val="1F4E79"/>
+          <w:sz w:val="28"/>
+        </w:rPr>
         <w:t>2.3.2. Electronic permit-to-work</w:t>
       </w:r>
     </w:p>
@@ -1732,12 +2193,12 @@
       <w:pPr>
         <w:spacing w:line="360" w:lineRule="auto"/>
         <w:ind w:firstLine="709"/>
-        <w:jc w:val="both"/>
       </w:pPr>
       <w:r>
         <w:rPr>
           <w:rFonts w:ascii="Times New Roman" w:hAnsi="Times New Roman" w:eastAsia="Times New Roman"/>
           <w:b w:val="0"/>
+          <w:i w:val="0"/>
           <w:sz w:val="28"/>
         </w:rPr>
         <w:t>Индустриальная практика UK и ряда транснациональных компаний использует электронные наряды-допуски с маршрутизацией согласований, ЭП ответственных лиц и блокировкой допуска при отсутствии действующего обучения/медосмотра. Юридически это опирается на общую обязанность обеспечивать безопасную систему работы, а не на специальный «закон об e‑PTW».</w:t>
@@ -1748,6 +2209,13 @@
         <w:pStyle w:val="Heading3"/>
       </w:pPr>
       <w:r>
+        <w:rPr>
+          <w:rFonts w:ascii="Times New Roman" w:hAnsi="Times New Roman" w:eastAsia="Times New Roman"/>
+          <w:b/>
+          <w:i w:val="0"/>
+          <w:color w:val="1F4E79"/>
+          <w:sz w:val="28"/>
+        </w:rPr>
         <w:t>2.3.3. Цифровые шаблоны ОПР</w:t>
       </w:r>
     </w:p>
@@ -1755,12 +2223,12 @@
       <w:pPr>
         <w:spacing w:line="360" w:lineRule="auto"/>
         <w:ind w:firstLine="709"/>
-        <w:jc w:val="both"/>
       </w:pPr>
       <w:r>
         <w:rPr>
           <w:rFonts w:ascii="Times New Roman" w:hAnsi="Times New Roman" w:eastAsia="Times New Roman"/>
           <w:b w:val="0"/>
+          <w:i w:val="0"/>
           <w:sz w:val="28"/>
         </w:rPr>
         <w:t>Инструменты типа OiRA показывают, что государство может поддерживать качество оценки рисков через цифровые шаблоны, не сводя контроль к проверке наличия рукописной подписи.</w:t>
@@ -1771,6 +2239,13 @@
         <w:pStyle w:val="Heading2"/>
       </w:pPr>
       <w:r>
+        <w:rPr>
+          <w:rFonts w:ascii="Times New Roman" w:hAnsi="Times New Roman" w:eastAsia="Times New Roman"/>
+          <w:b/>
+          <w:i w:val="0"/>
+          <w:color w:val="1F4E79"/>
+          <w:sz w:val="30"/>
+        </w:rPr>
         <w:t>§ 2.4. Ознакомление работника с локальными актами и требованиями по ОТ</w:t>
       </w:r>
     </w:p>
@@ -1779,6 +2254,13 @@
         <w:pStyle w:val="Heading3"/>
       </w:pPr>
       <w:r>
+        <w:rPr>
+          <w:rFonts w:ascii="Times New Roman" w:hAnsi="Times New Roman" w:eastAsia="Times New Roman"/>
+          <w:b/>
+          <w:i w:val="0"/>
+          <w:color w:val="1F4E79"/>
+          <w:sz w:val="28"/>
+        </w:rPr>
         <w:t>2.4.1. Electronic acknowledgement vs собственноручная подпись</w:t>
       </w:r>
     </w:p>
@@ -1786,12 +2268,12 @@
       <w:pPr>
         <w:spacing w:line="360" w:lineRule="auto"/>
         <w:ind w:firstLine="709"/>
-        <w:jc w:val="both"/>
       </w:pPr>
       <w:r>
         <w:rPr>
           <w:rFonts w:ascii="Times New Roman" w:hAnsi="Times New Roman" w:eastAsia="Times New Roman"/>
           <w:b w:val="0"/>
+          <w:i w:val="0"/>
           <w:sz w:val="28"/>
         </w:rPr>
         <w:t>Электронное подтверждение ознакомления допустимо там, где закон не требует бумажной формы и где идентификация работника надёжна. В системах с eIDAS/ESIGN/ETA это обычно общий режим.</w:t>
@@ -1802,6 +2284,13 @@
         <w:pStyle w:val="Heading3"/>
       </w:pPr>
       <w:r>
+        <w:rPr>
+          <w:rFonts w:ascii="Times New Roman" w:hAnsi="Times New Roman" w:eastAsia="Times New Roman"/>
+          <w:b/>
+          <w:i w:val="0"/>
+          <w:color w:val="1F4E79"/>
+          <w:sz w:val="28"/>
+        </w:rPr>
         <w:t>2.4.2. Риск «клика вместо ознакомления»</w:t>
       </w:r>
     </w:p>
@@ -1809,12 +2298,12 @@
       <w:pPr>
         <w:spacing w:line="360" w:lineRule="auto"/>
         <w:ind w:firstLine="709"/>
-        <w:jc w:val="both"/>
       </w:pPr>
       <w:r>
         <w:rPr>
           <w:rFonts w:ascii="Times New Roman" w:hAnsi="Times New Roman" w:eastAsia="Times New Roman"/>
           <w:b w:val="0"/>
+          <w:i w:val="0"/>
           <w:sz w:val="28"/>
         </w:rPr>
         <w:t>Главный практический риск цифровизации — фиктивное ознакомление. Зарубежные зрелые системы отвечают не запретом электроники, а требованиями к идентификации, времени действия, содержанию инструкции и, при необходимости, проверке усвоения. Электронная форма должна усиливать доказываемость, а не упрощать формальность до клика.</w:t>
@@ -1825,6 +2314,13 @@
         <w:pStyle w:val="Heading2"/>
       </w:pPr>
       <w:r>
+        <w:rPr>
+          <w:rFonts w:ascii="Times New Roman" w:hAnsi="Times New Roman" w:eastAsia="Times New Roman"/>
+          <w:b/>
+          <w:i w:val="0"/>
+          <w:color w:val="1F4E79"/>
+          <w:sz w:val="30"/>
+        </w:rPr>
         <w:t>§ 2.5. Учёт травматизма, расследование НС и отчётность регулятору</w:t>
       </w:r>
     </w:p>
@@ -1833,6 +2329,13 @@
         <w:pStyle w:val="Heading3"/>
       </w:pPr>
       <w:r>
+        <w:rPr>
+          <w:rFonts w:ascii="Times New Roman" w:hAnsi="Times New Roman" w:eastAsia="Times New Roman"/>
+          <w:b/>
+          <w:i w:val="0"/>
+          <w:color w:val="1F4E79"/>
+          <w:sz w:val="28"/>
+        </w:rPr>
         <w:t>2.5.1. США: 29 CFR Part 1904 и Injury Tracking Application</w:t>
       </w:r>
     </w:p>
@@ -1840,12 +2343,12 @@
       <w:pPr>
         <w:spacing w:line="360" w:lineRule="auto"/>
         <w:ind w:firstLine="709"/>
-        <w:jc w:val="both"/>
       </w:pPr>
       <w:r>
         <w:rPr>
           <w:rFonts w:ascii="Times New Roman" w:hAnsi="Times New Roman" w:eastAsia="Times New Roman"/>
           <w:b w:val="0"/>
+          <w:i w:val="0"/>
           <w:sz w:val="28"/>
         </w:rPr>
         <w:t>OSHA требует вести учёт травм и заболеваний; многие работодатели ежегодно подают данные Forms 300/300A/301 через Injury Tracking Application. Электронная подпись допустима для сертификации Form 300‑A, но Annual Summary всё равно должен быть распечатан и вывешен на рабочем месте в установленные сроки. Это пример гибрида: digital reporting + физический posting.</w:t>
@@ -1856,6 +2359,13 @@
         <w:pStyle w:val="Heading3"/>
       </w:pPr>
       <w:r>
+        <w:rPr>
+          <w:rFonts w:ascii="Times New Roman" w:hAnsi="Times New Roman" w:eastAsia="Times New Roman"/>
+          <w:b/>
+          <w:i w:val="0"/>
+          <w:color w:val="1F4E79"/>
+          <w:sz w:val="28"/>
+        </w:rPr>
         <w:t>2.5.2. Великобритания: RIDDOR</w:t>
       </w:r>
     </w:p>
@@ -1863,12 +2373,12 @@
       <w:pPr>
         <w:spacing w:line="360" w:lineRule="auto"/>
         <w:ind w:firstLine="709"/>
-        <w:jc w:val="both"/>
       </w:pPr>
       <w:r>
         <w:rPr>
           <w:rFonts w:ascii="Times New Roman" w:hAnsi="Times New Roman" w:eastAsia="Times New Roman"/>
           <w:b w:val="0"/>
+          <w:i w:val="0"/>
           <w:sz w:val="28"/>
         </w:rPr>
         <w:t>Обязательные сообщения о некоторых травмах и опасных происшествиях подаются в электронном контуре HSE. Снова акцент на своевременности и полноте сведения, а не на бумажном бланке как самоцели.</w:t>
@@ -1879,6 +2389,13 @@
         <w:pStyle w:val="Heading3"/>
       </w:pPr>
       <w:r>
+        <w:rPr>
+          <w:rFonts w:ascii="Times New Roman" w:hAnsi="Times New Roman" w:eastAsia="Times New Roman"/>
+          <w:b/>
+          <w:i w:val="0"/>
+          <w:color w:val="1F4E79"/>
+          <w:sz w:val="28"/>
+        </w:rPr>
         <w:t>2.5.3. Электронный учёт ≠ отмена расследования</w:t>
       </w:r>
     </w:p>
@@ -1886,12 +2403,12 @@
       <w:pPr>
         <w:spacing w:line="360" w:lineRule="auto"/>
         <w:ind w:firstLine="709"/>
-        <w:jc w:val="both"/>
       </w:pPr>
       <w:r>
         <w:rPr>
           <w:rFonts w:ascii="Times New Roman" w:hAnsi="Times New Roman" w:eastAsia="Times New Roman"/>
           <w:b w:val="0"/>
+          <w:i w:val="0"/>
           <w:sz w:val="28"/>
         </w:rPr>
         <w:t>Критическое различение для любой правовой системы: машиночитаемая отчётность и журнал учёта не заменяют полноценного расследования несчастного случая. Цифровизация может обслуживать аналитику и профилактику, но процессуальный статус акта расследования требует отдельных гарантий.</w:t>
@@ -1902,6 +2419,13 @@
         <w:pStyle w:val="Heading2"/>
       </w:pPr>
       <w:r>
+        <w:rPr>
+          <w:rFonts w:ascii="Times New Roman" w:hAnsi="Times New Roman" w:eastAsia="Times New Roman"/>
+          <w:b/>
+          <w:i w:val="0"/>
+          <w:color w:val="1F4E79"/>
+          <w:sz w:val="30"/>
+        </w:rPr>
         <w:t>§ 2.6. Доказывание перед инспекцией и судом</w:t>
       </w:r>
     </w:p>
@@ -1910,6 +2434,13 @@
         <w:pStyle w:val="Heading3"/>
       </w:pPr>
       <w:r>
+        <w:rPr>
+          <w:rFonts w:ascii="Times New Roman" w:hAnsi="Times New Roman" w:eastAsia="Times New Roman"/>
+          <w:b/>
+          <w:i w:val="0"/>
+          <w:color w:val="1F4E79"/>
+          <w:sz w:val="28"/>
+        </w:rPr>
         <w:t>2.6.1. Sufficient / reliable electronic record</w:t>
       </w:r>
     </w:p>
@@ -1917,12 +2448,12 @@
       <w:pPr>
         <w:spacing w:line="360" w:lineRule="auto"/>
         <w:ind w:firstLine="709"/>
-        <w:jc w:val="both"/>
       </w:pPr>
       <w:r>
         <w:rPr>
           <w:rFonts w:ascii="Times New Roman" w:hAnsi="Times New Roman" w:eastAsia="Times New Roman"/>
           <w:b w:val="0"/>
+          <w:i w:val="0"/>
           <w:sz w:val="28"/>
         </w:rPr>
         <w:t>Сводный зарубежный стандарт достаточной электронной записи ОТ включает: идентификатор работника и инструктирующего/ответственного; дату и время; вид мероприятия и программу/инструкцию; результат проверки знания (если применимо); неизменяемость или защищённый audit trail; возможность предъявить запись инспектору без задержки.</w:t>
@@ -1933,6 +2464,13 @@
         <w:pStyle w:val="Heading3"/>
       </w:pPr>
       <w:r>
+        <w:rPr>
+          <w:rFonts w:ascii="Times New Roman" w:hAnsi="Times New Roman" w:eastAsia="Times New Roman"/>
+          <w:b/>
+          <w:i w:val="0"/>
+          <w:color w:val="1F4E79"/>
+          <w:sz w:val="28"/>
+        </w:rPr>
         <w:t>2.6.2. Audit trail, сроки хранения, доступность</w:t>
       </w:r>
     </w:p>
@@ -1940,12 +2478,12 @@
       <w:pPr>
         <w:spacing w:line="360" w:lineRule="auto"/>
         <w:ind w:firstLine="709"/>
-        <w:jc w:val="both"/>
       </w:pPr>
       <w:r>
         <w:rPr>
           <w:rFonts w:ascii="Times New Roman" w:hAnsi="Times New Roman" w:eastAsia="Times New Roman"/>
           <w:b w:val="0"/>
+          <w:i w:val="0"/>
           <w:sz w:val="28"/>
         </w:rPr>
         <w:t>OSHA и HSE ожидают, что электронный архив не хуже бумаги по доступности. Потеря логов, отсутствие резервного копирования, невозможность показать историю изменений — типичные основания обесценить электронную запись.</w:t>
@@ -1956,18 +2494,25 @@
         <w:pStyle w:val="Heading3"/>
       </w:pPr>
       <w:r>
+        <w:rPr>
+          <w:rFonts w:ascii="Times New Roman" w:hAnsi="Times New Roman" w:eastAsia="Times New Roman"/>
+          <w:b/>
+          <w:i w:val="0"/>
+          <w:color w:val="1F4E79"/>
+          <w:sz w:val="28"/>
+        </w:rPr>
         <w:t>2.6.3. Типичные дефекты</w:t>
       </w:r>
     </w:p>
     <w:p>
       <w:pPr>
         <w:pStyle w:val="ListBullet"/>
-        <w:spacing w:line="360" w:lineRule="auto"/>
       </w:pPr>
       <w:r>
         <w:rPr>
           <w:rFonts w:ascii="Times New Roman" w:hAnsi="Times New Roman" w:eastAsia="Times New Roman"/>
           <w:b w:val="0"/>
+          <w:i w:val="0"/>
           <w:sz w:val="28"/>
         </w:rPr>
         <w:t>подпись «за другого» / общий логин;</w:t>
@@ -1976,12 +2521,12 @@
     <w:p>
       <w:pPr>
         <w:pStyle w:val="ListBullet"/>
-        <w:spacing w:line="360" w:lineRule="auto"/>
       </w:pPr>
       <w:r>
         <w:rPr>
           <w:rFonts w:ascii="Times New Roman" w:hAnsi="Times New Roman" w:eastAsia="Times New Roman"/>
           <w:b w:val="0"/>
+          <w:i w:val="0"/>
           <w:sz w:val="28"/>
         </w:rPr>
         <w:t>отсутствие связи записи с конкретной программой инструктажа;</w:t>
@@ -1990,12 +2535,12 @@
     <w:p>
       <w:pPr>
         <w:pStyle w:val="ListBullet"/>
-        <w:spacing w:line="360" w:lineRule="auto"/>
       </w:pPr>
       <w:r>
         <w:rPr>
           <w:rFonts w:ascii="Times New Roman" w:hAnsi="Times New Roman" w:eastAsia="Times New Roman"/>
           <w:b w:val="0"/>
+          <w:i w:val="0"/>
           <w:sz w:val="28"/>
         </w:rPr>
         <w:t>клик без идентификации;</w:t>
@@ -2004,12 +2549,12 @@
     <w:p>
       <w:pPr>
         <w:pStyle w:val="ListBullet"/>
-        <w:spacing w:line="360" w:lineRule="auto"/>
       </w:pPr>
       <w:r>
         <w:rPr>
           <w:rFonts w:ascii="Times New Roman" w:hAnsi="Times New Roman" w:eastAsia="Times New Roman"/>
           <w:b w:val="0"/>
+          <w:i w:val="0"/>
           <w:sz w:val="28"/>
         </w:rPr>
         <w:t>ведение «электронно у себя» и печать бумаги с дорисованными подписями для инспектора;</w:t>
@@ -2018,12 +2563,12 @@
     <w:p>
       <w:pPr>
         <w:pStyle w:val="ListBullet"/>
-        <w:spacing w:line="360" w:lineRule="auto"/>
       </w:pPr>
       <w:r>
         <w:rPr>
           <w:rFonts w:ascii="Times New Roman" w:hAnsi="Times New Roman" w:eastAsia="Times New Roman"/>
           <w:b w:val="0"/>
+          <w:i w:val="0"/>
           <w:sz w:val="28"/>
         </w:rPr>
         <w:t>утрата данных при смене подрядчика LMS.</w:t>
@@ -2034,6 +2579,13 @@
         <w:pStyle w:val="Heading2"/>
       </w:pPr>
       <w:r>
+        <w:rPr>
+          <w:rFonts w:ascii="Times New Roman" w:hAnsi="Times New Roman" w:eastAsia="Times New Roman"/>
+          <w:b/>
+          <w:i w:val="0"/>
+          <w:color w:val="1F4E79"/>
+          <w:sz w:val="30"/>
+        </w:rPr>
         <w:t>§ 2.7. Промежуточные выводы главы 2</w:t>
       </w:r>
     </w:p>
@@ -2041,12 +2593,12 @@
       <w:pPr>
         <w:spacing w:line="360" w:lineRule="auto"/>
         <w:ind w:firstLine="709"/>
-        <w:jc w:val="both"/>
       </w:pPr>
       <w:r>
         <w:rPr>
           <w:rFonts w:ascii="Times New Roman" w:hAnsi="Times New Roman" w:eastAsia="Times New Roman"/>
           <w:b w:val="0"/>
+          <w:i w:val="0"/>
           <w:sz w:val="28"/>
         </w:rPr>
         <w:t>1. Специального общемирового «закона об ЭДО в ОТ» нет; действует связка общего ЭДО и отраслевых обязанностей.</w:t>
@@ -2056,12 +2608,12 @@
       <w:pPr>
         <w:spacing w:line="360" w:lineRule="auto"/>
         <w:ind w:firstLine="709"/>
-        <w:jc w:val="both"/>
       </w:pPr>
       <w:r>
         <w:rPr>
           <w:rFonts w:ascii="Times New Roman" w:hAnsi="Times New Roman" w:eastAsia="Times New Roman"/>
           <w:b w:val="0"/>
+          <w:i w:val="0"/>
           <w:sz w:val="28"/>
         </w:rPr>
         <w:t>2. Электронная фиксация инструктажей/обучения прямо признана или фактически допущена в США, Казахстане, ЕС/UK; Сингапур добавил государственный сервис проверки.</w:t>
@@ -2071,12 +2623,12 @@
       <w:pPr>
         <w:spacing w:line="360" w:lineRule="auto"/>
         <w:ind w:firstLine="709"/>
-        <w:jc w:val="both"/>
       </w:pPr>
       <w:r>
         <w:rPr>
           <w:rFonts w:ascii="Times New Roman" w:hAnsi="Times New Roman" w:eastAsia="Times New Roman"/>
           <w:b w:val="0"/>
+          <w:i w:val="0"/>
           <w:sz w:val="28"/>
         </w:rPr>
         <w:t>3. Оценка рисков и permit-to-work цифровизируются через требование достаточности мер, а не через культ бумажного журнала.</w:t>
@@ -2086,12 +2638,12 @@
       <w:pPr>
         <w:spacing w:line="360" w:lineRule="auto"/>
         <w:ind w:firstLine="709"/>
-        <w:jc w:val="both"/>
       </w:pPr>
       <w:r>
         <w:rPr>
           <w:rFonts w:ascii="Times New Roman" w:hAnsi="Times New Roman" w:eastAsia="Times New Roman"/>
           <w:b w:val="0"/>
+          <w:i w:val="0"/>
           <w:sz w:val="28"/>
         </w:rPr>
         <w:t>4. Отчётность по травмам может быть digital-first, но расследование НС сохраняет отдельный процессуальный вес.</w:t>
@@ -2101,12 +2653,12 @@
       <w:pPr>
         <w:spacing w:line="360" w:lineRule="auto"/>
         <w:ind w:firstLine="709"/>
-        <w:jc w:val="both"/>
       </w:pPr>
       <w:r>
         <w:rPr>
           <w:rFonts w:ascii="Times New Roman" w:hAnsi="Times New Roman" w:eastAsia="Times New Roman"/>
           <w:b w:val="0"/>
+          <w:i w:val="0"/>
           <w:sz w:val="28"/>
         </w:rPr>
         <w:t>5. Для сравнения с РФ решающий контраст — не «есть ли компьютеры», а есть ли правовой запрет на электронное подтверждение инструктажа.</w:t>
@@ -2117,6 +2669,13 @@
         <w:pStyle w:val="Heading1"/>
       </w:pPr>
       <w:r>
+        <w:rPr>
+          <w:rFonts w:ascii="Times New Roman" w:hAnsi="Times New Roman" w:eastAsia="Times New Roman"/>
+          <w:b/>
+          <w:i w:val="0"/>
+          <w:color w:val="1F4E79"/>
+          <w:sz w:val="32"/>
+        </w:rPr>
         <w:t>ГЛАВА 3. СРАВНЕНИЕ ЗАРУБЕЖНОГО РЕГУЛИРОВАНИЯ И ОПЫТА С РОССИЙСКОЙ ПРАКТИКОЙ</w:t>
       </w:r>
     </w:p>
@@ -2125,6 +2684,13 @@
         <w:pStyle w:val="Heading2"/>
       </w:pPr>
       <w:r>
+        <w:rPr>
+          <w:rFonts w:ascii="Times New Roman" w:hAnsi="Times New Roman" w:eastAsia="Times New Roman"/>
+          <w:b/>
+          <w:i w:val="0"/>
+          <w:color w:val="1F4E79"/>
+          <w:sz w:val="30"/>
+        </w:rPr>
         <w:t>§ 3.1. Российская правовая рамка ЭДО как линия сравнения</w:t>
       </w:r>
     </w:p>
@@ -2133,6 +2699,13 @@
         <w:pStyle w:val="Heading3"/>
       </w:pPr>
       <w:r>
+        <w:rPr>
+          <w:rFonts w:ascii="Times New Roman" w:hAnsi="Times New Roman" w:eastAsia="Times New Roman"/>
+          <w:b/>
+          <w:i w:val="0"/>
+          <w:color w:val="1F4E79"/>
+          <w:sz w:val="28"/>
+        </w:rPr>
         <w:t>3.1.1. ФЗ № 63‑ФЗ: ПЭП, УНЭП, УКЭП</w:t>
       </w:r>
     </w:p>
@@ -2140,15 +2713,55 @@
       <w:pPr>
         <w:spacing w:line="360" w:lineRule="auto"/>
         <w:ind w:firstLine="709"/>
-        <w:jc w:val="both"/>
       </w:pPr>
       <w:r>
         <w:rPr>
           <w:rFonts w:ascii="Times New Roman" w:hAnsi="Times New Roman" w:eastAsia="Times New Roman"/>
           <w:b w:val="0"/>
+          <w:i w:val="0"/>
           <w:sz w:val="28"/>
         </w:rPr>
-        <w:t>Федеральный закон от 06.04.2011 № 63‑ФЗ задаёт иерархию электронных подписей, близкую eIDAS. УКЭП при соблюдении условий закона признаётся равнозначной собственноручной. Инфраструктура — аккредитованные удостоверяющие центры.</w:t>
+        <w:t xml:space="preserve">Федеральный закон от 06.04.2011 </w:t>
+      </w:r>
+      <w:hyperlink r:id="rId11">
+        <w:r>
+          <w:rPr>
+            <w:color w:val="0563C1"/>
+            <w:u w:val="single"/>
+            <w:sz w:val="28"/>
+            <w:rFonts w:ascii="Times New Roman" w:hAnsi="Times New Roman"/>
+          </w:rPr>
+          <w:t xml:space="preserve">№ 63‑ФЗ</w:t>
+        </w:r>
+      </w:hyperlink>
+      <w:r>
+        <w:rPr>
+          <w:rFonts w:ascii="Times New Roman" w:hAnsi="Times New Roman" w:eastAsia="Times New Roman"/>
+          <w:b w:val="0"/>
+          <w:i w:val="0"/>
+          <w:sz w:val="28"/>
+        </w:rPr>
+        <w:t xml:space="preserve"> задаёт иерархию электронных подписей, близкую </w:t>
+      </w:r>
+      <w:hyperlink r:id="rId12">
+        <w:r>
+          <w:rPr>
+            <w:color w:val="0563C1"/>
+            <w:u w:val="single"/>
+            <w:sz w:val="28"/>
+            <w:rFonts w:ascii="Times New Roman" w:hAnsi="Times New Roman"/>
+          </w:rPr>
+          <w:t xml:space="preserve">eIDAS</w:t>
+        </w:r>
+      </w:hyperlink>
+      <w:r>
+        <w:rPr>
+          <w:rFonts w:ascii="Times New Roman" w:hAnsi="Times New Roman" w:eastAsia="Times New Roman"/>
+          <w:b w:val="0"/>
+          <w:i w:val="0"/>
+          <w:sz w:val="28"/>
+        </w:rPr>
+        <w:t>. УКЭП при соблюдении условий закона признаётся равнозначной собственноручной. Инфраструктура — аккредитованные удостоверяющие центры.</w:t>
       </w:r>
     </w:p>
     <w:p>
@@ -2156,6 +2769,13 @@
         <w:pStyle w:val="Heading3"/>
       </w:pPr>
       <w:r>
+        <w:rPr>
+          <w:rFonts w:ascii="Times New Roman" w:hAnsi="Times New Roman" w:eastAsia="Times New Roman"/>
+          <w:b/>
+          <w:i w:val="0"/>
+          <w:color w:val="1F4E79"/>
+          <w:sz w:val="28"/>
+        </w:rPr>
         <w:t>3.1.2. Кадровый ЭДО: ст. 22.1–22.3 ТК РФ</w:t>
       </w:r>
     </w:p>
@@ -2163,15 +2783,26 @@
       <w:pPr>
         <w:spacing w:line="360" w:lineRule="auto"/>
         <w:ind w:firstLine="709"/>
-        <w:jc w:val="both"/>
-      </w:pPr>
+      </w:pPr>
+      <w:hyperlink r:id="rId9">
+        <w:r>
+          <w:rPr>
+            <w:color w:val="0563C1"/>
+            <w:u w:val="single"/>
+            <w:sz w:val="28"/>
+            <w:rFonts w:ascii="Times New Roman" w:hAnsi="Times New Roman"/>
+          </w:rPr>
+          <w:t xml:space="preserve">ТК РФ</w:t>
+        </w:r>
+      </w:hyperlink>
       <w:r>
         <w:rPr>
           <w:rFonts w:ascii="Times New Roman" w:hAnsi="Times New Roman" w:eastAsia="Times New Roman"/>
           <w:b w:val="0"/>
+          <w:i w:val="0"/>
           <w:sz w:val="28"/>
         </w:rPr>
-        <w:t>ТК РФ создал специальный режим кадрового электронного документооборота: согласие работника, правила применения видов ЭП, взаимодействие сторон. Это более детальная «кадровая оболочка», чем в большинстве зарубежных систем, где кадровые документы часто покрываются общим режимом ЭП плюс согласием.</w:t>
+        <w:t xml:space="preserve"> создал специальный режим кадрового электронного документооборота: согласие работника, правила применения видов ЭП, взаимодействие сторон. Это более детальная «кадровая оболочка», чем в большинстве зарубежных систем, где кадровые документы часто покрываются общим режимом ЭП плюс согласием.</w:t>
       </w:r>
     </w:p>
     <w:p>
@@ -2179,6 +2810,13 @@
         <w:pStyle w:val="Heading3"/>
       </w:pPr>
       <w:r>
+        <w:rPr>
+          <w:rFonts w:ascii="Times New Roman" w:hAnsi="Times New Roman" w:eastAsia="Times New Roman"/>
+          <w:b/>
+          <w:i w:val="0"/>
+          <w:color w:val="1F4E79"/>
+          <w:sz w:val="28"/>
+        </w:rPr>
         <w:t>3.1.3. Обучение по охране труда: ПП РФ № 2464</w:t>
       </w:r>
     </w:p>
@@ -2186,15 +2824,26 @@
       <w:pPr>
         <w:spacing w:line="360" w:lineRule="auto"/>
         <w:ind w:firstLine="709"/>
-        <w:jc w:val="both"/>
-      </w:pPr>
+      </w:pPr>
+      <w:hyperlink r:id="rId10">
+        <w:r>
+          <w:rPr>
+            <w:color w:val="0563C1"/>
+            <w:u w:val="single"/>
+            <w:sz w:val="28"/>
+            <w:rFonts w:ascii="Times New Roman" w:hAnsi="Times New Roman"/>
+          </w:rPr>
+          <w:t xml:space="preserve">Правила обучения по охране труда</w:t>
+        </w:r>
+      </w:hyperlink>
       <w:r>
         <w:rPr>
           <w:rFonts w:ascii="Times New Roman" w:hAnsi="Times New Roman" w:eastAsia="Times New Roman"/>
           <w:b w:val="0"/>
+          <w:i w:val="0"/>
           <w:sz w:val="28"/>
         </w:rPr>
-        <w:t>Правила обучения по охране труда детализируют виды обучения и инструктажей, программы, протоколы проверки знания, реестры обученных. Часть процессов цифровизируется, включая взаимодействие с государственным контуром. Однако фиксация прохождения инструктажей на местах остаётся связанной с бумажной логикой из‑за исключения в ТК РФ.</w:t>
+        <w:t xml:space="preserve"> детализируют виды обучения и инструктажей, программы, протоколы проверки знания, реестры обученных. Часть процессов цифровизируется, включая взаимодействие с государственным контуром. Однако фиксация прохождения инструктажей на местах остаётся связанной с бумажной логикой из‑за исключения в ТК РФ.</w:t>
       </w:r>
     </w:p>
     <w:p>
@@ -2202,6 +2851,13 @@
         <w:pStyle w:val="Heading3"/>
       </w:pPr>
       <w:r>
+        <w:rPr>
+          <w:rFonts w:ascii="Times New Roman" w:hAnsi="Times New Roman" w:eastAsia="Times New Roman"/>
+          <w:b/>
+          <w:i w:val="0"/>
+          <w:color w:val="1F4E79"/>
+          <w:sz w:val="28"/>
+        </w:rPr>
         <w:t>3.1.4. Трансграничность</w:t>
       </w:r>
     </w:p>
@@ -2209,15 +2865,66 @@
       <w:pPr>
         <w:spacing w:line="360" w:lineRule="auto"/>
         <w:ind w:firstLine="709"/>
-        <w:jc w:val="both"/>
-      </w:pPr>
+      </w:pPr>
+      <w:hyperlink r:id="rId11">
+        <w:r>
+          <w:rPr>
+            <w:color w:val="0563C1"/>
+            <w:u w:val="single"/>
+            <w:sz w:val="28"/>
+            <w:rFonts w:ascii="Times New Roman" w:hAnsi="Times New Roman"/>
+          </w:rPr>
+          <w:t xml:space="preserve">Статья 7 63‑ФЗ</w:t>
+        </w:r>
+      </w:hyperlink>
       <w:r>
         <w:rPr>
           <w:rFonts w:ascii="Times New Roman" w:hAnsi="Times New Roman" w:eastAsia="Times New Roman"/>
           <w:b w:val="0"/>
+          <w:i w:val="0"/>
           <w:sz w:val="28"/>
         </w:rPr>
-        <w:t>Статья 7 63‑ФЗ регулирует признание иностранных электронных подписей. В ЕАЭС действует Решение № 120 о ДТС. ФЗ от 04.08.2026 № 315‑ФЗ устанавливает правила УКЭП для международных организаций и их филиалов/представительств в РФ (сертификат выдаёт УЦ ФНС). Эти нормы усиливают внутренний и интеграционный контуры, но не создают автоматического взаимного признания «как в ЕС».</w:t>
+        <w:t xml:space="preserve"> регулирует признание иностранных электронных подписей. В ЕАЭС действует </w:t>
+      </w:r>
+      <w:hyperlink r:id="rId13">
+        <w:r>
+          <w:rPr>
+            <w:color w:val="0563C1"/>
+            <w:u w:val="single"/>
+            <w:sz w:val="28"/>
+            <w:rFonts w:ascii="Times New Roman" w:hAnsi="Times New Roman"/>
+          </w:rPr>
+          <w:t xml:space="preserve">Решение № 120 о ДТС</w:t>
+        </w:r>
+      </w:hyperlink>
+      <w:r>
+        <w:rPr>
+          <w:rFonts w:ascii="Times New Roman" w:hAnsi="Times New Roman" w:eastAsia="Times New Roman"/>
+          <w:b w:val="0"/>
+          <w:i w:val="0"/>
+          <w:sz w:val="28"/>
+        </w:rPr>
+        <w:t xml:space="preserve">. </w:t>
+      </w:r>
+      <w:hyperlink r:id="rId14">
+        <w:r>
+          <w:rPr>
+            <w:color w:val="0563C1"/>
+            <w:u w:val="single"/>
+            <w:sz w:val="28"/>
+            <w:rFonts w:ascii="Times New Roman" w:hAnsi="Times New Roman"/>
+          </w:rPr>
+          <w:t xml:space="preserve">ФЗ от 04.08.2026 № 315‑ФЗ</w:t>
+        </w:r>
+      </w:hyperlink>
+      <w:r>
+        <w:rPr>
+          <w:rFonts w:ascii="Times New Roman" w:hAnsi="Times New Roman" w:eastAsia="Times New Roman"/>
+          <w:b w:val="0"/>
+          <w:i w:val="0"/>
+          <w:sz w:val="28"/>
+        </w:rPr>
+        <w:t xml:space="preserve"> устанавливает правила УКЭП для международных организаций и их филиалов/представительств в РФ (сертификат выдаёт УЦ ФНС). Эти нормы усиливают внутренний и интеграционный контуры, но не создают автоматического взаимного признания «как в ЕС».</w:t>
       </w:r>
     </w:p>
     <w:p>
@@ -2225,6 +2932,13 @@
         <w:pStyle w:val="Heading2"/>
       </w:pPr>
       <w:r>
+        <w:rPr>
+          <w:rFonts w:ascii="Times New Roman" w:hAnsi="Times New Roman" w:eastAsia="Times New Roman"/>
+          <w:b/>
+          <w:i w:val="0"/>
+          <w:color w:val="1F4E79"/>
+          <w:sz w:val="30"/>
+        </w:rPr>
         <w:t>§ 3.2. Точки сходства российской и зарубежной моделей</w:t>
       </w:r>
     </w:p>
@@ -2233,6 +2947,13 @@
         <w:pStyle w:val="Heading3"/>
       </w:pPr>
       <w:r>
+        <w:rPr>
+          <w:rFonts w:ascii="Times New Roman" w:hAnsi="Times New Roman" w:eastAsia="Times New Roman"/>
+          <w:b/>
+          <w:i w:val="0"/>
+          <w:color w:val="1F4E79"/>
+          <w:sz w:val="28"/>
+        </w:rPr>
         <w:t>3.2.1. Недискриминация электронной формы</w:t>
       </w:r>
     </w:p>
@@ -2240,12 +2961,12 @@
       <w:pPr>
         <w:spacing w:line="360" w:lineRule="auto"/>
         <w:ind w:firstLine="709"/>
-        <w:jc w:val="both"/>
       </w:pPr>
       <w:r>
         <w:rPr>
           <w:rFonts w:ascii="Times New Roman" w:hAnsi="Times New Roman" w:eastAsia="Times New Roman"/>
           <w:b w:val="0"/>
+          <w:i w:val="0"/>
           <w:sz w:val="28"/>
         </w:rPr>
         <w:t>И РФ, и рассмотренные юрисдикции исходят из того, что электронный документ не отвергается только из‑за электронной формы — при соблюдении условий закона.</w:t>
@@ -2256,6 +2977,13 @@
         <w:pStyle w:val="Heading3"/>
       </w:pPr>
       <w:r>
+        <w:rPr>
+          <w:rFonts w:ascii="Times New Roman" w:hAnsi="Times New Roman" w:eastAsia="Times New Roman"/>
+          <w:b/>
+          <w:i w:val="0"/>
+          <w:color w:val="1F4E79"/>
+          <w:sz w:val="28"/>
+        </w:rPr>
         <w:t>3.2.2. Близость иерархии подписи РФ к модели ЕС</w:t>
       </w:r>
     </w:p>
@@ -2263,12 +2991,12 @@
       <w:pPr>
         <w:spacing w:line="360" w:lineRule="auto"/>
         <w:ind w:firstLine="709"/>
-        <w:jc w:val="both"/>
       </w:pPr>
       <w:r>
         <w:rPr>
           <w:rFonts w:ascii="Times New Roman" w:hAnsi="Times New Roman" w:eastAsia="Times New Roman"/>
           <w:b w:val="0"/>
+          <w:i w:val="0"/>
           <w:sz w:val="28"/>
         </w:rPr>
         <w:t>ПЭП/УНЭП/УКЭП функционально сопоставимы с SES/AES/QES. По этому параметру РФ ближе к ЕС, чем к США.</w:t>
@@ -2279,6 +3007,13 @@
         <w:pStyle w:val="Heading3"/>
       </w:pPr>
       <w:r>
+        <w:rPr>
+          <w:rFonts w:ascii="Times New Roman" w:hAnsi="Times New Roman" w:eastAsia="Times New Roman"/>
+          <w:b/>
+          <w:i w:val="0"/>
+          <w:color w:val="1F4E79"/>
+          <w:sz w:val="28"/>
+        </w:rPr>
         <w:t>3.2.3. Наличие аккредитованной инфраструктуры доверия</w:t>
       </w:r>
     </w:p>
@@ -2286,12 +3021,12 @@
       <w:pPr>
         <w:spacing w:line="360" w:lineRule="auto"/>
         <w:ind w:firstLine="709"/>
-        <w:jc w:val="both"/>
       </w:pPr>
       <w:r>
         <w:rPr>
           <w:rFonts w:ascii="Times New Roman" w:hAnsi="Times New Roman" w:eastAsia="Times New Roman"/>
           <w:b w:val="0"/>
+          <w:i w:val="0"/>
           <w:sz w:val="28"/>
         </w:rPr>
         <w:t>Российские аккредитованные УЦ и европейские QTSP — институты одного семейства. США здесь — исключение.</w:t>
@@ -2302,6 +3037,13 @@
         <w:pStyle w:val="Heading2"/>
       </w:pPr>
       <w:r>
+        <w:rPr>
+          <w:rFonts w:ascii="Times New Roman" w:hAnsi="Times New Roman" w:eastAsia="Times New Roman"/>
+          <w:b/>
+          <w:i w:val="0"/>
+          <w:color w:val="1F4E79"/>
+          <w:sz w:val="30"/>
+        </w:rPr>
         <w:t>§ 3.3. Ключевые расхождения</w:t>
       </w:r>
     </w:p>
@@ -2310,6 +3052,13 @@
         <w:pStyle w:val="Heading3"/>
       </w:pPr>
       <w:r>
+        <w:rPr>
+          <w:rFonts w:ascii="Times New Roman" w:hAnsi="Times New Roman" w:eastAsia="Times New Roman"/>
+          <w:b/>
+          <w:i w:val="0"/>
+          <w:color w:val="1F4E79"/>
+          <w:sz w:val="28"/>
+        </w:rPr>
         <w:t>3.3.1. Исключение инструктажей по ОТ и актов НС из КЭДО</w:t>
       </w:r>
     </w:p>
@@ -2317,42 +3066,122 @@
       <w:pPr>
         <w:spacing w:line="360" w:lineRule="auto"/>
         <w:ind w:firstLine="709"/>
-        <w:jc w:val="both"/>
       </w:pPr>
       <w:r>
         <w:rPr>
           <w:rFonts w:ascii="Times New Roman" w:hAnsi="Times New Roman" w:eastAsia="Times New Roman"/>
           <w:b w:val="0"/>
+          <w:i w:val="0"/>
           <w:sz w:val="28"/>
         </w:rPr>
-        <w:t>Центральный сравнительно-правовой факт: ч. 3 ст. 22.1 ТК РФ прямо исключает из кадрового ЭДО документы, подтверждающие прохождение инструктажей по охране труда (в том числе лично подписываемые работником), а также акты о несчастном случае на производстве.</w:t>
+        <w:t xml:space="preserve">Центральный сравнительно-правовой факт: </w:t>
+      </w:r>
+      <w:hyperlink r:id="rId9">
+        <w:r>
+          <w:rPr>
+            <w:color w:val="0563C1"/>
+            <w:u w:val="single"/>
+            <w:sz w:val="28"/>
+            <w:rFonts w:ascii="Times New Roman" w:hAnsi="Times New Roman"/>
+          </w:rPr>
+          <w:t xml:space="preserve">ч. 3 ст. 22.1 ТК РФ</w:t>
+        </w:r>
+      </w:hyperlink>
+      <w:r>
+        <w:rPr>
+          <w:rFonts w:ascii="Times New Roman" w:hAnsi="Times New Roman" w:eastAsia="Times New Roman"/>
+          <w:b w:val="0"/>
+          <w:i w:val="0"/>
+          <w:sz w:val="28"/>
+        </w:rPr>
+        <w:t xml:space="preserve"> прямо исключает из кадрового ЭДО документы, подтверждающие прохождение инструктажей по охране труда (в том числе лично подписываемые работником), а также акты о несчастном случае на производстве.</w:t>
       </w:r>
     </w:p>
     <w:p>
       <w:pPr>
         <w:spacing w:line="360" w:lineRule="auto"/>
         <w:ind w:firstLine="709"/>
-        <w:jc w:val="both"/>
       </w:pPr>
       <w:r>
         <w:rPr>
           <w:rFonts w:ascii="Times New Roman" w:hAnsi="Times New Roman" w:eastAsia="Times New Roman"/>
           <w:b w:val="0"/>
+          <w:i w:val="0"/>
           <w:sz w:val="28"/>
         </w:rPr>
-        <w:t>В ядре выбранных юрисдикций аналогичного общесистемного запрета нет. США прямо допускают electronic training records; Казахстан прямо разрешает электронный журнал инструктажа с ЭЦП; ЕС и UK допускают электронную фиксацию через общий режим и требование достаточности записи. РФ, продвинувшись в общем КЭДО и в № 2464, сохранила бумажный «замок» именно на ключевых доказательствах ОТ.</w:t>
+        <w:t xml:space="preserve">В ядре выбранных юрисдикций аналогичного общесистемного запрета нет. США прямо допускают </w:t>
+      </w:r>
+      <w:hyperlink r:id="rId15">
+        <w:r>
+          <w:rPr>
+            <w:color w:val="0563C1"/>
+            <w:u w:val="single"/>
+            <w:sz w:val="28"/>
+            <w:rFonts w:ascii="Times New Roman" w:hAnsi="Times New Roman"/>
+          </w:rPr>
+          <w:t xml:space="preserve">electronic training records</w:t>
+        </w:r>
+      </w:hyperlink>
+      <w:r>
+        <w:rPr>
+          <w:rFonts w:ascii="Times New Roman" w:hAnsi="Times New Roman" w:eastAsia="Times New Roman"/>
+          <w:b w:val="0"/>
+          <w:i w:val="0"/>
+          <w:sz w:val="28"/>
+        </w:rPr>
+        <w:t>; Казахстан прямо разрешает электронный журнал инструктажа с ЭЦП (</w:t>
+      </w:r>
+      <w:hyperlink r:id="rId16">
+        <w:r>
+          <w:rPr>
+            <w:color w:val="0563C1"/>
+            <w:u w:val="single"/>
+            <w:sz w:val="28"/>
+            <w:rFonts w:ascii="Times New Roman" w:hAnsi="Times New Roman"/>
+          </w:rPr>
+          <w:t xml:space="preserve">закон РК № 370</w:t>
+        </w:r>
+      </w:hyperlink>
+      <w:r>
+        <w:rPr>
+          <w:rFonts w:ascii="Times New Roman" w:hAnsi="Times New Roman" w:eastAsia="Times New Roman"/>
+          <w:b w:val="0"/>
+          <w:i w:val="0"/>
+          <w:sz w:val="28"/>
+        </w:rPr>
+        <w:t xml:space="preserve">); ЕС и UK допускают электронную фиксацию через общий режим и требование достаточности записи. РФ, продвинувшись в общем КЭДО и в </w:t>
+      </w:r>
+      <w:hyperlink r:id="rId10">
+        <w:r>
+          <w:rPr>
+            <w:color w:val="0563C1"/>
+            <w:u w:val="single"/>
+            <w:sz w:val="28"/>
+            <w:rFonts w:ascii="Times New Roman" w:hAnsi="Times New Roman"/>
+          </w:rPr>
+          <w:t xml:space="preserve">№ 2464</w:t>
+        </w:r>
+      </w:hyperlink>
+      <w:r>
+        <w:rPr>
+          <w:rFonts w:ascii="Times New Roman" w:hAnsi="Times New Roman" w:eastAsia="Times New Roman"/>
+          <w:b w:val="0"/>
+          <w:i w:val="0"/>
+          <w:sz w:val="28"/>
+        </w:rPr>
+        <w:t>, сохранила бумажный «замок» именно на ключевых доказательствах ОТ.</w:t>
       </w:r>
     </w:p>
     <w:p>
       <w:pPr>
         <w:spacing w:line="360" w:lineRule="auto"/>
         <w:ind w:firstLine="709"/>
-        <w:jc w:val="both"/>
       </w:pPr>
       <w:r>
         <w:rPr>
           <w:rFonts w:ascii="Times New Roman" w:hAnsi="Times New Roman" w:eastAsia="Times New Roman"/>
           <w:b w:val="0"/>
+          <w:i w:val="0"/>
           <w:sz w:val="28"/>
         </w:rPr>
         <w:t>Практическое следствие: работодатель может цифровизировать приказы, инструкции и часть ознакомления с ЛНА, но подтверждение инструктажа остаётся в зоне высокого риска претензий ГИТ при попытке заменить личную подпись «чистым» КЭДО.</w:t>
@@ -2363,6 +3192,13 @@
         <w:pStyle w:val="Heading3"/>
       </w:pPr>
       <w:r>
+        <w:rPr>
+          <w:rFonts w:ascii="Times New Roman" w:hAnsi="Times New Roman" w:eastAsia="Times New Roman"/>
+          <w:b/>
+          <w:i w:val="0"/>
+          <w:color w:val="1F4E79"/>
+          <w:sz w:val="28"/>
+        </w:rPr>
         <w:t>3.3.2. Формализм журнала vs содержательная достаточность записи</w:t>
       </w:r>
     </w:p>
@@ -2370,12 +3206,12 @@
       <w:pPr>
         <w:spacing w:line="360" w:lineRule="auto"/>
         <w:ind w:firstLine="709"/>
-        <w:jc w:val="both"/>
       </w:pPr>
       <w:r>
         <w:rPr>
           <w:rFonts w:ascii="Times New Roman" w:hAnsi="Times New Roman" w:eastAsia="Times New Roman"/>
           <w:b w:val="0"/>
+          <w:i w:val="0"/>
           <w:sz w:val="28"/>
         </w:rPr>
         <w:t>Российский контроль традиционно чувствителен к наличию журнала установленной структуры и собственноручной подписи. UK и частично США смещают акцент на sufficient/reliable record и certification. Оба подхода легитимны, но цифровая трансформация лучше стыкуется со вторым — при условии жёстких реквизитов записи и audit trail.</w:t>
@@ -2386,6 +3222,13 @@
         <w:pStyle w:val="Heading3"/>
       </w:pPr>
       <w:r>
+        <w:rPr>
+          <w:rFonts w:ascii="Times New Roman" w:hAnsi="Times New Roman" w:eastAsia="Times New Roman"/>
+          <w:b/>
+          <w:i w:val="0"/>
+          <w:color w:val="1F4E79"/>
+          <w:sz w:val="28"/>
+        </w:rPr>
         <w:t>3.3.3. Отсутствие прямого аналога сервиса проверки обучения (TRS)</w:t>
       </w:r>
     </w:p>
@@ -2393,12 +3236,12 @@
       <w:pPr>
         <w:spacing w:line="360" w:lineRule="auto"/>
         <w:ind w:firstLine="709"/>
-        <w:jc w:val="both"/>
       </w:pPr>
       <w:r>
         <w:rPr>
           <w:rFonts w:ascii="Times New Roman" w:hAnsi="Times New Roman" w:eastAsia="Times New Roman"/>
           <w:b w:val="0"/>
+          <w:i w:val="0"/>
           <w:sz w:val="28"/>
         </w:rPr>
         <w:t>В РФ есть элементы реестров обученных по № 2464, но нет столь же удобного для работодателя сервиса проверки статуса обучения подрядчика «здесь и сейчас», как Singapore TRS. Для работ повышенной опасности это заметный пробел практики.</w:t>
@@ -2409,6 +3252,13 @@
         <w:pStyle w:val="Heading3"/>
       </w:pPr>
       <w:r>
+        <w:rPr>
+          <w:rFonts w:ascii="Times New Roman" w:hAnsi="Times New Roman" w:eastAsia="Times New Roman"/>
+          <w:b/>
+          <w:i w:val="0"/>
+          <w:color w:val="1F4E79"/>
+          <w:sz w:val="28"/>
+        </w:rPr>
         <w:t>3.3.4. Трансграничное признание</w:t>
       </w:r>
     </w:p>
@@ -2416,12 +3266,12 @@
       <w:pPr>
         <w:spacing w:line="360" w:lineRule="auto"/>
         <w:ind w:firstLine="709"/>
-        <w:jc w:val="both"/>
       </w:pPr>
       <w:r>
         <w:rPr>
           <w:rFonts w:ascii="Times New Roman" w:hAnsi="Times New Roman" w:eastAsia="Times New Roman"/>
           <w:b w:val="0"/>
+          <w:i w:val="0"/>
           <w:sz w:val="28"/>
         </w:rPr>
         <w:t>ЕС даёт автоматизм внутри Союза. РФ и ЕАЭС идут через ДТС и точечные нормы 63‑ФЗ/315‑ФЗ. Это не недостаток само по себе, но требует доведения квитанций ДТС до понятного судебного доказательства и развития B2B-сценариев, а не только B2G.</w:t>
@@ -2432,6 +3282,13 @@
         <w:pStyle w:val="Heading2"/>
       </w:pPr>
       <w:r>
+        <w:rPr>
+          <w:rFonts w:ascii="Times New Roman" w:hAnsi="Times New Roman" w:eastAsia="Times New Roman"/>
+          <w:b/>
+          <w:i w:val="0"/>
+          <w:color w:val="1F4E79"/>
+          <w:sz w:val="30"/>
+        </w:rPr>
         <w:t>§ 3.4. Что из зарубежного опыта целесообразно заимствовать</w:t>
       </w:r>
     </w:p>
@@ -2440,6 +3297,13 @@
         <w:pStyle w:val="Heading3"/>
       </w:pPr>
       <w:r>
+        <w:rPr>
+          <w:rFonts w:ascii="Times New Roman" w:hAnsi="Times New Roman" w:eastAsia="Times New Roman"/>
+          <w:b/>
+          <w:i w:val="0"/>
+          <w:color w:val="1F4E79"/>
+          <w:sz w:val="28"/>
+        </w:rPr>
         <w:t>3.4.1. Электронный журнал инструктажа с ЭП (модель Казахстана)</w:t>
       </w:r>
     </w:p>
@@ -2447,12 +3311,12 @@
       <w:pPr>
         <w:spacing w:line="360" w:lineRule="auto"/>
         <w:ind w:firstLine="709"/>
-        <w:jc w:val="both"/>
       </w:pPr>
       <w:r>
         <w:rPr>
           <w:rFonts w:ascii="Times New Roman" w:hAnsi="Times New Roman" w:eastAsia="Times New Roman"/>
           <w:b w:val="0"/>
+          <w:i w:val="0"/>
           <w:sz w:val="28"/>
         </w:rPr>
         <w:t>Наиболее релевантный образец для РФ — прямая легализация электронного журнала с удостоверением ЭП инструктирующего и инструктируемого, при сохранении того же содержания инструктажа. Это не ломка системы видов инструктажей № 2464, а смена носителя и способа подписи.</w:t>
@@ -2463,6 +3327,13 @@
         <w:pStyle w:val="Heading3"/>
       </w:pPr>
       <w:r>
+        <w:rPr>
+          <w:rFonts w:ascii="Times New Roman" w:hAnsi="Times New Roman" w:eastAsia="Times New Roman"/>
+          <w:b/>
+          <w:i w:val="0"/>
+          <w:color w:val="1F4E79"/>
+          <w:sz w:val="28"/>
+        </w:rPr>
         <w:t>3.4.2. Стандарт реквизитов и audit trail</w:t>
       </w:r>
     </w:p>
@@ -2470,12 +3341,12 @@
       <w:pPr>
         <w:spacing w:line="360" w:lineRule="auto"/>
         <w:ind w:firstLine="709"/>
-        <w:jc w:val="both"/>
       </w:pPr>
       <w:r>
         <w:rPr>
           <w:rFonts w:ascii="Times New Roman" w:hAnsi="Times New Roman" w:eastAsia="Times New Roman"/>
           <w:b w:val="0"/>
+          <w:i w:val="0"/>
           <w:sz w:val="28"/>
         </w:rPr>
         <w:t>Зафиксировать минимальные реквизиты электронной записи ОТ: кто, когда, вид мероприятия, программа/инструкция, результат проверки, идентификатор средства подписи, неизменность/лог изменений. Без этого цифровизация породит серую зону.</w:t>
@@ -2486,6 +3357,13 @@
         <w:pStyle w:val="Heading3"/>
       </w:pPr>
       <w:r>
+        <w:rPr>
+          <w:rFonts w:ascii="Times New Roman" w:hAnsi="Times New Roman" w:eastAsia="Times New Roman"/>
+          <w:b/>
+          <w:i w:val="0"/>
+          <w:color w:val="1F4E79"/>
+          <w:sz w:val="28"/>
+        </w:rPr>
         <w:t>3.4.3. Сервис проверки обучения до допуска (мотив Сингапура)</w:t>
       </w:r>
     </w:p>
@@ -2493,12 +3371,12 @@
       <w:pPr>
         <w:spacing w:line="360" w:lineRule="auto"/>
         <w:ind w:firstLine="709"/>
-        <w:jc w:val="both"/>
       </w:pPr>
       <w:r>
         <w:rPr>
           <w:rFonts w:ascii="Times New Roman" w:hAnsi="Times New Roman" w:eastAsia="Times New Roman"/>
           <w:b w:val="0"/>
+          <w:i w:val="0"/>
           <w:sz w:val="28"/>
         </w:rPr>
         <w:t>Развивать проверяемый электронный статус обучения для подрядчиков и работ повышенной опасности: работодатель и инспектор видят актуальный результат, поддельные протоколы обесцениваются.</w:t>
@@ -2509,6 +3387,13 @@
         <w:pStyle w:val="Heading3"/>
       </w:pPr>
       <w:r>
+        <w:rPr>
+          <w:rFonts w:ascii="Times New Roman" w:hAnsi="Times New Roman" w:eastAsia="Times New Roman"/>
+          <w:b/>
+          <w:i w:val="0"/>
+          <w:color w:val="1F4E79"/>
+          <w:sz w:val="28"/>
+        </w:rPr>
         <w:t>3.4.4. Электронные наряды-допуски и шаблоны ОПР</w:t>
       </w:r>
     </w:p>
@@ -2516,12 +3401,12 @@
       <w:pPr>
         <w:spacing w:line="360" w:lineRule="auto"/>
         <w:ind w:firstLine="709"/>
-        <w:jc w:val="both"/>
       </w:pPr>
       <w:r>
         <w:rPr>
           <w:rFonts w:ascii="Times New Roman" w:hAnsi="Times New Roman" w:eastAsia="Times New Roman"/>
           <w:b w:val="0"/>
+          <w:i w:val="0"/>
           <w:sz w:val="28"/>
         </w:rPr>
         <w:t>E‑PTW с блокировками допуска и типовые электронные шаблоны оценки профрисков повышают содержательное качество ОТ, не конфликтуя с российской моделью видов работ повышенной опасности.</w:t>
@@ -2532,6 +3417,13 @@
         <w:pStyle w:val="Heading3"/>
       </w:pPr>
       <w:r>
+        <w:rPr>
+          <w:rFonts w:ascii="Times New Roman" w:hAnsi="Times New Roman" w:eastAsia="Times New Roman"/>
+          <w:b/>
+          <w:i w:val="0"/>
+          <w:color w:val="1F4E79"/>
+          <w:sz w:val="28"/>
+        </w:rPr>
         <w:t>3.4.5. Квалифицированный архив, метка времени, registered delivery</w:t>
       </w:r>
     </w:p>
@@ -2539,12 +3431,12 @@
       <w:pPr>
         <w:spacing w:line="360" w:lineRule="auto"/>
         <w:ind w:firstLine="709"/>
-        <w:jc w:val="both"/>
       </w:pPr>
       <w:r>
         <w:rPr>
           <w:rFonts w:ascii="Times New Roman" w:hAnsi="Times New Roman" w:eastAsia="Times New Roman"/>
           <w:b w:val="0"/>
+          <w:i w:val="0"/>
           <w:sz w:val="28"/>
         </w:rPr>
         <w:t>Институты eIDAS 2.0 усиливают судебную доказываемость целостности и факта получения. Для журналов ОТ и уведомлений работников это практичнее, чем спор о «названии» подписи.</w:t>
@@ -2555,6 +3447,13 @@
         <w:pStyle w:val="Heading2"/>
       </w:pPr>
       <w:r>
+        <w:rPr>
+          <w:rFonts w:ascii="Times New Roman" w:hAnsi="Times New Roman" w:eastAsia="Times New Roman"/>
+          <w:b/>
+          <w:i w:val="0"/>
+          <w:color w:val="1F4E79"/>
+          <w:sz w:val="30"/>
+        </w:rPr>
         <w:t>§ 3.5. Что не следует механически переносить</w:t>
       </w:r>
     </w:p>
@@ -2563,6 +3462,13 @@
         <w:pStyle w:val="Heading3"/>
       </w:pPr>
       <w:r>
+        <w:rPr>
+          <w:rFonts w:ascii="Times New Roman" w:hAnsi="Times New Roman" w:eastAsia="Times New Roman"/>
+          <w:b/>
+          <w:i w:val="0"/>
+          <w:color w:val="1F4E79"/>
+          <w:sz w:val="28"/>
+        </w:rPr>
         <w:t>3.5.1. Отказ от иерархии ПЭП/УНЭП/УКЭП</w:t>
       </w:r>
     </w:p>
@@ -2570,12 +3476,12 @@
       <w:pPr>
         <w:spacing w:line="360" w:lineRule="auto"/>
         <w:ind w:firstLine="709"/>
-        <w:jc w:val="both"/>
       </w:pPr>
       <w:r>
         <w:rPr>
           <w:rFonts w:ascii="Times New Roman" w:hAnsi="Times New Roman" w:eastAsia="Times New Roman"/>
           <w:b w:val="0"/>
+          <w:i w:val="0"/>
           <w:sz w:val="28"/>
         </w:rPr>
         <w:t>Американская абсолютная нейтральность разрушит B2G и предсказуемость для слабой стороны.</w:t>
@@ -2586,6 +3492,13 @@
         <w:pStyle w:val="Heading3"/>
       </w:pPr>
       <w:r>
+        <w:rPr>
+          <w:rFonts w:ascii="Times New Roman" w:hAnsi="Times New Roman" w:eastAsia="Times New Roman"/>
+          <w:b/>
+          <w:i w:val="0"/>
+          <w:color w:val="1F4E79"/>
+          <w:sz w:val="28"/>
+        </w:rPr>
         <w:t>3.5.2. Полный отказ от подтверждения работника на инструктаже</w:t>
       </w:r>
     </w:p>
@@ -2593,12 +3506,12 @@
       <w:pPr>
         <w:spacing w:line="360" w:lineRule="auto"/>
         <w:ind w:firstLine="709"/>
-        <w:jc w:val="both"/>
       </w:pPr>
       <w:r>
         <w:rPr>
           <w:rFonts w:ascii="Times New Roman" w:hAnsi="Times New Roman" w:eastAsia="Times New Roman"/>
           <w:b w:val="0"/>
+          <w:i w:val="0"/>
           <w:sz w:val="28"/>
         </w:rPr>
         <w:t>Даже если OSHA в ряде стандартов делает акцент на certification работодателя, в российской судебной и дисциплинарной практике волеизъявление работника остаётся критичным. Электронная форма должна сохранять подтверждение обеих сторон записи.</w:t>
@@ -2609,6 +3522,13 @@
         <w:pStyle w:val="Heading3"/>
       </w:pPr>
       <w:r>
+        <w:rPr>
+          <w:rFonts w:ascii="Times New Roman" w:hAnsi="Times New Roman" w:eastAsia="Times New Roman"/>
+          <w:b/>
+          <w:i w:val="0"/>
+          <w:color w:val="1F4E79"/>
+          <w:sz w:val="28"/>
+        </w:rPr>
         <w:t>3.5.3. Обязательный кошелёк идентичности до готовности инфраструктуры</w:t>
       </w:r>
     </w:p>
@@ -2616,12 +3536,12 @@
       <w:pPr>
         <w:spacing w:line="360" w:lineRule="auto"/>
         <w:ind w:firstLine="709"/>
-        <w:jc w:val="both"/>
       </w:pPr>
       <w:r>
         <w:rPr>
           <w:rFonts w:ascii="Times New Roman" w:hAnsi="Times New Roman" w:eastAsia="Times New Roman"/>
           <w:b w:val="0"/>
+          <w:i w:val="0"/>
           <w:sz w:val="28"/>
         </w:rPr>
         <w:t>EUDI Wallet — долгосрочный европейский проект со своими сроками. Для РФ разумнее пилоты и добровольные сервисы верификации, а не немедленная обязанность.</w:t>
@@ -2632,6 +3552,13 @@
         <w:pStyle w:val="Heading3"/>
       </w:pPr>
       <w:r>
+        <w:rPr>
+          <w:rFonts w:ascii="Times New Roman" w:hAnsi="Times New Roman" w:eastAsia="Times New Roman"/>
+          <w:b/>
+          <w:i w:val="0"/>
+          <w:color w:val="1F4E79"/>
+          <w:sz w:val="28"/>
+        </w:rPr>
         <w:t>3.5.4. Перенос MLETR в кадровый/охранительный оборот</w:t>
       </w:r>
     </w:p>
@@ -2639,12 +3566,12 @@
       <w:pPr>
         <w:spacing w:line="360" w:lineRule="auto"/>
         <w:ind w:firstLine="709"/>
-        <w:jc w:val="both"/>
       </w:pPr>
       <w:r>
         <w:rPr>
           <w:rFonts w:ascii="Times New Roman" w:hAnsi="Times New Roman" w:eastAsia="Times New Roman"/>
           <w:b w:val="0"/>
+          <w:i w:val="0"/>
           <w:sz w:val="28"/>
         </w:rPr>
         <w:t>Режим электронных передаваемых документов предназначен для товарораспорядительных инструментов, не для журналов инструктажа.</w:t>
@@ -2655,6 +3582,13 @@
         <w:pStyle w:val="Heading2"/>
       </w:pPr>
       <w:r>
+        <w:rPr>
+          <w:rFonts w:ascii="Times New Roman" w:hAnsi="Times New Roman" w:eastAsia="Times New Roman"/>
+          <w:b/>
+          <w:i w:val="0"/>
+          <w:color w:val="1F4E79"/>
+          <w:sz w:val="30"/>
+        </w:rPr>
         <w:t>§ 3.6. Предложения de lege lata и de lege ferenda</w:t>
       </w:r>
     </w:p>
@@ -2663,18 +3597,25 @@
         <w:pStyle w:val="Heading3"/>
       </w:pPr>
       <w:r>
+        <w:rPr>
+          <w:rFonts w:ascii="Times New Roman" w:hAnsi="Times New Roman" w:eastAsia="Times New Roman"/>
+          <w:b/>
+          <w:i w:val="0"/>
+          <w:color w:val="1F4E79"/>
+          <w:sz w:val="28"/>
+        </w:rPr>
         <w:t>3.6.1. Что можно сделать без изменения ТК РФ</w:t>
       </w:r>
     </w:p>
     <w:p>
       <w:pPr>
         <w:pStyle w:val="ListBullet"/>
-        <w:spacing w:line="360" w:lineRule="auto"/>
       </w:pPr>
       <w:r>
         <w:rPr>
           <w:rFonts w:ascii="Times New Roman" w:hAnsi="Times New Roman" w:eastAsia="Times New Roman"/>
           <w:b w:val="0"/>
+          <w:i w:val="0"/>
           <w:sz w:val="28"/>
         </w:rPr>
         <w:t>расширять КЭДО для документов ОТ вне исключений ч. 3 ст. 22.1 (приказы, инструкции, ознакомление с ЛНА);</w:t>
@@ -2683,12 +3624,12 @@
     <w:p>
       <w:pPr>
         <w:pStyle w:val="ListBullet"/>
-        <w:spacing w:line="360" w:lineRule="auto"/>
       </w:pPr>
       <w:r>
         <w:rPr>
           <w:rFonts w:ascii="Times New Roman" w:hAnsi="Times New Roman" w:eastAsia="Times New Roman"/>
           <w:b w:val="0"/>
+          <w:i w:val="0"/>
           <w:sz w:val="28"/>
         </w:rPr>
         <w:t>усиливать протоколы проверки знания и реестры по № 2464 в электронном контуре;</w:t>
@@ -2697,12 +3638,12 @@
     <w:p>
       <w:pPr>
         <w:pStyle w:val="ListBullet"/>
-        <w:spacing w:line="360" w:lineRule="auto"/>
       </w:pPr>
       <w:r>
         <w:rPr>
           <w:rFonts w:ascii="Times New Roman" w:hAnsi="Times New Roman" w:eastAsia="Times New Roman"/>
           <w:b w:val="0"/>
+          <w:i w:val="0"/>
           <w:sz w:val="28"/>
         </w:rPr>
         <w:t>внедрять ЛНА о реквизитах электронных записей ОТ и audit trail;</w:t>
@@ -2711,12 +3652,12 @@
     <w:p>
       <w:pPr>
         <w:pStyle w:val="ListBullet"/>
-        <w:spacing w:line="360" w:lineRule="auto"/>
       </w:pPr>
       <w:r>
         <w:rPr>
           <w:rFonts w:ascii="Times New Roman" w:hAnsi="Times New Roman" w:eastAsia="Times New Roman"/>
           <w:b w:val="0"/>
+          <w:i w:val="0"/>
           <w:sz w:val="28"/>
         </w:rPr>
         <w:t>использовать УНЭП/УКЭП для внутренних процессов, не заменяя ими запрещённое «чистое» электронное подтверждение инструктажа до изменения закона.</w:t>
@@ -2727,6 +3668,13 @@
         <w:pStyle w:val="Heading3"/>
       </w:pPr>
       <w:r>
+        <w:rPr>
+          <w:rFonts w:ascii="Times New Roman" w:hAnsi="Times New Roman" w:eastAsia="Times New Roman"/>
+          <w:b/>
+          <w:i w:val="0"/>
+          <w:color w:val="1F4E79"/>
+          <w:sz w:val="28"/>
+        </w:rPr>
         <w:t>3.6.2. Какие правки нужны для электронного журнала инструктажа</w:t>
       </w:r>
     </w:p>
@@ -2734,12 +3682,12 @@
       <w:pPr>
         <w:spacing w:line="360" w:lineRule="auto"/>
         <w:ind w:firstLine="709"/>
-        <w:jc w:val="both"/>
       </w:pPr>
       <w:r>
         <w:rPr>
           <w:rFonts w:ascii="Times New Roman" w:hAnsi="Times New Roman" w:eastAsia="Times New Roman"/>
           <w:b w:val="0"/>
+          <w:i w:val="0"/>
           <w:sz w:val="28"/>
         </w:rPr>
         <w:t>De lege ferenda целесообразно:</w:t>
@@ -2749,12 +3697,12 @@
       <w:pPr>
         <w:spacing w:line="360" w:lineRule="auto"/>
         <w:ind w:firstLine="709"/>
-        <w:jc w:val="both"/>
       </w:pPr>
       <w:r>
         <w:rPr>
           <w:rFonts w:ascii="Times New Roman" w:hAnsi="Times New Roman" w:eastAsia="Times New Roman"/>
           <w:b w:val="0"/>
+          <w:i w:val="0"/>
           <w:sz w:val="28"/>
         </w:rPr>
         <w:t>1) уточнить ч. 3 ст. 22.1 ТК РФ так, чтобы исключение не блокировало электронный журнал инструктажа при использовании ЭП работника и представителя работодателя и соблюдении требований к неизменности записи;</w:t>
@@ -2764,12 +3712,12 @@
       <w:pPr>
         <w:spacing w:line="360" w:lineRule="auto"/>
         <w:ind w:firstLine="709"/>
-        <w:jc w:val="both"/>
       </w:pPr>
       <w:r>
         <w:rPr>
           <w:rFonts w:ascii="Times New Roman" w:hAnsi="Times New Roman" w:eastAsia="Times New Roman"/>
           <w:b w:val="0"/>
+          <w:i w:val="0"/>
           <w:sz w:val="28"/>
         </w:rPr>
         <w:t>либо</w:t>
@@ -2779,12 +3727,12 @@
       <w:pPr>
         <w:spacing w:line="360" w:lineRule="auto"/>
         <w:ind w:firstLine="709"/>
-        <w:jc w:val="both"/>
       </w:pPr>
       <w:r>
         <w:rPr>
           <w:rFonts w:ascii="Times New Roman" w:hAnsi="Times New Roman" w:eastAsia="Times New Roman"/>
           <w:b w:val="0"/>
+          <w:i w:val="0"/>
           <w:sz w:val="28"/>
         </w:rPr>
         <w:t>2) прямо разрешить в № 2464 электронную форму журналов инструктажей и протоколов с указанием допустимых видов ЭП и обязательных реквизитов;</w:t>
@@ -2794,12 +3742,12 @@
       <w:pPr>
         <w:spacing w:line="360" w:lineRule="auto"/>
         <w:ind w:firstLine="709"/>
-        <w:jc w:val="both"/>
       </w:pPr>
       <w:r>
         <w:rPr>
           <w:rFonts w:ascii="Times New Roman" w:hAnsi="Times New Roman" w:eastAsia="Times New Roman"/>
           <w:b w:val="0"/>
+          <w:i w:val="0"/>
           <w:sz w:val="28"/>
         </w:rPr>
         <w:t>3) сохранить исключение/особый режим для актов НС либо цифровизировать их отдельным процессуально защищённым контуром, не смешивая с «лёгким» КЭДО.</w:t>
@@ -2810,6 +3758,13 @@
         <w:pStyle w:val="Heading3"/>
       </w:pPr>
       <w:r>
+        <w:rPr>
+          <w:rFonts w:ascii="Times New Roman" w:hAnsi="Times New Roman" w:eastAsia="Times New Roman"/>
+          <w:b/>
+          <w:i w:val="0"/>
+          <w:color w:val="1F4E79"/>
+          <w:sz w:val="28"/>
+        </w:rPr>
         <w:t>3.6.3. Направления развития ДТС ЕАЭС</w:t>
       </w:r>
     </w:p>
@@ -2817,12 +3772,12 @@
       <w:pPr>
         <w:spacing w:line="360" w:lineRule="auto"/>
         <w:ind w:firstLine="709"/>
-        <w:jc w:val="both"/>
       </w:pPr>
       <w:r>
         <w:rPr>
           <w:rFonts w:ascii="Times New Roman" w:hAnsi="Times New Roman" w:eastAsia="Times New Roman"/>
           <w:b w:val="0"/>
+          <w:i w:val="0"/>
           <w:sz w:val="28"/>
         </w:rPr>
         <w:t>Для практики работодателя полезны: понятный формат квитанции проверки ДТС как судебного доказательства; расширение сценариев B2B; взаимное признание электронных записей обучения/инструктажей при трансграничных работах в Союзе — по мере готовности национальных режимов.</w:t>
@@ -2833,6 +3788,13 @@
         <w:pStyle w:val="Heading1"/>
       </w:pPr>
       <w:r>
+        <w:rPr>
+          <w:rFonts w:ascii="Times New Roman" w:hAnsi="Times New Roman" w:eastAsia="Times New Roman"/>
+          <w:b/>
+          <w:i w:val="0"/>
+          <w:color w:val="1F4E79"/>
+          <w:sz w:val="32"/>
+        </w:rPr>
         <w:t>ЗАКЛЮЧЕНИЕ</w:t>
       </w:r>
     </w:p>
@@ -2840,12 +3802,12 @@
       <w:pPr>
         <w:spacing w:line="360" w:lineRule="auto"/>
         <w:ind w:firstLine="709"/>
-        <w:jc w:val="both"/>
       </w:pPr>
       <w:r>
         <w:rPr>
           <w:rFonts w:ascii="Times New Roman" w:hAnsi="Times New Roman" w:eastAsia="Times New Roman"/>
           <w:b w:val="0"/>
+          <w:i w:val="0"/>
           <w:sz w:val="28"/>
         </w:rPr>
         <w:t>Проведённый анализ позволяет сформулировать следующие выводы.</w:t>
@@ -2855,12 +3817,12 @@
       <w:pPr>
         <w:spacing w:line="360" w:lineRule="auto"/>
         <w:ind w:firstLine="709"/>
-        <w:jc w:val="both"/>
       </w:pPr>
       <w:r>
         <w:rPr>
           <w:rFonts w:ascii="Times New Roman" w:hAnsi="Times New Roman" w:eastAsia="Times New Roman"/>
           <w:b/>
+          <w:i w:val="0"/>
           <w:sz w:val="28"/>
         </w:rPr>
         <w:t>Первое.</w:t>
@@ -2869,6 +3831,7 @@
         <w:rPr>
           <w:rFonts w:ascii="Times New Roman" w:hAnsi="Times New Roman" w:eastAsia="Times New Roman"/>
           <w:b w:val="0"/>
+          <w:i w:val="0"/>
           <w:sz w:val="28"/>
         </w:rPr>
         <w:t xml:space="preserve"> Регулирование ЭДО в иностранных государствах строится вокруг юридической силы электронной записи и подписи, услуг доверия и трансграничного признания. Две базовые модели — европейская иерархия подписей с квалифицированными услугами доверия и американская технологическая нейтральность. Российская система ближе к европейской.</w:t>
@@ -2878,12 +3841,12 @@
       <w:pPr>
         <w:spacing w:line="360" w:lineRule="auto"/>
         <w:ind w:firstLine="709"/>
-        <w:jc w:val="both"/>
       </w:pPr>
       <w:r>
         <w:rPr>
           <w:rFonts w:ascii="Times New Roman" w:hAnsi="Times New Roman" w:eastAsia="Times New Roman"/>
           <w:b/>
+          <w:i w:val="0"/>
           <w:sz w:val="28"/>
         </w:rPr>
         <w:t>Второе.</w:t>
@@ -2892,6 +3855,7 @@
         <w:rPr>
           <w:rFonts w:ascii="Times New Roman" w:hAnsi="Times New Roman" w:eastAsia="Times New Roman"/>
           <w:b w:val="0"/>
+          <w:i w:val="0"/>
           <w:sz w:val="28"/>
         </w:rPr>
         <w:t xml:space="preserve"> Зарубежный опыт применения ЭДО в охране труда почти нигде не оформлен отдельным «законом об ЭДО в ОТ». Электронные записи инструктажей, обучения, оценки рисков и отчётности выводятся из общей рамки ЭДО и обязанностей работодателя по OSH/WSH. Прямые образцы — electronic training records OSHA, Training Records System Сингапура и электронный журнал инструктажа Казахстана.</w:t>
@@ -2901,12 +3865,12 @@
       <w:pPr>
         <w:spacing w:line="360" w:lineRule="auto"/>
         <w:ind w:firstLine="709"/>
-        <w:jc w:val="both"/>
       </w:pPr>
       <w:r>
         <w:rPr>
           <w:rFonts w:ascii="Times New Roman" w:hAnsi="Times New Roman" w:eastAsia="Times New Roman"/>
           <w:b/>
+          <w:i w:val="0"/>
           <w:sz w:val="28"/>
         </w:rPr>
         <w:t>Третье.</w:t>
@@ -2915,6 +3879,7 @@
         <w:rPr>
           <w:rFonts w:ascii="Times New Roman" w:hAnsi="Times New Roman" w:eastAsia="Times New Roman"/>
           <w:b w:val="0"/>
+          <w:i w:val="0"/>
           <w:sz w:val="28"/>
         </w:rPr>
         <w:t xml:space="preserve"> Ключевое расхождение с российской практикой — ч. 3 ст. 22.1 ТК РФ, исключающая из КЭДО подтверждение инструктажей по охране труда и акты о несчастном случае. На фоне зарубежного тренда это делает российский режим более формалистичным именно там, где цифровизация могла бы усилить прослеживаемость допуска к работам.</w:t>
@@ -2924,12 +3889,12 @@
       <w:pPr>
         <w:spacing w:line="360" w:lineRule="auto"/>
         <w:ind w:firstLine="709"/>
-        <w:jc w:val="both"/>
       </w:pPr>
       <w:r>
         <w:rPr>
           <w:rFonts w:ascii="Times New Roman" w:hAnsi="Times New Roman" w:eastAsia="Times New Roman"/>
           <w:b/>
+          <w:i w:val="0"/>
           <w:sz w:val="28"/>
         </w:rPr>
         <w:t>Четвёртое.</w:t>
@@ -2938,6 +3903,7 @@
         <w:rPr>
           <w:rFonts w:ascii="Times New Roman" w:hAnsi="Times New Roman" w:eastAsia="Times New Roman"/>
           <w:b w:val="0"/>
+          <w:i w:val="0"/>
           <w:sz w:val="28"/>
         </w:rPr>
         <w:t xml:space="preserve"> Целесообразные заимствования: легализация электронного журнала инструктажа по модели Казахстана; стандарт реквизитов и audit trail; сервис проверки обучения до допуска; e‑наряды‑допуски и шаблоны ОПР; институты квалифицированного архива и метки времени. Нецелесообразны: отказ от иерархии подписей, устранение подтверждения работника, немедленный обязательный кошелёк идентичности, перенос MLETR в охрану труда.</w:t>
@@ -2947,12 +3913,12 @@
       <w:pPr>
         <w:spacing w:line="360" w:lineRule="auto"/>
         <w:ind w:firstLine="709"/>
-        <w:jc w:val="both"/>
       </w:pPr>
       <w:r>
         <w:rPr>
           <w:rFonts w:ascii="Times New Roman" w:hAnsi="Times New Roman" w:eastAsia="Times New Roman"/>
           <w:b/>
+          <w:i w:val="0"/>
           <w:sz w:val="28"/>
         </w:rPr>
         <w:t>Пятое.</w:t>
@@ -2961,6 +3927,7 @@
         <w:rPr>
           <w:rFonts w:ascii="Times New Roman" w:hAnsi="Times New Roman" w:eastAsia="Times New Roman"/>
           <w:b w:val="0"/>
+          <w:i w:val="0"/>
           <w:sz w:val="28"/>
         </w:rPr>
         <w:t xml:space="preserve"> Практический вектор для РФ — не «отменить бумагу любой ценой», а заменить бумажный формализм доказываемой электронной записью, сохранив содержание инструктажа, обучение по № 2464 и процессуальные гарантии расследования несчастных случаев.</w:t>
@@ -2971,6 +3938,13 @@
         <w:pStyle w:val="Heading1"/>
       </w:pPr>
       <w:r>
+        <w:rPr>
+          <w:rFonts w:ascii="Times New Roman" w:hAnsi="Times New Roman" w:eastAsia="Times New Roman"/>
+          <w:b/>
+          <w:i w:val="0"/>
+          <w:color w:val="1F4E79"/>
+          <w:sz w:val="32"/>
+        </w:rPr>
         <w:t>СПИСОК ИСПОЛЬЗОВАННЫХ ИСТОЧНИКОВ (ОСНОВНЫЕ)</w:t>
       </w:r>
     </w:p>
@@ -2979,18 +3953,25 @@
         <w:pStyle w:val="Heading3"/>
       </w:pPr>
       <w:r>
+        <w:rPr>
+          <w:rFonts w:ascii="Times New Roman" w:hAnsi="Times New Roman" w:eastAsia="Times New Roman"/>
+          <w:b/>
+          <w:i w:val="0"/>
+          <w:color w:val="1F4E79"/>
+          <w:sz w:val="28"/>
+        </w:rPr>
         <w:t>Международные акты и документы</w:t>
       </w:r>
     </w:p>
     <w:p>
       <w:pPr>
         <w:pStyle w:val="ListBullet"/>
-        <w:spacing w:line="360" w:lineRule="auto"/>
       </w:pPr>
       <w:r>
         <w:rPr>
           <w:rFonts w:ascii="Times New Roman" w:hAnsi="Times New Roman" w:eastAsia="Times New Roman"/>
           <w:b w:val="0"/>
+          <w:i w:val="0"/>
           <w:sz w:val="28"/>
         </w:rPr>
         <w:t>UNCITRAL Model Law on Electronic Commerce (1996). https://uncitral.un.org/en/texts/ecommerce/modellaw/electronic_commerce</w:t>
@@ -2999,12 +3980,12 @@
     <w:p>
       <w:pPr>
         <w:pStyle w:val="ListBullet"/>
-        <w:spacing w:line="360" w:lineRule="auto"/>
       </w:pPr>
       <w:r>
         <w:rPr>
           <w:rFonts w:ascii="Times New Roman" w:hAnsi="Times New Roman" w:eastAsia="Times New Roman"/>
           <w:b w:val="0"/>
+          <w:i w:val="0"/>
           <w:sz w:val="28"/>
         </w:rPr>
         <w:t>UNCITRAL Model Law on Electronic Signatures (2001). https://uncitral.un.org/en/texts/ecommerce/modellaw/electronic_signatures</w:t>
@@ -3013,12 +3994,12 @@
     <w:p>
       <w:pPr>
         <w:pStyle w:val="ListBullet"/>
-        <w:spacing w:line="360" w:lineRule="auto"/>
       </w:pPr>
       <w:r>
         <w:rPr>
           <w:rFonts w:ascii="Times New Roman" w:hAnsi="Times New Roman" w:eastAsia="Times New Roman"/>
           <w:b w:val="0"/>
+          <w:i w:val="0"/>
           <w:sz w:val="28"/>
         </w:rPr>
         <w:t>United Nations Convention on the Use of Electronic Communications in International Contracts (2005). https://uncitral.un.org/en/texts/ecommerce/conventions/electronic_communications</w:t>
@@ -3027,12 +4008,12 @@
     <w:p>
       <w:pPr>
         <w:pStyle w:val="ListBullet"/>
-        <w:spacing w:line="360" w:lineRule="auto"/>
       </w:pPr>
       <w:r>
         <w:rPr>
           <w:rFonts w:ascii="Times New Roman" w:hAnsi="Times New Roman" w:eastAsia="Times New Roman"/>
           <w:b w:val="0"/>
+          <w:i w:val="0"/>
           <w:sz w:val="28"/>
         </w:rPr>
         <w:t>UNCITRAL Model Law on Electronic Transferable Records (2017) and Status. https://uncitral.un.org/en/texts/ecommerce/modellaw/electronic_transferable_records/status</w:t>
@@ -3043,18 +4024,25 @@
         <w:pStyle w:val="Heading3"/>
       </w:pPr>
       <w:r>
+        <w:rPr>
+          <w:rFonts w:ascii="Times New Roman" w:hAnsi="Times New Roman" w:eastAsia="Times New Roman"/>
+          <w:b/>
+          <w:i w:val="0"/>
+          <w:color w:val="1F4E79"/>
+          <w:sz w:val="28"/>
+        </w:rPr>
         <w:t>Европейский союз и Великобритания</w:t>
       </w:r>
     </w:p>
     <w:p>
       <w:pPr>
         <w:pStyle w:val="ListBullet"/>
-        <w:spacing w:line="360" w:lineRule="auto"/>
       </w:pPr>
       <w:r>
         <w:rPr>
           <w:rFonts w:ascii="Times New Roman" w:hAnsi="Times New Roman" w:eastAsia="Times New Roman"/>
           <w:b w:val="0"/>
+          <w:i w:val="0"/>
           <w:sz w:val="28"/>
         </w:rPr>
         <w:t>Regulation (EU) No 910/2014 (eIDAS). https://eur-lex.europa.eu/legal-content/EN/TXT/?uri=CELEX:32014R0910</w:t>
@@ -3063,12 +4051,12 @@
     <w:p>
       <w:pPr>
         <w:pStyle w:val="ListBullet"/>
-        <w:spacing w:line="360" w:lineRule="auto"/>
       </w:pPr>
       <w:r>
         <w:rPr>
           <w:rFonts w:ascii="Times New Roman" w:hAnsi="Times New Roman" w:eastAsia="Times New Roman"/>
           <w:b w:val="0"/>
+          <w:i w:val="0"/>
           <w:sz w:val="28"/>
         </w:rPr>
         <w:t>Regulation (EU) 2024/1183 (eIDAS 2.0). https://eur-lex.europa.eu/legal-content/EN/TXT/?uri=CELEX:32024R1183</w:t>
@@ -3077,12 +4065,12 @@
     <w:p>
       <w:pPr>
         <w:pStyle w:val="ListBullet"/>
-        <w:spacing w:line="360" w:lineRule="auto"/>
       </w:pPr>
       <w:r>
         <w:rPr>
           <w:rFonts w:ascii="Times New Roman" w:hAnsi="Times New Roman" w:eastAsia="Times New Roman"/>
           <w:b w:val="0"/>
+          <w:i w:val="0"/>
           <w:sz w:val="28"/>
         </w:rPr>
         <w:t>Directive 89/391/EEC (OSH Framework Directive). https://eur-lex.europa.eu/legal-content/EN/TXT/?uri=CELEX:01989L0391-20081211</w:t>
@@ -3091,12 +4079,12 @@
     <w:p>
       <w:pPr>
         <w:pStyle w:val="ListBullet"/>
-        <w:spacing w:line="360" w:lineRule="auto"/>
       </w:pPr>
       <w:r>
         <w:rPr>
           <w:rFonts w:ascii="Times New Roman" w:hAnsi="Times New Roman" w:eastAsia="Times New Roman"/>
           <w:b w:val="0"/>
+          <w:i w:val="0"/>
           <w:sz w:val="28"/>
         </w:rPr>
         <w:t>Electronic Communications Act 2000, s.7. https://www.legislation.gov.uk/ukpga/2000/7/section/7</w:t>
@@ -3105,12 +4093,12 @@
     <w:p>
       <w:pPr>
         <w:pStyle w:val="ListBullet"/>
-        <w:spacing w:line="360" w:lineRule="auto"/>
       </w:pPr>
       <w:r>
         <w:rPr>
           <w:rFonts w:ascii="Times New Roman" w:hAnsi="Times New Roman" w:eastAsia="Times New Roman"/>
           <w:b w:val="0"/>
+          <w:i w:val="0"/>
           <w:sz w:val="28"/>
         </w:rPr>
         <w:t>Electronic Trade Documents Act 2023. https://www.legislation.gov.uk/ukpga/2023/38</w:t>
@@ -3119,12 +4107,12 @@
     <w:p>
       <w:pPr>
         <w:pStyle w:val="ListBullet"/>
-        <w:spacing w:line="360" w:lineRule="auto"/>
       </w:pPr>
       <w:r>
         <w:rPr>
           <w:rFonts w:ascii="Times New Roman" w:hAnsi="Times New Roman" w:eastAsia="Times New Roman"/>
           <w:b w:val="0"/>
+          <w:i w:val="0"/>
           <w:sz w:val="28"/>
         </w:rPr>
         <w:t>Management of Health and Safety at Work Regulations 1999, reg. 3. https://www.legislation.gov.uk/uksi/1999/3242/regulation/3</w:t>
@@ -3133,12 +4121,12 @@
     <w:p>
       <w:pPr>
         <w:pStyle w:val="ListBullet"/>
-        <w:spacing w:line="360" w:lineRule="auto"/>
       </w:pPr>
       <w:r>
         <w:rPr>
           <w:rFonts w:ascii="Times New Roman" w:hAnsi="Times New Roman" w:eastAsia="Times New Roman"/>
           <w:b w:val="0"/>
+          <w:i w:val="0"/>
           <w:sz w:val="28"/>
         </w:rPr>
         <w:t>UK DVS trust framework 1.0. https://www.gov.uk/government/publications/uk-digital-verification-services-trust-framework-1-0</w:t>
@@ -3149,18 +4137,25 @@
         <w:pStyle w:val="Heading3"/>
       </w:pPr>
       <w:r>
+        <w:rPr>
+          <w:rFonts w:ascii="Times New Roman" w:hAnsi="Times New Roman" w:eastAsia="Times New Roman"/>
+          <w:b/>
+          <w:i w:val="0"/>
+          <w:color w:val="1F4E79"/>
+          <w:sz w:val="28"/>
+        </w:rPr>
         <w:t>США, Сингапур, Китай, Казахстан / ЕАЭС</w:t>
       </w:r>
     </w:p>
     <w:p>
       <w:pPr>
         <w:pStyle w:val="ListBullet"/>
-        <w:spacing w:line="360" w:lineRule="auto"/>
       </w:pPr>
       <w:r>
         <w:rPr>
           <w:rFonts w:ascii="Times New Roman" w:hAnsi="Times New Roman" w:eastAsia="Times New Roman"/>
           <w:b w:val="0"/>
+          <w:i w:val="0"/>
           <w:sz w:val="28"/>
         </w:rPr>
         <w:t>ESIGN Act, 15 U.S.C. Chapter 96. https://www.law.cornell.edu/uscode/text/15/chapter-96</w:t>
@@ -3169,12 +4164,12 @@
     <w:p>
       <w:pPr>
         <w:pStyle w:val="ListBullet"/>
-        <w:spacing w:line="360" w:lineRule="auto"/>
       </w:pPr>
       <w:r>
         <w:rPr>
           <w:rFonts w:ascii="Times New Roman" w:hAnsi="Times New Roman" w:eastAsia="Times New Roman"/>
           <w:b w:val="0"/>
+          <w:i w:val="0"/>
           <w:sz w:val="28"/>
         </w:rPr>
         <w:t>OSHA LOI 14.08.1997 — electronic training records. https://www.osha.gov/laws-regs/standardinterpretations/1997-08-14</w:t>
@@ -3183,12 +4178,12 @@
     <w:p>
       <w:pPr>
         <w:pStyle w:val="ListBullet"/>
-        <w:spacing w:line="360" w:lineRule="auto"/>
       </w:pPr>
       <w:r>
         <w:rPr>
           <w:rFonts w:ascii="Times New Roman" w:hAnsi="Times New Roman" w:eastAsia="Times New Roman"/>
           <w:b w:val="0"/>
+          <w:i w:val="0"/>
           <w:sz w:val="28"/>
         </w:rPr>
         <w:t>29 CFR Part 1904. https://www.osha.gov/laws-regs/regulations/standardnumber/1904</w:t>
@@ -3197,12 +4192,12 @@
     <w:p>
       <w:pPr>
         <w:pStyle w:val="ListBullet"/>
-        <w:spacing w:line="360" w:lineRule="auto"/>
       </w:pPr>
       <w:r>
         <w:rPr>
           <w:rFonts w:ascii="Times New Roman" w:hAnsi="Times New Roman" w:eastAsia="Times New Roman"/>
           <w:b w:val="0"/>
+          <w:i w:val="0"/>
           <w:sz w:val="28"/>
         </w:rPr>
         <w:t>Singapore Electronic Transactions Act 2010. https://sso.agc.gov.sg/Act/ETA2010</w:t>
@@ -3211,12 +4206,12 @@
     <w:p>
       <w:pPr>
         <w:pStyle w:val="ListBullet"/>
-        <w:spacing w:line="360" w:lineRule="auto"/>
       </w:pPr>
       <w:r>
         <w:rPr>
           <w:rFonts w:ascii="Times New Roman" w:hAnsi="Times New Roman" w:eastAsia="Times New Roman"/>
           <w:b w:val="0"/>
+          <w:i w:val="0"/>
           <w:sz w:val="28"/>
         </w:rPr>
         <w:t>MOM — Check WSH training records (TRS). https://www.mom.gov.sg/eservices/services/check-worker-training-records</w:t>
@@ -3225,12 +4220,12 @@
     <w:p>
       <w:pPr>
         <w:pStyle w:val="ListBullet"/>
-        <w:spacing w:line="360" w:lineRule="auto"/>
       </w:pPr>
       <w:r>
         <w:rPr>
           <w:rFonts w:ascii="Times New Roman" w:hAnsi="Times New Roman" w:eastAsia="Times New Roman"/>
           <w:b w:val="0"/>
+          <w:i w:val="0"/>
           <w:sz w:val="28"/>
         </w:rPr>
         <w:t>Electronic Signature Law of the PRC (WIPO Lex). https://www.wipo.int/wipolex/en/legislation/details/6563</w:t>
@@ -3239,12 +4234,12 @@
     <w:p>
       <w:pPr>
         <w:pStyle w:val="ListBullet"/>
-        <w:spacing w:line="360" w:lineRule="auto"/>
       </w:pPr>
       <w:r>
         <w:rPr>
           <w:rFonts w:ascii="Times New Roman" w:hAnsi="Times New Roman" w:eastAsia="Times New Roman"/>
           <w:b w:val="0"/>
+          <w:i w:val="0"/>
           <w:sz w:val="28"/>
         </w:rPr>
         <w:t>Закон РК от 07.01.2003 № 370. https://adilet.zan.kz/rus/docs/Z030000370_</w:t>
@@ -3253,12 +4248,12 @@
     <w:p>
       <w:pPr>
         <w:pStyle w:val="ListBullet"/>
-        <w:spacing w:line="360" w:lineRule="auto"/>
       </w:pPr>
       <w:r>
         <w:rPr>
           <w:rFonts w:ascii="Times New Roman" w:hAnsi="Times New Roman" w:eastAsia="Times New Roman"/>
           <w:b w:val="0"/>
+          <w:i w:val="0"/>
           <w:sz w:val="28"/>
         </w:rPr>
         <w:t>Правила обучения/инструктирования ОТ РК (приказ № 1019; обзор/текст). https://zakon.mybuh.kz/rus/docs/v1500012665/</w:t>
@@ -3267,12 +4262,12 @@
     <w:p>
       <w:pPr>
         <w:pStyle w:val="ListBullet"/>
-        <w:spacing w:line="360" w:lineRule="auto"/>
       </w:pPr>
       <w:r>
         <w:rPr>
           <w:rFonts w:ascii="Times New Roman" w:hAnsi="Times New Roman" w:eastAsia="Times New Roman"/>
           <w:b w:val="0"/>
+          <w:i w:val="0"/>
           <w:sz w:val="28"/>
         </w:rPr>
         <w:t>Решение Коллегии ЕЭК от 22.08.2023 № 120. https://docs.eaeunion.org/documents/414/7596/</w:t>
@@ -3283,18 +4278,25 @@
         <w:pStyle w:val="Heading3"/>
       </w:pPr>
       <w:r>
+        <w:rPr>
+          <w:rFonts w:ascii="Times New Roman" w:hAnsi="Times New Roman" w:eastAsia="Times New Roman"/>
+          <w:b/>
+          <w:i w:val="0"/>
+          <w:color w:val="1F4E79"/>
+          <w:sz w:val="28"/>
+        </w:rPr>
         <w:t>Российская Федерация</w:t>
       </w:r>
     </w:p>
     <w:p>
       <w:pPr>
         <w:pStyle w:val="ListBullet"/>
-        <w:spacing w:line="360" w:lineRule="auto"/>
       </w:pPr>
       <w:r>
         <w:rPr>
           <w:rFonts w:ascii="Times New Roman" w:hAnsi="Times New Roman" w:eastAsia="Times New Roman"/>
           <w:b w:val="0"/>
+          <w:i w:val="0"/>
           <w:sz w:val="28"/>
         </w:rPr>
         <w:t>Федеральный закон от 06.04.2011 № 63‑ФЗ «Об электронной подписи». https://www.consultant.ru/document/cons_doc_LAW_112701/</w:t>
@@ -3303,12 +4305,12 @@
     <w:p>
       <w:pPr>
         <w:pStyle w:val="ListBullet"/>
-        <w:spacing w:line="360" w:lineRule="auto"/>
       </w:pPr>
       <w:r>
         <w:rPr>
           <w:rFonts w:ascii="Times New Roman" w:hAnsi="Times New Roman" w:eastAsia="Times New Roman"/>
           <w:b w:val="0"/>
+          <w:i w:val="0"/>
           <w:sz w:val="28"/>
         </w:rPr>
         <w:t>Трудовой кодекс РФ, ст. 22.1–22.3. https://www.consultant.ru/document/cons_doc_LAW_34683/</w:t>
@@ -3317,12 +4319,12 @@
     <w:p>
       <w:pPr>
         <w:pStyle w:val="ListBullet"/>
-        <w:spacing w:line="360" w:lineRule="auto"/>
       </w:pPr>
       <w:r>
         <w:rPr>
           <w:rFonts w:ascii="Times New Roman" w:hAnsi="Times New Roman" w:eastAsia="Times New Roman"/>
           <w:b w:val="0"/>
+          <w:i w:val="0"/>
           <w:sz w:val="28"/>
         </w:rPr>
         <w:t>Постановление Правительства РФ от 24.12.2021 № 2464. https://www.consultant.ru/document/cons_doc_LAW_405416/</w:t>
@@ -3331,12 +4333,12 @@
     <w:p>
       <w:pPr>
         <w:pStyle w:val="ListBullet"/>
-        <w:spacing w:line="360" w:lineRule="auto"/>
       </w:pPr>
       <w:r>
         <w:rPr>
           <w:rFonts w:ascii="Times New Roman" w:hAnsi="Times New Roman" w:eastAsia="Times New Roman"/>
           <w:b w:val="0"/>
+          <w:i w:val="0"/>
           <w:sz w:val="28"/>
         </w:rPr>
         <w:t>Федеральный закон от 04.08.2026 № 315‑ФЗ (изменения в закон об электронной подписи). http://kremlin.ru/acts/news/80444</w:t>
@@ -3347,18 +4349,25 @@
         <w:pStyle w:val="Heading1"/>
       </w:pPr>
       <w:r>
+        <w:rPr>
+          <w:rFonts w:ascii="Times New Roman" w:hAnsi="Times New Roman" w:eastAsia="Times New Roman"/>
+          <w:b/>
+          <w:i w:val="0"/>
+          <w:color w:val="1F4E79"/>
+          <w:sz w:val="32"/>
+        </w:rPr>
         <w:t>ПРИЛОЖЕНИЯ (перечень)</w:t>
       </w:r>
     </w:p>
     <w:p>
       <w:pPr>
         <w:pStyle w:val="ListBullet"/>
-        <w:spacing w:line="360" w:lineRule="auto"/>
       </w:pPr>
       <w:r>
         <w:rPr>
           <w:rFonts w:ascii="Times New Roman" w:hAnsi="Times New Roman" w:eastAsia="Times New Roman"/>
           <w:b w:val="0"/>
+          <w:i w:val="0"/>
           <w:sz w:val="28"/>
         </w:rPr>
         <w:t>Приложение 1. Матрица A — ЭДО в целом (`Матрица_НИР_ЭДО_заполненная.xlsx`, лист A).</w:t>
@@ -3367,12 +4376,12 @@
     <w:p>
       <w:pPr>
         <w:pStyle w:val="ListBullet"/>
-        <w:spacing w:line="360" w:lineRule="auto"/>
       </w:pPr>
       <w:r>
         <w:rPr>
           <w:rFonts w:ascii="Times New Roman" w:hAnsi="Times New Roman" w:eastAsia="Times New Roman"/>
           <w:b w:val="0"/>
+          <w:i w:val="0"/>
           <w:sz w:val="28"/>
         </w:rPr>
         <w:t>Приложение 2. Матрица B — ЭДО в охране труда (лист B).</w:t>
@@ -3381,12 +4390,12 @@
     <w:p>
       <w:pPr>
         <w:pStyle w:val="ListBullet"/>
-        <w:spacing w:line="360" w:lineRule="auto"/>
       </w:pPr>
       <w:r>
         <w:rPr>
           <w:rFonts w:ascii="Times New Roman" w:hAnsi="Times New Roman" w:eastAsia="Times New Roman"/>
           <w:b w:val="0"/>
+          <w:i w:val="0"/>
           <w:sz w:val="28"/>
         </w:rPr>
         <w:t>Приложение 3. Матрица C — сравнение с РФ (лист C).</w:t>
@@ -3395,12 +4404,12 @@
     <w:p>
       <w:pPr>
         <w:pStyle w:val="ListBullet"/>
-        <w:spacing w:line="360" w:lineRule="auto"/>
       </w:pPr>
       <w:r>
         <w:rPr>
           <w:rFonts w:ascii="Times New Roman" w:hAnsi="Times New Roman" w:eastAsia="Times New Roman"/>
           <w:b w:val="0"/>
+          <w:i w:val="0"/>
           <w:sz w:val="28"/>
         </w:rPr>
         <w:t>Приложение 4. Страновые карточки ЭДО в целом (`edo_by_country/`).</w:t>
@@ -3409,12 +4418,12 @@
     <w:p>
       <w:pPr>
         <w:pStyle w:val="ListBullet"/>
-        <w:spacing w:line="360" w:lineRule="auto"/>
       </w:pPr>
       <w:r>
         <w:rPr>
           <w:rFonts w:ascii="Times New Roman" w:hAnsi="Times New Roman" w:eastAsia="Times New Roman"/>
           <w:b w:val="0"/>
+          <w:i w:val="0"/>
           <w:sz w:val="28"/>
         </w:rPr>
         <w:t>Приложение 5. Страновые карточки ЭДО в ОТ (`edo_ot_by_country/` на ветке анализа ОТ / архив).</w:t>
@@ -3423,30 +4432,35 @@
     <w:p>
       <w:pPr>
         <w:pStyle w:val="ListBullet"/>
-        <w:spacing w:line="360" w:lineRule="auto"/>
       </w:pPr>
       <w:r>
         <w:rPr>
           <w:rFonts w:ascii="Times New Roman" w:hAnsi="Times New Roman" w:eastAsia="Times New Roman"/>
           <w:b w:val="0"/>
+          <w:i w:val="0"/>
           <w:sz w:val="28"/>
         </w:rPr>
         <w:t>Приложение 6. Оглавление с аннотациями параграфов (`Оглавление_НИР_ЭДО_с_параграфами.docx`).</w:t>
       </w:r>
     </w:p>
     <w:p>
-      <w:r>
-        <w:rPr>
-          <w:rFonts w:ascii="Times New Roman" w:hAnsi="Times New Roman"/>
-          <w:i/>
-          <w:sz w:val="24"/>
-        </w:rPr>
-        <w:t>Черновик подготовлен как рабочий текст НИР. Перед защитой/сдачей сверить актуальные редакции иностранных актов по официальным публикациям и оформить ссылки по ГОСТ Р 7.0.5.</w:t>
+      <w:pPr>
+        <w:spacing w:line="360" w:lineRule="auto"/>
+        <w:ind w:firstLine="709"/>
+      </w:pPr>
+      <w:r>
+        <w:rPr>
+          <w:rFonts w:ascii="Times New Roman" w:hAnsi="Times New Roman" w:eastAsia="Times New Roman"/>
+          <w:b w:val="0"/>
+          <w:i w:val="0"/>
+          <w:sz w:val="28"/>
+        </w:rPr>
+        <w:t>*Черновик подготовлен как рабочий текст НИР. Перед защитой/сдачей сверить актуальные редакции иностранных актов по официальным публикациям и оформить ссылки по ГОСТ Р 7.0.5.*</w:t>
       </w:r>
     </w:p>
     <w:sectPr>
       <w:pgSz w:w="11906" w:h="16838"/>
-      <w:pgMar w:top="1134" w:right="850" w:bottom="1134" w:left="1701" w:header="720" w:footer="720" w:gutter="0"/>
+      <w:pgMar w:top="1134" w:right="1134" w:bottom="1134" w:left="1417" w:header="720" w:footer="720" w:gutter="0"/>
       <w:cols w:space="720"/>
       <w:docGrid w:linePitch="360"/>
     </w:sectPr>
@@ -3818,7 +4832,7 @@
     <w:qFormat/>
     <w:rsid w:val="00FC693F"/>
     <w:pPr>
-      <w:spacing w:line="360" w:lineRule="auto" w:after="0" w:before="0"/>
+      <w:spacing w:line="360" w:lineRule="auto"/>
     </w:pPr>
     <w:rPr>
       <w:rFonts w:ascii="Times New Roman" w:hAnsi="Times New Roman" w:eastAsia="Times New Roman"/>
@@ -3880,14 +4894,14 @@
     <w:pPr>
       <w:keepNext/>
       <w:keepLines/>
-      <w:spacing w:before="240" w:after="120" w:line="360" w:lineRule="auto"/>
+      <w:spacing w:before="480" w:after="0"/>
       <w:outlineLvl w:val="0"/>
     </w:pPr>
     <w:rPr>
       <w:rFonts w:asciiTheme="majorHAnsi" w:eastAsiaTheme="majorEastAsia" w:hAnsiTheme="majorHAnsi" w:cstheme="majorBidi" w:ascii="Times New Roman" w:hAnsi="Times New Roman" w:eastAsia="Times New Roman"/>
       <w:b/>
       <w:bCs/>
-      <w:color w:val="000000"/>
+      <w:color w:val="1F4E79"/>
       <w:sz w:val="32"/>
       <w:szCs w:val="28"/>
     </w:rPr>
@@ -3904,14 +4918,14 @@
     <w:pPr>
       <w:keepNext/>
       <w:keepLines/>
-      <w:spacing w:before="240" w:after="120" w:line="360" w:lineRule="auto"/>
+      <w:spacing w:before="200" w:after="0"/>
       <w:outlineLvl w:val="1"/>
     </w:pPr>
     <w:rPr>
       <w:rFonts w:asciiTheme="majorHAnsi" w:eastAsiaTheme="majorEastAsia" w:hAnsiTheme="majorHAnsi" w:cstheme="majorBidi" w:ascii="Times New Roman" w:hAnsi="Times New Roman" w:eastAsia="Times New Roman"/>
       <w:b/>
       <w:bCs/>
-      <w:color w:val="000000"/>
+      <w:color w:val="1F4E79"/>
       <w:sz w:val="30"/>
       <w:szCs w:val="26"/>
     </w:rPr>
@@ -3928,14 +4942,14 @@
     <w:pPr>
       <w:keepNext/>
       <w:keepLines/>
-      <w:spacing w:before="240" w:after="120" w:line="360" w:lineRule="auto"/>
+      <w:spacing w:before="200" w:after="0"/>
       <w:outlineLvl w:val="2"/>
     </w:pPr>
     <w:rPr>
       <w:rFonts w:asciiTheme="majorHAnsi" w:eastAsiaTheme="majorEastAsia" w:hAnsiTheme="majorHAnsi" w:cstheme="majorBidi" w:ascii="Times New Roman" w:hAnsi="Times New Roman" w:eastAsia="Times New Roman"/>
       <w:b/>
       <w:bCs/>
-      <w:color w:val="000000"/>
+      <w:color w:val="1F4E79"/>
       <w:sz w:val="28"/>
     </w:rPr>
   </w:style>
@@ -4170,16 +5184,16 @@
       <w:pBdr>
         <w:bottom w:val="single" w:sz="8" w:space="4" w:color="4F81BD" w:themeColor="accent1"/>
       </w:pBdr>
-      <w:spacing w:after="120" w:line="360" w:lineRule="auto" w:before="240"/>
+      <w:spacing w:after="300" w:line="240" w:lineRule="auto"/>
       <w:contextualSpacing/>
     </w:pPr>
     <w:rPr>
       <w:rFonts w:asciiTheme="majorHAnsi" w:eastAsiaTheme="majorEastAsia" w:hAnsiTheme="majorHAnsi" w:cstheme="majorBidi" w:ascii="Times New Roman" w:hAnsi="Times New Roman" w:eastAsia="Times New Roman"/>
       <w:b/>
-      <w:color w:val="000000"/>
+      <w:color w:val="1F4E79"/>
       <w:spacing w:val="5"/>
       <w:kern w:val="28"/>
-      <w:sz w:val="32"/>
+      <w:sz w:val="36"/>
       <w:szCs w:val="52"/>
     </w:rPr>
   </w:style>

--- a/НИР_ЭДО_полный_черновик.docx
+++ b/НИР_ЭДО_полный_черновик.docx
@@ -125,7 +125,7 @@
           <w:i w:val="0"/>
           <w:sz w:val="28"/>
         </w:rPr>
-        <w:t>Ядро юрисдикций:</w:t>
+        <w:t>Ядро юрисдикций (13 + РФ).</w:t>
       </w:r>
       <w:r>
         <w:rPr>
@@ -134,7 +134,7 @@
           <w:i w:val="0"/>
           <w:sz w:val="28"/>
         </w:rPr>
-        <w:t xml:space="preserve"> Европейский союз, Великобритания, США, Сингапур, Китай, Казахстан / ЕАЭС; второй комплект — Германия, Беларусь, Сербия, Испания, Ирландия, Франция, Кения; линия сравнения — Российская Федерация.</w:t>
+        <w:t xml:space="preserve"> Первый комплект — модели: Европейский союз, Великобритания, США, Сингапур, Китай, Казахстан / ЕАЭС. Второй комплект — национальные слои и судебная практика: Германия, Беларусь, Сербия, Испания, Ирландия, Франция, Кения. Линия сравнения — Российская Федерация.</w:t>
       </w:r>
     </w:p>
     <w:p>
@@ -551,7 +551,7 @@
           <w:i w:val="0"/>
           <w:sz w:val="28"/>
         </w:rPr>
-        <w:t>В ядро включены шесть юрисдикций, представляющих разные модели:</w:t>
+        <w:t>В ядро включены тринадцать юрисдикций, представляющих разные модели, а не «ещё страны ради стран».</w:t>
       </w:r>
     </w:p>
     <w:p>
@@ -562,20 +562,11 @@
       <w:r>
         <w:rPr>
           <w:rFonts w:ascii="Times New Roman" w:hAnsi="Times New Roman" w:eastAsia="Times New Roman"/>
-          <w:b/>
-          <w:i w:val="0"/>
-          <w:sz w:val="28"/>
-        </w:rPr>
-        <w:t>ЕС</w:t>
-      </w:r>
-      <w:r>
-        <w:rPr>
-          <w:rFonts w:ascii="Times New Roman" w:hAnsi="Times New Roman" w:eastAsia="Times New Roman"/>
           <w:b w:val="0"/>
           <w:i w:val="0"/>
           <w:sz w:val="28"/>
         </w:rPr>
-        <w:t xml:space="preserve"> — иерархия подписей и пространство доверия (eIDAS / eIDAS 2.0);</w:t>
+        <w:t>Первый комплект (модели ЭДО):</w:t>
       </w:r>
     </w:p>
     <w:p>
@@ -590,7 +581,7 @@
           <w:i w:val="0"/>
           <w:sz w:val="28"/>
         </w:rPr>
-        <w:t>Великобритания</w:t>
+        <w:t>ЕС</w:t>
       </w:r>
       <w:r>
         <w:rPr>
@@ -599,7 +590,7 @@
           <w:i w:val="0"/>
           <w:sz w:val="28"/>
         </w:rPr>
-        <w:t xml:space="preserve"> — доказательственная модель + goal-setting в ОТ;</w:t>
+        <w:t xml:space="preserve"> — иерархия подписей и пространство доверия (eIDAS / eIDAS 2.0);</w:t>
       </w:r>
     </w:p>
     <w:p>
@@ -614,7 +605,7 @@
           <w:i w:val="0"/>
           <w:sz w:val="28"/>
         </w:rPr>
-        <w:t>США</w:t>
+        <w:t>Великобритания</w:t>
       </w:r>
       <w:r>
         <w:rPr>
@@ -623,7 +614,7 @@
           <w:i w:val="0"/>
           <w:sz w:val="28"/>
         </w:rPr>
-        <w:t xml:space="preserve"> — технологическая нейтральность + electronic training records / OSHA;</w:t>
+        <w:t xml:space="preserve"> — доказательственная модель + goal-setting в ОТ;</w:t>
       </w:r>
     </w:p>
     <w:p>
@@ -638,7 +629,7 @@
           <w:i w:val="0"/>
           <w:sz w:val="28"/>
         </w:rPr>
-        <w:t>Сингапур</w:t>
+        <w:t>США</w:t>
       </w:r>
       <w:r>
         <w:rPr>
@@ -647,7 +638,7 @@
           <w:i w:val="0"/>
           <w:sz w:val="28"/>
         </w:rPr>
-        <w:t xml:space="preserve"> — торговый ЭДО и государственный реестр WSH-обучения;</w:t>
+        <w:t xml:space="preserve"> — технологическая нейтральность + electronic training records / OSHA;</w:t>
       </w:r>
     </w:p>
     <w:p>
@@ -662,7 +653,7 @@
           <w:i w:val="0"/>
           <w:sz w:val="28"/>
         </w:rPr>
-        <w:t>Китай</w:t>
+        <w:t>Сингапур</w:t>
       </w:r>
       <w:r>
         <w:rPr>
@@ -671,7 +662,7 @@
           <w:i w:val="0"/>
           <w:sz w:val="28"/>
         </w:rPr>
-        <w:t xml:space="preserve"> — «надёжная» ЭП и применение к safety docs;</w:t>
+        <w:t xml:space="preserve"> — торговый ЭДО и государственный реестр WSH-обучения;</w:t>
       </w:r>
     </w:p>
     <w:p>
@@ -686,7 +677,7 @@
           <w:i w:val="0"/>
           <w:sz w:val="28"/>
         </w:rPr>
-        <w:t>Казахстан / ЕАЭС</w:t>
+        <w:t>Китай</w:t>
       </w:r>
       <w:r>
         <w:rPr>
@@ -695,7 +686,7 @@
           <w:i w:val="0"/>
           <w:sz w:val="28"/>
         </w:rPr>
-        <w:t xml:space="preserve"> — ближайший интеграционный контур и прямая легализация электронного журнала инструктажа.</w:t>
+        <w:t xml:space="preserve"> — «надёжная» ЭП и применение к safety docs;</w:t>
       </w:r>
     </w:p>
     <w:p>
@@ -706,11 +697,218 @@
       <w:r>
         <w:rPr>
           <w:rFonts w:ascii="Times New Roman" w:hAnsi="Times New Roman" w:eastAsia="Times New Roman"/>
+          <w:b/>
+          <w:i w:val="0"/>
+          <w:sz w:val="28"/>
+        </w:rPr>
+        <w:t>Казахстан / ЕАЭС</w:t>
+      </w:r>
+      <w:r>
+        <w:rPr>
+          <w:rFonts w:ascii="Times New Roman" w:hAnsi="Times New Roman" w:eastAsia="Times New Roman"/>
           <w:b w:val="0"/>
           <w:i w:val="0"/>
           <w:sz w:val="28"/>
         </w:rPr>
-        <w:t>За рамками детального разбора оставлены узкоотраслевые режимы (таможенный ЭДО, счета-фактуры, электронные коносаменты) — они используются в главе 1 лишь как иллюстрация моделей. Медицинские допуски рассматриваются ограниченно из‑за режима персональных данных.</w:t>
+        <w:t xml:space="preserve"> — ближайший интеграционный контур и прямая легализация электронного журнала инструктажа.</w:t>
+      </w:r>
+    </w:p>
+    <w:p>
+      <w:pPr>
+        <w:spacing w:line="360" w:lineRule="auto"/>
+        <w:ind w:firstLine="709"/>
+      </w:pPr>
+      <w:r>
+        <w:rPr>
+          <w:rFonts w:ascii="Times New Roman" w:hAnsi="Times New Roman" w:eastAsia="Times New Roman"/>
+          <w:b w:val="0"/>
+          <w:i w:val="0"/>
+          <w:sz w:val="28"/>
+        </w:rPr>
+        <w:t>Второй комплект (национальный слой + судебная практика):</w:t>
+      </w:r>
+    </w:p>
+    <w:p>
+      <w:pPr>
+        <w:spacing w:line="360" w:lineRule="auto"/>
+        <w:ind w:firstLine="709"/>
+      </w:pPr>
+      <w:r>
+        <w:rPr>
+          <w:rFonts w:ascii="Times New Roman" w:hAnsi="Times New Roman" w:eastAsia="Times New Roman"/>
+          <w:b/>
+          <w:i w:val="0"/>
+          <w:sz w:val="28"/>
+        </w:rPr>
+        <w:t>Германия</w:t>
+      </w:r>
+      <w:r>
+        <w:rPr>
+          <w:rFonts w:ascii="Times New Roman" w:hAnsi="Times New Roman" w:eastAsia="Times New Roman"/>
+          <w:b w:val="0"/>
+          <w:i w:val="0"/>
+          <w:sz w:val="28"/>
+        </w:rPr>
+        <w:t xml:space="preserve"> — eIDAS + формы BGB; с 2025 Textform в кадрах; Unterweisung без обязательной подписи;</w:t>
+      </w:r>
+    </w:p>
+    <w:p>
+      <w:pPr>
+        <w:spacing w:line="360" w:lineRule="auto"/>
+        <w:ind w:firstLine="709"/>
+      </w:pPr>
+      <w:r>
+        <w:rPr>
+          <w:rFonts w:ascii="Times New Roman" w:hAnsi="Times New Roman" w:eastAsia="Times New Roman"/>
+          <w:b/>
+          <w:i w:val="0"/>
+          <w:sz w:val="28"/>
+        </w:rPr>
+        <w:t>Беларусь</w:t>
+      </w:r>
+      <w:r>
+        <w:rPr>
+          <w:rFonts w:ascii="Times New Roman" w:hAnsi="Times New Roman" w:eastAsia="Times New Roman"/>
+          <w:b w:val="0"/>
+          <w:i w:val="0"/>
+          <w:sz w:val="28"/>
+        </w:rPr>
+        <w:t xml:space="preserve"> — Закон 113‑З и п. 35 Инструкции № 175: прямой электронный журнал инструктажа;</w:t>
+      </w:r>
+    </w:p>
+    <w:p>
+      <w:pPr>
+        <w:spacing w:line="360" w:lineRule="auto"/>
+        <w:ind w:firstLine="709"/>
+      </w:pPr>
+      <w:r>
+        <w:rPr>
+          <w:rFonts w:ascii="Times New Roman" w:hAnsi="Times New Roman" w:eastAsia="Times New Roman"/>
+          <w:b/>
+          <w:i w:val="0"/>
+          <w:sz w:val="28"/>
+        </w:rPr>
+        <w:t>Сербия</w:t>
+      </w:r>
+      <w:r>
+        <w:rPr>
+          <w:rFonts w:ascii="Times New Roman" w:hAnsi="Times New Roman" w:eastAsia="Times New Roman"/>
+          <w:b w:val="0"/>
+          <w:i w:val="0"/>
+          <w:sz w:val="28"/>
+        </w:rPr>
+        <w:t xml:space="preserve"> — eIDAS‑подобный закон; формы ОТ электронно с QES, учёт обучения (Form 6) на бумаге;</w:t>
+      </w:r>
+    </w:p>
+    <w:p>
+      <w:pPr>
+        <w:spacing w:line="360" w:lineRule="auto"/>
+        <w:ind w:firstLine="709"/>
+      </w:pPr>
+      <w:r>
+        <w:rPr>
+          <w:rFonts w:ascii="Times New Roman" w:hAnsi="Times New Roman" w:eastAsia="Times New Roman"/>
+          <w:b/>
+          <w:i w:val="0"/>
+          <w:sz w:val="28"/>
+        </w:rPr>
+        <w:t>Испания</w:t>
+      </w:r>
+      <w:r>
+        <w:rPr>
+          <w:rFonts w:ascii="Times New Roman" w:hAnsi="Times New Roman" w:eastAsia="Times New Roman"/>
+          <w:b w:val="0"/>
+          <w:i w:val="0"/>
+          <w:sz w:val="28"/>
+        </w:rPr>
+        <w:t xml:space="preserve"> — презумпция квалифицированного сервиса (LEC 326.4);</w:t>
+      </w:r>
+    </w:p>
+    <w:p>
+      <w:pPr>
+        <w:spacing w:line="360" w:lineRule="auto"/>
+        <w:ind w:firstLine="709"/>
+      </w:pPr>
+      <w:r>
+        <w:rPr>
+          <w:rFonts w:ascii="Times New Roman" w:hAnsi="Times New Roman" w:eastAsia="Times New Roman"/>
+          <w:b/>
+          <w:i w:val="0"/>
+          <w:sz w:val="28"/>
+        </w:rPr>
+        <w:t>Ирландия</w:t>
+      </w:r>
+      <w:r>
+        <w:rPr>
+          <w:rFonts w:ascii="Times New Roman" w:hAnsi="Times New Roman" w:eastAsia="Times New Roman"/>
+          <w:b w:val="0"/>
+          <w:i w:val="0"/>
+          <w:sz w:val="28"/>
+        </w:rPr>
+        <w:t xml:space="preserve"> — ECA 2000 + common law; суд проверяет реальность обучения (Redmond 2024);</w:t>
+      </w:r>
+    </w:p>
+    <w:p>
+      <w:pPr>
+        <w:spacing w:line="360" w:lineRule="auto"/>
+        <w:ind w:firstLine="709"/>
+      </w:pPr>
+      <w:r>
+        <w:rPr>
+          <w:rFonts w:ascii="Times New Roman" w:hAnsi="Times New Roman" w:eastAsia="Times New Roman"/>
+          <w:b/>
+          <w:i w:val="0"/>
+          <w:sz w:val="28"/>
+        </w:rPr>
+        <w:t>Франция</w:t>
+      </w:r>
+      <w:r>
+        <w:rPr>
+          <w:rFonts w:ascii="Times New Roman" w:hAnsi="Times New Roman" w:eastAsia="Times New Roman"/>
+          <w:b w:val="0"/>
+          <w:i w:val="0"/>
+          <w:sz w:val="28"/>
+        </w:rPr>
+        <w:t xml:space="preserve"> — презумпция только у QES (Cass. 5.03.2026); скан ≠ электронная подпись;</w:t>
+      </w:r>
+    </w:p>
+    <w:p>
+      <w:pPr>
+        <w:spacing w:line="360" w:lineRule="auto"/>
+        <w:ind w:firstLine="709"/>
+      </w:pPr>
+      <w:r>
+        <w:rPr>
+          <w:rFonts w:ascii="Times New Roman" w:hAnsi="Times New Roman" w:eastAsia="Times New Roman"/>
+          <w:b/>
+          <w:i w:val="0"/>
+          <w:sz w:val="28"/>
+        </w:rPr>
+        <w:t>Кения</w:t>
+      </w:r>
+      <w:r>
+        <w:rPr>
+          <w:rFonts w:ascii="Times New Roman" w:hAnsi="Times New Roman" w:eastAsia="Times New Roman"/>
+          <w:b w:val="0"/>
+          <w:i w:val="0"/>
+          <w:sz w:val="28"/>
+        </w:rPr>
+        <w:t xml:space="preserve"> — advanced e‑signature = wet ink, но вход в процесс через сертификат Evidence Act s. 106B.</w:t>
+      </w:r>
+    </w:p>
+    <w:p>
+      <w:pPr>
+        <w:spacing w:line="360" w:lineRule="auto"/>
+        <w:ind w:firstLine="709"/>
+      </w:pPr>
+      <w:r>
+        <w:rPr>
+          <w:rFonts w:ascii="Times New Roman" w:hAnsi="Times New Roman" w:eastAsia="Times New Roman"/>
+          <w:b w:val="0"/>
+          <w:i w:val="0"/>
+          <w:sz w:val="28"/>
+        </w:rPr>
+        <w:t>За рамками детального разбора оставлены узкоотраслевые режимы (таможенный ЭДО, счета-фактуры, электронные коносаменты) — они используются в главе 1 лишь как иллюстрация моделей. Медицинские допуски рассматриваются ограниченно из‑за режима персональных данных; отдельный срез 152‑ФЗ / GDPR по электронному журналу вынесен в § 3.7.</w:t>
       </w:r>
     </w:p>
     <w:p>
@@ -770,7 +968,25 @@
           <w:i w:val="0"/>
           <w:sz w:val="28"/>
         </w:rPr>
-        <w:t>Работа состоит из введения, трёх глав, заключения, списка источников и приложений. Глава 1 даёт общетеоретический раздел о регулировании ЭДО в иностранных государствах. Глава 2 — зарубежный опыт применения ЭДО в охране труда. Глава 3 — сравнение с российской практикой и предложения. Приложения содержат заполненные матрицы A/B/C и страновые карточки.</w:t>
+        <w:t xml:space="preserve">Работа состоит из введения, трёх глав, заключения, списка источников и приложений. Глава 1 даёт общетеоретический раздел о регулировании ЭДО в иностранных государствах. Глава 2 — зарубежный опыт применения ЭДО в охране труда </w:t>
+      </w:r>
+      <w:r>
+        <w:rPr>
+          <w:rFonts w:ascii="Times New Roman" w:hAnsi="Times New Roman" w:eastAsia="Times New Roman"/>
+          <w:b/>
+          <w:i w:val="0"/>
+          <w:sz w:val="28"/>
+        </w:rPr>
+        <w:t>по процессам</w:t>
+      </w:r>
+      <w:r>
+        <w:rPr>
+          <w:rFonts w:ascii="Times New Roman" w:hAnsi="Times New Roman" w:eastAsia="Times New Roman"/>
+          <w:b w:val="0"/>
+          <w:i w:val="0"/>
+          <w:sz w:val="28"/>
+        </w:rPr>
+        <w:t xml:space="preserve"> (инструктаж, обучение, оценка рисков, наряд‑допуск, акт НС, СИЗ), а не по странам подряд. Глава 3 — сравнение с российской практикой, российские разъяснения Минтруда/Роструда и предложения de lege ferenda. Приложения: матрицы A/B/C, страновые карточки, матрица документов ОТ, глоссарий, проект правок ст. 22.1 / ПП 2464, практика РФ, сроки хранения и персональные данные.</w:t>
       </w:r>
     </w:p>
     <w:p>
@@ -2131,6 +2347,157 @@
     </w:p>
     <w:p>
       <w:pPr>
+        <w:pStyle w:val="Heading3"/>
+      </w:pPr>
+      <w:r>
+        <w:rPr>
+          <w:rFonts w:ascii="Times New Roman" w:hAnsi="Times New Roman" w:eastAsia="Times New Roman"/>
+          <w:b/>
+          <w:i w:val="0"/>
+          <w:color w:val="1F4E79"/>
+          <w:sz w:val="28"/>
+        </w:rPr>
+        <w:t>2.2.6. Беларусь: прямая норма об электронном журнале инструктажа</w:t>
+      </w:r>
+    </w:p>
+    <w:p>
+      <w:pPr>
+        <w:spacing w:line="360" w:lineRule="auto"/>
+        <w:ind w:firstLine="709"/>
+      </w:pPr>
+      <w:r>
+        <w:rPr>
+          <w:rFonts w:ascii="Times New Roman" w:hAnsi="Times New Roman" w:eastAsia="Times New Roman"/>
+          <w:b w:val="0"/>
+          <w:i w:val="0"/>
+          <w:sz w:val="28"/>
+        </w:rPr>
+        <w:t xml:space="preserve">Пункт 35 </w:t>
+      </w:r>
+      <w:hyperlink r:id="rId11">
+        <w:r>
+          <w:rPr>
+            <w:color w:val="0563C1"/>
+            <w:u w:val="single"/>
+            <w:sz w:val="28"/>
+            <w:rFonts w:ascii="Times New Roman" w:hAnsi="Times New Roman"/>
+          </w:rPr>
+          <w:t xml:space="preserve">Инструкции Минтруда РБ № 175</w:t>
+        </w:r>
+      </w:hyperlink>
+      <w:r>
+        <w:rPr>
+          <w:rFonts w:ascii="Times New Roman" w:hAnsi="Times New Roman" w:eastAsia="Times New Roman"/>
+          <w:b w:val="0"/>
+          <w:i w:val="0"/>
+          <w:sz w:val="28"/>
+        </w:rPr>
+        <w:t xml:space="preserve"> (ред. постановления № 45 от 14.07.2022) прямо допускает электронную регистрацию всех видов инструктажа и стажировки, если программные средства идентифицируют работника, фиксируют время записи и защищены от несанкционированных изменений. Это функциональная эквивалентность журнала, а не требование ЭЦП у каждого рабочего. Для главы 3 это ближайший переносимый образец: та же постсоветская конструкция журналов, иное правило о носителе.</w:t>
+      </w:r>
+    </w:p>
+    <w:p>
+      <w:pPr>
+        <w:pStyle w:val="Heading3"/>
+      </w:pPr>
+      <w:r>
+        <w:rPr>
+          <w:rFonts w:ascii="Times New Roman" w:hAnsi="Times New Roman" w:eastAsia="Times New Roman"/>
+          <w:b/>
+          <w:i w:val="0"/>
+          <w:color w:val="1F4E79"/>
+          <w:sz w:val="28"/>
+        </w:rPr>
+        <w:t>2.2.7. Сербия: электроника форм ОТ минус учёт обучения</w:t>
+      </w:r>
+    </w:p>
+    <w:p>
+      <w:pPr>
+        <w:spacing w:line="360" w:lineRule="auto"/>
+        <w:ind w:firstLine="709"/>
+      </w:pPr>
+      <w:r>
+        <w:rPr>
+          <w:rFonts w:ascii="Times New Roman" w:hAnsi="Times New Roman" w:eastAsia="Times New Roman"/>
+          <w:b w:val="0"/>
+          <w:i w:val="0"/>
+          <w:sz w:val="28"/>
+        </w:rPr>
+        <w:t>Правилник (Сл. гласник РС 5/2025, с 28.04.2025) разрешил вести большинство форм учёта ОТ электронно с квалифицированной ЭП, но оставил на бумаге Форму 6 — учёт обученных безопасной работе и правильному применению СИЗ. Это точечный запрет, ближе по духу к ч. 3 ст. 22.1 ТК, но уже по охвату: в РФ исключены и журналы, и акты НС в контуре КЭДО.</w:t>
+      </w:r>
+    </w:p>
+    <w:p>
+      <w:pPr>
+        <w:pStyle w:val="Heading3"/>
+      </w:pPr>
+      <w:r>
+        <w:rPr>
+          <w:rFonts w:ascii="Times New Roman" w:hAnsi="Times New Roman" w:eastAsia="Times New Roman"/>
+          <w:b/>
+          <w:i w:val="0"/>
+          <w:color w:val="1F4E79"/>
+          <w:sz w:val="28"/>
+        </w:rPr>
+        <w:t>2.2.8. Германия, Испания, Ирландия, Франция: нет запрета носителя</w:t>
+      </w:r>
+    </w:p>
+    <w:p>
+      <w:pPr>
+        <w:spacing w:line="360" w:lineRule="auto"/>
+        <w:ind w:firstLine="709"/>
+      </w:pPr>
+      <w:hyperlink r:id="rId12">
+        <w:r>
+          <w:rPr>
+            <w:color w:val="0563C1"/>
+            <w:u w:val="single"/>
+            <w:sz w:val="28"/>
+            <w:rFonts w:ascii="Times New Roman" w:hAnsi="Times New Roman"/>
+          </w:rPr>
+          <w:t xml:space="preserve">§ 12 ArbSchG</w:t>
+        </w:r>
+      </w:hyperlink>
+      <w:r>
+        <w:rPr>
+          <w:rFonts w:ascii="Times New Roman" w:hAnsi="Times New Roman" w:eastAsia="Times New Roman"/>
+          <w:b w:val="0"/>
+          <w:i w:val="0"/>
+          <w:sz w:val="28"/>
+        </w:rPr>
+        <w:t xml:space="preserve"> не делает подпись конститутивным элементом Unterweisung; BAG (1 ABR 104/09) связал инструктаж с оценкой рисков. LPRL art. 19 и ирландский SHWW Act 2005 требуют доказать адекватность обучения. Французская Cass. soc. 22‑15.624 возлагает на работодателя бремя мер L. 4121 после НС; Cass. soc. 21‑19.841 отдельно говорит, что скан подписи — не электронная подпись. Вопрос «можно ли журнал электронно» эти суды почти не ставят.</w:t>
+      </w:r>
+    </w:p>
+    <w:p>
+      <w:pPr>
+        <w:pStyle w:val="Heading3"/>
+      </w:pPr>
+      <w:r>
+        <w:rPr>
+          <w:rFonts w:ascii="Times New Roman" w:hAnsi="Times New Roman" w:eastAsia="Times New Roman"/>
+          <w:b/>
+          <w:i w:val="0"/>
+          <w:color w:val="1F4E79"/>
+          <w:sz w:val="28"/>
+        </w:rPr>
+        <w:t>2.2.9. Кения: закон ОТ молчит, процесс требует 106B</w:t>
+      </w:r>
+    </w:p>
+    <w:p>
+      <w:pPr>
+        <w:spacing w:line="360" w:lineRule="auto"/>
+        <w:ind w:firstLine="709"/>
+      </w:pPr>
+      <w:r>
+        <w:rPr>
+          <w:rFonts w:ascii="Times New Roman" w:hAnsi="Times New Roman" w:eastAsia="Times New Roman"/>
+          <w:b w:val="0"/>
+          <w:i w:val="0"/>
+          <w:sz w:val="28"/>
+        </w:rPr>
+        <w:t>OSHA 2007 обязывает обучать (s. 99) и вести general register травм, но не описывает электронный журнал. ELRC в Bigot Flowers v Cheboswony [2022] KEELRC 3772 смотрит факт обучения и СИЗ. Параллельно KEELC 392 (2025) снимает электронную запись без сертификата Evidence Act s. 106B. Вывод: молчание отраслевого закона ≠ безопасная цифровизация, если процессуальный вход узкий.</w:t>
+      </w:r>
+    </w:p>
+    <w:p>
+      <w:pPr>
         <w:pStyle w:val="Heading2"/>
       </w:pPr>
       <w:r>
@@ -2576,6 +2943,56 @@
     </w:p>
     <w:p>
       <w:pPr>
+        <w:pStyle w:val="Heading3"/>
+      </w:pPr>
+      <w:r>
+        <w:rPr>
+          <w:rFonts w:ascii="Times New Roman" w:hAnsi="Times New Roman" w:eastAsia="Times New Roman"/>
+          <w:b/>
+          <w:i w:val="0"/>
+          <w:color w:val="1F4E79"/>
+          <w:sz w:val="28"/>
+        </w:rPr>
+        <w:t>2.6.4. Российское зеркало: журнал как доказательство содержания, запрет носителя — статутный</w:t>
+      </w:r>
+    </w:p>
+    <w:p>
+      <w:pPr>
+        <w:spacing w:line="360" w:lineRule="auto"/>
+        <w:ind w:firstLine="709"/>
+      </w:pPr>
+      <w:r>
+        <w:rPr>
+          <w:rFonts w:ascii="Times New Roman" w:hAnsi="Times New Roman" w:eastAsia="Times New Roman"/>
+          <w:b w:val="0"/>
+          <w:i w:val="0"/>
+          <w:sz w:val="28"/>
+        </w:rPr>
+        <w:t xml:space="preserve">Пленум ВС РФ от 23.06.2015 № 25 (п. 65) допускает юридически значимые сообщения по электронной почте, если можно установить отправителя и адресата — это срез ЭДО в целом. Срез ОТ другой. </w:t>
+      </w:r>
+      <w:hyperlink r:id="rId13">
+        <w:r>
+          <w:rPr>
+            <w:color w:val="0563C1"/>
+            <w:u w:val="single"/>
+            <w:sz w:val="28"/>
+            <w:rFonts w:ascii="Times New Roman" w:hAnsi="Times New Roman"/>
+          </w:rPr>
+          <w:t xml:space="preserve">Письмо Минтруда от 12.01.2023 № 14‑6/ООГ‑97</w:t>
+        </w:r>
+      </w:hyperlink>
+      <w:r>
+        <w:rPr>
+          <w:rFonts w:ascii="Times New Roman" w:hAnsi="Times New Roman" w:eastAsia="Times New Roman"/>
+          <w:b w:val="0"/>
+          <w:i w:val="0"/>
+          <w:sz w:val="28"/>
+        </w:rPr>
+        <w:t xml:space="preserve"> прямо говорит: акт НС и документы об инструктажах подписываются только на бумаге, чтобы их нельзя было менять задним числом. Постановление ВС РФ от 06.09.2024 № 49‑АД24‑22‑К6 проверяет не «электронность» журнала, а факт повторного инструктажа и указание ЛНА в журнале (п. 87 Правил № 2464). Российский суд в ОТ, как BAG и Redmond, бьёт по содержанию; вопрос носителя закрыл законодатель, а не судебная доктрина «e‑форма ничтожна».</w:t>
+      </w:r>
+    </w:p>
+    <w:p>
+      <w:pPr>
         <w:pStyle w:val="Heading2"/>
       </w:pPr>
       <w:r>
@@ -2616,7 +3033,7 @@
           <w:i w:val="0"/>
           <w:sz w:val="28"/>
         </w:rPr>
-        <w:t>2. Электронная фиксация инструктажей/обучения прямо признана или фактически допущена в США, Казахстане, ЕС/UK; Сингапур добавил государственный сервис проверки.</w:t>
+        <w:t>2. Электронная фиксация инструктажей/обучения прямо признана или фактически допущена в США, Казахстане, Беларуси, ЕС/UK; Сингапур добавил государственный сервис проверки. Сербия оставила на бумаге только учёт обучения (Form 6). Кения отраслевой нормой молчит, но суд может снять e‑запись без 106B.</w:t>
       </w:r>
     </w:p>
     <w:p>
@@ -2661,7 +3078,22 @@
           <w:i w:val="0"/>
           <w:sz w:val="28"/>
         </w:rPr>
-        <w:t>5. Для сравнения с РФ решающий контраст — не «есть ли компьютеры», а есть ли правовой запрет на электронное подтверждение инструктажа.</w:t>
+        <w:t>5. Для сравнения с РФ решающий контраст — не «есть ли компьютеры», а есть ли правовой запрет на электронное подтверждение инструктажа. В самой РФ при этом электронный протокол проверки знания уже легален (ПП 2464 п. 91–93).</w:t>
+      </w:r>
+    </w:p>
+    <w:p>
+      <w:pPr>
+        <w:spacing w:line="360" w:lineRule="auto"/>
+        <w:ind w:firstLine="709"/>
+      </w:pPr>
+      <w:r>
+        <w:rPr>
+          <w:rFonts w:ascii="Times New Roman" w:hAnsi="Times New Roman" w:eastAsia="Times New Roman"/>
+          <w:b w:val="0"/>
+          <w:i w:val="0"/>
+          <w:sz w:val="28"/>
+        </w:rPr>
+        <w:t>6. Матрица документов ОТ (журнал / протокол / ОПР / наряд‑допуск / акт НС / СИЗ) показывает, что запрет ч. 3 ст. 22.1 точечный, а не «вся ОТ на бумаге».</w:t>
       </w:r>
     </w:p>
     <w:p>
@@ -2723,7 +3155,7 @@
         </w:rPr>
         <w:t xml:space="preserve">Федеральный закон от 06.04.2011 </w:t>
       </w:r>
-      <w:hyperlink r:id="rId11">
+      <w:hyperlink r:id="rId14">
         <w:r>
           <w:rPr>
             <w:color w:val="0563C1"/>
@@ -2743,7 +3175,7 @@
         </w:rPr>
         <w:t xml:space="preserve"> задаёт иерархию электронных подписей, близкую </w:t>
       </w:r>
-      <w:hyperlink r:id="rId12">
+      <w:hyperlink r:id="rId15">
         <w:r>
           <w:rPr>
             <w:color w:val="0563C1"/>
@@ -2866,7 +3298,7 @@
         <w:spacing w:line="360" w:lineRule="auto"/>
         <w:ind w:firstLine="709"/>
       </w:pPr>
-      <w:hyperlink r:id="rId11">
+      <w:hyperlink r:id="rId14">
         <w:r>
           <w:rPr>
             <w:color w:val="0563C1"/>
@@ -2886,7 +3318,7 @@
         </w:rPr>
         <w:t xml:space="preserve"> регулирует признание иностранных электронных подписей. В ЕАЭС действует </w:t>
       </w:r>
-      <w:hyperlink r:id="rId13">
+      <w:hyperlink r:id="rId16">
         <w:r>
           <w:rPr>
             <w:color w:val="0563C1"/>
@@ -2906,7 +3338,7 @@
         </w:rPr>
         <w:t xml:space="preserve">. </w:t>
       </w:r>
-      <w:hyperlink r:id="rId14">
+      <w:hyperlink r:id="rId17">
         <w:r>
           <w:rPr>
             <w:color w:val="0563C1"/>
@@ -2925,6 +3357,266 @@
           <w:sz w:val="28"/>
         </w:rPr>
         <w:t xml:space="preserve"> устанавливает правила УКЭП для международных организаций и их филиалов/представительств в РФ (сертификат выдаёт УЦ ФНС). Эти нормы усиливают внутренний и интеграционный контуры, но не создают автоматического взаимного признания «как в ЕС».</w:t>
+      </w:r>
+    </w:p>
+    <w:p>
+      <w:pPr>
+        <w:pStyle w:val="Heading3"/>
+      </w:pPr>
+      <w:r>
+        <w:rPr>
+          <w:rFonts w:ascii="Times New Roman" w:hAnsi="Times New Roman" w:eastAsia="Times New Roman"/>
+          <w:b/>
+          <w:i w:val="0"/>
+          <w:color w:val="1F4E79"/>
+          <w:sz w:val="28"/>
+        </w:rPr>
+        <w:t>3.1.5. Российское зеркало: разъяснения и судебная практика</w:t>
+      </w:r>
+    </w:p>
+    <w:p>
+      <w:pPr>
+        <w:spacing w:line="360" w:lineRule="auto"/>
+        <w:ind w:firstLine="709"/>
+      </w:pPr>
+      <w:r>
+        <w:rPr>
+          <w:rFonts w:ascii="Times New Roman" w:hAnsi="Times New Roman" w:eastAsia="Times New Roman"/>
+          <w:b w:val="0"/>
+          <w:i w:val="0"/>
+          <w:sz w:val="28"/>
+        </w:rPr>
+        <w:t>Прямого опубликованного спора «электронный журнал инструктажа ничтожен» нет: вопрос носителя закрыл законодатель. Для НИР достаточно четырёх опор, без вымышленных номеров дел.</w:t>
+      </w:r>
+    </w:p>
+    <w:p>
+      <w:pPr>
+        <w:spacing w:line="360" w:lineRule="auto"/>
+        <w:ind w:firstLine="709"/>
+      </w:pPr>
+      <w:r>
+        <w:rPr>
+          <w:rFonts w:ascii="Times New Roman" w:hAnsi="Times New Roman" w:eastAsia="Times New Roman"/>
+          <w:b/>
+          <w:i w:val="0"/>
+          <w:sz w:val="28"/>
+        </w:rPr>
+        <w:t>ЭДО в целом.</w:t>
+      </w:r>
+      <w:r>
+        <w:rPr>
+          <w:rFonts w:ascii="Times New Roman" w:hAnsi="Times New Roman" w:eastAsia="Times New Roman"/>
+          <w:b w:val="0"/>
+          <w:i w:val="0"/>
+          <w:sz w:val="28"/>
+        </w:rPr>
+        <w:t xml:space="preserve"> </w:t>
+      </w:r>
+      <w:hyperlink r:id="rId18">
+        <w:r>
+          <w:rPr>
+            <w:color w:val="0563C1"/>
+            <w:u w:val="single"/>
+            <w:sz w:val="28"/>
+            <w:rFonts w:ascii="Times New Roman" w:hAnsi="Times New Roman"/>
+          </w:rPr>
+          <w:t xml:space="preserve">Пленум ВС РФ от 23.06.2015 № 25</w:t>
+        </w:r>
+      </w:hyperlink>
+      <w:r>
+        <w:rPr>
+          <w:rFonts w:ascii="Times New Roman" w:hAnsi="Times New Roman" w:eastAsia="Times New Roman"/>
+          <w:b w:val="0"/>
+          <w:i w:val="0"/>
+          <w:sz w:val="28"/>
+        </w:rPr>
+        <w:t>, п. 65: юридически значимое сообщение можно направить по электронной почте и иной связи, если можно достоверно установить отправителя и адресата. Это ближе к свободной оценке достоверности, чем к кенийскому сертификату 106B или испанской презумпции LEC 326.4.</w:t>
+      </w:r>
+    </w:p>
+    <w:p>
+      <w:pPr>
+        <w:spacing w:line="360" w:lineRule="auto"/>
+        <w:ind w:firstLine="709"/>
+      </w:pPr>
+      <w:r>
+        <w:rPr>
+          <w:rFonts w:ascii="Times New Roman" w:hAnsi="Times New Roman" w:eastAsia="Times New Roman"/>
+          <w:b/>
+          <w:i w:val="0"/>
+          <w:sz w:val="28"/>
+        </w:rPr>
+        <w:t>Административная практика по журналам.</w:t>
+      </w:r>
+      <w:r>
+        <w:rPr>
+          <w:rFonts w:ascii="Times New Roman" w:hAnsi="Times New Roman" w:eastAsia="Times New Roman"/>
+          <w:b w:val="0"/>
+          <w:i w:val="0"/>
+          <w:sz w:val="28"/>
+        </w:rPr>
+        <w:t xml:space="preserve"> </w:t>
+      </w:r>
+      <w:hyperlink r:id="rId19">
+        <w:r>
+          <w:rPr>
+            <w:color w:val="0563C1"/>
+            <w:u w:val="single"/>
+            <w:sz w:val="28"/>
+            <w:rFonts w:ascii="Times New Roman" w:hAnsi="Times New Roman"/>
+          </w:rPr>
+          <w:t xml:space="preserve">Письмо Минтруда от 30.05.2022 № 15‑2/В‑1677</w:t>
+        </w:r>
+      </w:hyperlink>
+      <w:r>
+        <w:rPr>
+          <w:rFonts w:ascii="Times New Roman" w:hAnsi="Times New Roman" w:eastAsia="Times New Roman"/>
+          <w:b w:val="0"/>
+          <w:i w:val="0"/>
+          <w:sz w:val="28"/>
+        </w:rPr>
+        <w:t xml:space="preserve"> прямо говорит, что ст. 22.1–22.3 не применяются к документам об инструктажах. </w:t>
+      </w:r>
+      <w:hyperlink r:id="rId13">
+        <w:r>
+          <w:rPr>
+            <w:color w:val="0563C1"/>
+            <w:u w:val="single"/>
+            <w:sz w:val="28"/>
+            <w:rFonts w:ascii="Times New Roman" w:hAnsi="Times New Roman"/>
+          </w:rPr>
+          <w:t xml:space="preserve">Письмо Минтруда от 12.01.2023 № 14‑6/ООГ‑97</w:t>
+        </w:r>
+      </w:hyperlink>
+      <w:r>
+        <w:rPr>
+          <w:rFonts w:ascii="Times New Roman" w:hAnsi="Times New Roman" w:eastAsia="Times New Roman"/>
+          <w:b w:val="0"/>
+          <w:i w:val="0"/>
+          <w:sz w:val="28"/>
+        </w:rPr>
+        <w:t xml:space="preserve"> добавляет мотив: акт НС и документы об инструктажах подписываются только на бумаге, чтобы их нельзя было менять задним числом в короткие сроки защиты прав. </w:t>
+      </w:r>
+      <w:hyperlink r:id="rId20">
+        <w:r>
+          <w:rPr>
+            <w:color w:val="0563C1"/>
+            <w:u w:val="single"/>
+            <w:sz w:val="28"/>
+            <w:rFonts w:ascii="Times New Roman" w:hAnsi="Times New Roman"/>
+          </w:rPr>
+          <w:t xml:space="preserve">Онлайнинспекция, вопрос 178122</w:t>
+        </w:r>
+      </w:hyperlink>
+      <w:r>
+        <w:rPr>
+          <w:rFonts w:ascii="Times New Roman" w:hAnsi="Times New Roman" w:eastAsia="Times New Roman"/>
+          <w:b w:val="0"/>
+          <w:i w:val="0"/>
+          <w:sz w:val="28"/>
+        </w:rPr>
+        <w:t xml:space="preserve"> (22.03.2023) подтверждает ту же позицию Роструда: журналы не входят в КЭДО, нужны собственноручные подписи. Нарушение — зона </w:t>
+      </w:r>
+      <w:hyperlink r:id="rId21">
+        <w:r>
+          <w:rPr>
+            <w:color w:val="0563C1"/>
+            <w:u w:val="single"/>
+            <w:sz w:val="28"/>
+            <w:rFonts w:ascii="Times New Roman" w:hAnsi="Times New Roman"/>
+          </w:rPr>
+          <w:t xml:space="preserve">ст. 5.27.1 КоАП РФ</w:t>
+        </w:r>
+      </w:hyperlink>
+      <w:r>
+        <w:rPr>
+          <w:rFonts w:ascii="Times New Roman" w:hAnsi="Times New Roman" w:eastAsia="Times New Roman"/>
+          <w:b w:val="0"/>
+          <w:i w:val="0"/>
+          <w:sz w:val="28"/>
+        </w:rPr>
+        <w:t>.</w:t>
+      </w:r>
+    </w:p>
+    <w:p>
+      <w:pPr>
+        <w:spacing w:line="360" w:lineRule="auto"/>
+        <w:ind w:firstLine="709"/>
+      </w:pPr>
+      <w:r>
+        <w:rPr>
+          <w:rFonts w:ascii="Times New Roman" w:hAnsi="Times New Roman" w:eastAsia="Times New Roman"/>
+          <w:b/>
+          <w:i w:val="0"/>
+          <w:sz w:val="28"/>
+        </w:rPr>
+        <w:t>Суд смотрит содержание журнала, не «электронность».</w:t>
+      </w:r>
+      <w:r>
+        <w:rPr>
+          <w:rFonts w:ascii="Times New Roman" w:hAnsi="Times New Roman" w:eastAsia="Times New Roman"/>
+          <w:b w:val="0"/>
+          <w:i w:val="0"/>
+          <w:sz w:val="28"/>
+        </w:rPr>
+        <w:t xml:space="preserve"> Постановление ВС РФ от 06.09.2024 </w:t>
+      </w:r>
+      <w:hyperlink r:id="rId22">
+        <w:r>
+          <w:rPr>
+            <w:color w:val="0563C1"/>
+            <w:u w:val="single"/>
+            <w:sz w:val="28"/>
+            <w:rFonts w:ascii="Times New Roman" w:hAnsi="Times New Roman"/>
+          </w:rPr>
+          <w:t xml:space="preserve">№ 49‑АД24‑22‑К6</w:t>
+        </w:r>
+      </w:hyperlink>
+      <w:r>
+        <w:rPr>
+          <w:rFonts w:ascii="Times New Roman" w:hAnsi="Times New Roman" w:eastAsia="Times New Roman"/>
+          <w:b w:val="0"/>
+          <w:i w:val="0"/>
+          <w:sz w:val="28"/>
+        </w:rPr>
+        <w:t xml:space="preserve"> — </w:t>
+      </w:r>
+      <w:r>
+        <w:rPr>
+          <w:rFonts w:ascii="Times New Roman" w:hAnsi="Times New Roman" w:eastAsia="Times New Roman"/>
+          <w:b/>
+          <w:i w:val="0"/>
+          <w:sz w:val="28"/>
+        </w:rPr>
+        <w:t>аналогия</w:t>
+      </w:r>
+      <w:r>
+        <w:rPr>
+          <w:rFonts w:ascii="Times New Roman" w:hAnsi="Times New Roman" w:eastAsia="Times New Roman"/>
+          <w:b w:val="0"/>
+          <w:i w:val="0"/>
+          <w:sz w:val="28"/>
+        </w:rPr>
+        <w:t xml:space="preserve">: дело не про носитель. ВС подтвердил ответственность за допуск без повторного инструктажа и за журнал без указания ЛНА (п. 87 Правил № 2464). Это тот же угол, что у BAG и Redmond: содержание и факт обучения. </w:t>
+      </w:r>
+      <w:hyperlink r:id="rId23">
+        <w:r>
+          <w:rPr>
+            <w:color w:val="0563C1"/>
+            <w:u w:val="single"/>
+            <w:sz w:val="28"/>
+            <w:rFonts w:ascii="Times New Roman" w:hAnsi="Times New Roman"/>
+          </w:rPr>
+          <w:t xml:space="preserve">Пленум ВС от 29.11.2018 № 41</w:t>
+        </w:r>
+      </w:hyperlink>
+      <w:r>
+        <w:rPr>
+          <w:rFonts w:ascii="Times New Roman" w:hAnsi="Times New Roman" w:eastAsia="Times New Roman"/>
+          <w:b w:val="0"/>
+          <w:i w:val="0"/>
+          <w:sz w:val="28"/>
+        </w:rPr>
+        <w:t xml:space="preserve"> отдельно требует исследовать акт НС и материалы ГИТ по уголовным делам об охране труда — ещё один довод не смешивать акт НС с «лёгким» журналом инструктажа.</w:t>
       </w:r>
     </w:p>
     <w:p>
@@ -3109,9 +3801,9 @@
           <w:i w:val="0"/>
           <w:sz w:val="28"/>
         </w:rPr>
-        <w:t xml:space="preserve">В ядре выбранных юрисдикций аналогичного общесистемного запрета нет. США прямо допускают </w:t>
-      </w:r>
-      <w:hyperlink r:id="rId15">
+        <w:t xml:space="preserve">Среди 13 юрисдикций аналогичного общесистемного запрета нет. США прямо допускают </w:t>
+      </w:r>
+      <w:hyperlink r:id="rId24">
         <w:r>
           <w:rPr>
             <w:color w:val="0563C1"/>
@@ -3131,7 +3823,7 @@
         </w:rPr>
         <w:t>; Казахстан прямо разрешает электронный журнал инструктажа с ЭЦП (</w:t>
       </w:r>
-      <w:hyperlink r:id="rId16">
+      <w:hyperlink r:id="rId25">
         <w:r>
           <w:rPr>
             <w:color w:val="0563C1"/>
@@ -3149,7 +3841,42 @@
           <w:i w:val="0"/>
           <w:sz w:val="28"/>
         </w:rPr>
-        <w:t xml:space="preserve">); ЕС и UK допускают электронную фиксацию через общий режим и требование достаточности записи. РФ, продвинувшись в общем КЭДО и в </w:t>
+        <w:t xml:space="preserve">); Беларусь — </w:t>
+      </w:r>
+      <w:hyperlink r:id="rId11">
+        <w:r>
+          <w:rPr>
+            <w:color w:val="0563C1"/>
+            <w:u w:val="single"/>
+            <w:sz w:val="28"/>
+            <w:rFonts w:ascii="Times New Roman" w:hAnsi="Times New Roman"/>
+          </w:rPr>
+          <w:t xml:space="preserve">п. 35 Инструкции № 175</w:t>
+        </w:r>
+      </w:hyperlink>
+      <w:r>
+        <w:rPr>
+          <w:rFonts w:ascii="Times New Roman" w:hAnsi="Times New Roman" w:eastAsia="Times New Roman"/>
+          <w:b w:val="0"/>
+          <w:i w:val="0"/>
+          <w:sz w:val="28"/>
+        </w:rPr>
+        <w:t xml:space="preserve"> при идентификации и защите от правок. ЕС‑четвёрка (DE/ES/IE/FR) запрета носителя не знает. Сербия запретила только Form 6. Кения отраслевым законом молчит, но суд может не допустить e‑запись без 106B.</w:t>
+      </w:r>
+    </w:p>
+    <w:p>
+      <w:pPr>
+        <w:spacing w:line="360" w:lineRule="auto"/>
+        <w:ind w:firstLine="709"/>
+      </w:pPr>
+      <w:r>
+        <w:rPr>
+          <w:rFonts w:ascii="Times New Roman" w:hAnsi="Times New Roman" w:eastAsia="Times New Roman"/>
+          <w:b w:val="0"/>
+          <w:i w:val="0"/>
+          <w:sz w:val="28"/>
+        </w:rPr>
+        <w:t xml:space="preserve">Внутри самой РФ есть второй контраст: </w:t>
       </w:r>
       <w:hyperlink r:id="rId10">
         <w:r>
@@ -3159,7 +3886,7 @@
             <w:sz w:val="28"/>
             <w:rFonts w:ascii="Times New Roman" w:hAnsi="Times New Roman"/>
           </w:rPr>
-          <w:t xml:space="preserve">№ 2464</w:t>
+          <w:t xml:space="preserve">протокол проверки знания</w:t>
         </w:r>
       </w:hyperlink>
       <w:r>
@@ -3169,7 +3896,7 @@
           <w:i w:val="0"/>
           <w:sz w:val="28"/>
         </w:rPr>
-        <w:t>, сохранила бумажный «замок» именно на ключевых доказательствах ОТ.</w:t>
+        <w:t xml:space="preserve"> по п. 91–93 Правил № 2464 уже можно вести электронно. Запрет бьёт по журналу инструктажа и акту НС, а не по «всей охране труда».</w:t>
       </w:r>
     </w:p>
     <w:p>
@@ -3184,7 +3911,7 @@
           <w:i w:val="0"/>
           <w:sz w:val="28"/>
         </w:rPr>
-        <w:t>Практическое следствие: работодатель может цифровизировать приказы, инструкции и часть ознакомления с ЛНА, но подтверждение инструктажа остаётся в зоне высокого риска претензий ГИТ при попытке заменить личную подпись «чистым» КЭДО.</w:t>
+        <w:t>Практическое следствие: работодатель может цифровизировать приказы, инструкции, часть ознакомления с ЛНА и протоколы обучения, но подтверждение инструктажа на рабочем месте остаётся бумажным «замком».</w:t>
       </w:r>
     </w:p>
     <w:p>
@@ -3304,7 +4031,7 @@
           <w:color w:val="1F4E79"/>
           <w:sz w:val="28"/>
         </w:rPr>
-        <w:t>3.4.1. Электронный журнал инструктажа с ЭП (модель Казахстана)</w:t>
+        <w:t>3.4.1. Электронный журнал инструктажа (Беларусь п. 35; Казахстан как более жёсткий вариант)</w:t>
       </w:r>
     </w:p>
     <w:p>
@@ -3319,7 +4046,27 @@
           <w:i w:val="0"/>
           <w:sz w:val="28"/>
         </w:rPr>
-        <w:t>Наиболее релевантный образец для РФ — прямая легализация электронного журнала с удостоверением ЭП инструктирующего и инструктируемого, при сохранении того же содержания инструктажа. Это не ломка системы видов инструктажей № 2464, а смена носителя и способа подписи.</w:t>
+        <w:t xml:space="preserve">Ближайший переносимый образец — </w:t>
+      </w:r>
+      <w:hyperlink r:id="rId11">
+        <w:r>
+          <w:rPr>
+            <w:color w:val="0563C1"/>
+            <w:u w:val="single"/>
+            <w:sz w:val="28"/>
+            <w:rFonts w:ascii="Times New Roman" w:hAnsi="Times New Roman"/>
+          </w:rPr>
+          <w:t xml:space="preserve">п. 35 Инструкции Минтруда РБ № 175</w:t>
+        </w:r>
+      </w:hyperlink>
+      <w:r>
+        <w:rPr>
+          <w:rFonts w:ascii="Times New Roman" w:hAnsi="Times New Roman" w:eastAsia="Times New Roman"/>
+          <w:b w:val="0"/>
+          <w:i w:val="0"/>
+          <w:sz w:val="28"/>
+        </w:rPr>
+        <w:t>: электронная регистрация инструктажа при идентификации работника, метке времени и защите от несанкционированных правок, без обязательной ЭЦП у каждого рабочего. Казахстанская модель (журнал + ЭЦП обеих сторон по закону № 370) жёстче и ближе к УНЭП/УКЭП, но хуже масштабируется на массовый инструктаж. Для РФ разумнее белорусские условия 1–3, а не требование УКЭП у каждого работника. Это не ломка видов инструктажей № 2464, а смена носителя и способа фиксации.</w:t>
       </w:r>
     </w:p>
     <w:p>
@@ -3690,7 +4437,47 @@
           <w:i w:val="0"/>
           <w:sz w:val="28"/>
         </w:rPr>
-        <w:t>De lege ferenda целесообразно:</w:t>
+        <w:t xml:space="preserve">Журнал и акт НС нельзя «освобождать» одной фразой. Минтруд в письме </w:t>
+      </w:r>
+      <w:hyperlink r:id="rId13">
+        <w:r>
+          <w:rPr>
+            <w:color w:val="0563C1"/>
+            <w:u w:val="single"/>
+            <w:sz w:val="28"/>
+            <w:rFonts w:ascii="Times New Roman" w:hAnsi="Times New Roman"/>
+          </w:rPr>
+          <w:t xml:space="preserve">14‑6/ООГ‑97</w:t>
+        </w:r>
+      </w:hyperlink>
+      <w:r>
+        <w:rPr>
+          <w:rFonts w:ascii="Times New Roman" w:hAnsi="Times New Roman" w:eastAsia="Times New Roman"/>
+          <w:b w:val="0"/>
+          <w:i w:val="0"/>
+          <w:sz w:val="28"/>
+        </w:rPr>
+        <w:t xml:space="preserve"> объясняет бумагу акта НС процессуально: документ нельзя менять задним числом в короткие сроки защиты прав. Журнал инструктажа — регистр допуска; его мотив закрывается идентификацией, меткой времени и audit trail (модель </w:t>
+      </w:r>
+      <w:hyperlink r:id="rId11">
+        <w:r>
+          <w:rPr>
+            <w:color w:val="0563C1"/>
+            <w:u w:val="single"/>
+            <w:sz w:val="28"/>
+            <w:rFonts w:ascii="Times New Roman" w:hAnsi="Times New Roman"/>
+          </w:rPr>
+          <w:t xml:space="preserve">п. 35 Инструкции № 175</w:t>
+        </w:r>
+      </w:hyperlink>
+      <w:r>
+        <w:rPr>
+          <w:rFonts w:ascii="Times New Roman" w:hAnsi="Times New Roman" w:eastAsia="Times New Roman"/>
+          <w:b w:val="0"/>
+          <w:i w:val="0"/>
+          <w:sz w:val="28"/>
+        </w:rPr>
+        <w:t>).</w:t>
       </w:r>
     </w:p>
     <w:p>
@@ -3701,11 +4488,20 @@
       <w:r>
         <w:rPr>
           <w:rFonts w:ascii="Times New Roman" w:hAnsi="Times New Roman" w:eastAsia="Times New Roman"/>
+          <w:b/>
+          <w:i w:val="0"/>
+          <w:sz w:val="28"/>
+        </w:rPr>
+        <w:t>Вариант A (предпочтительный) — дополнить ч. 3 ст. 22.1 ТК РФ</w:t>
+      </w:r>
+      <w:r>
+        <w:rPr>
+          <w:rFonts w:ascii="Times New Roman" w:hAnsi="Times New Roman" w:eastAsia="Times New Roman"/>
           <w:b w:val="0"/>
           <w:i w:val="0"/>
           <w:sz w:val="28"/>
         </w:rPr>
-        <w:t>1) уточнить ч. 3 ст. 22.1 ТК РФ так, чтобы исключение не блокировало электронный журнал инструктажа при использовании ЭП работника и представителя работодателя и соблюдении требований к неизменности записи;</w:t>
+        <w:t xml:space="preserve"> новым абзацем после перечня исключений:</w:t>
       </w:r>
     </w:p>
     <w:p>
@@ -3720,7 +4516,7 @@
           <w:i w:val="0"/>
           <w:sz w:val="28"/>
         </w:rPr>
-        <w:t>либо</w:t>
+        <w:t>«Положения настоящей статьи и статей 22.2 и 22.3 настоящего Кодекса применяются к документам, подтверждающим прохождение работником инструктажей по охране труда, если такие документы ведутся в электронной форме с использованием программных средств, которые: 1) однозначно идентифицируют работника и лицо, проводившее инструктаж; 2) фиксируют дату и время внесения записи; 3) исключают несанкционированное изменение записи либо обеспечивают неизменяемый журнал событий (audit trail); 4) позволяют воспроизвести запись в течение сроков хранения, установленных законодательством об архивном деле. Электронная подпись работника не является обязательной, если идентификация обеспечена иным способом, предусмотренным локальным нормативным актом работодателя и не противоречащим настоящему Кодексу. На акт о несчастном случае на производстве по установленной форме настоящий абзац не распространяется.»</w:t>
       </w:r>
     </w:p>
     <w:p>
@@ -3731,11 +4527,20 @@
       <w:r>
         <w:rPr>
           <w:rFonts w:ascii="Times New Roman" w:hAnsi="Times New Roman" w:eastAsia="Times New Roman"/>
+          <w:b/>
+          <w:i w:val="0"/>
+          <w:sz w:val="28"/>
+        </w:rPr>
+        <w:t>Вариант B — не трогать ТК, дописать ПП 2464.</w:t>
+      </w:r>
+      <w:r>
+        <w:rPr>
+          <w:rFonts w:ascii="Times New Roman" w:hAnsi="Times New Roman" w:eastAsia="Times New Roman"/>
           <w:b w:val="0"/>
           <w:i w:val="0"/>
           <w:sz w:val="28"/>
         </w:rPr>
-        <w:t>2) прямо разрешить в № 2464 электронную форму журналов инструктажей и протоколов с указанием допустимых видов ЭП и обязательных реквизитов;</w:t>
+        <w:t xml:space="preserve"> Пока ч. 3 ст. 22.1 не изменена, электронный журнал не может полностью заменить бумажный. В Правила после п. 87 целесообразно явно развести: протокол проверки знания ведётся по п. 91–93 (уже можно электронно); регистрация инструктажа на рабочем месте — либо по варианту A, либо параллельный внутренний учёт, не заменяющий бумажную форму до изменения Кодекса.</w:t>
       </w:r>
     </w:p>
     <w:p>
@@ -3750,7 +4555,47 @@
           <w:i w:val="0"/>
           <w:sz w:val="28"/>
         </w:rPr>
-        <w:t>3) сохранить исключение/особый режим для актов НС либо цифровизировать их отдельным процессуально защищённым контуром, не смешивая с «лёгким» КЭДО.</w:t>
+        <w:t xml:space="preserve">Сопутствующие реквизиты электронной записи (для ЛНА / 2464): идентификаторы сторон; дата, время, вид инструктажа; наименование ЛНА в объёме п. 87 Правил № 2464 (см. </w:t>
+      </w:r>
+      <w:hyperlink r:id="rId22">
+        <w:r>
+          <w:rPr>
+            <w:color w:val="0563C1"/>
+            <w:u w:val="single"/>
+            <w:sz w:val="28"/>
+            <w:rFonts w:ascii="Times New Roman" w:hAnsi="Times New Roman"/>
+          </w:rPr>
+          <w:t xml:space="preserve">ВС 49‑АД24‑22‑К6</w:t>
+        </w:r>
+      </w:hyperlink>
+      <w:r>
+        <w:rPr>
+          <w:rFonts w:ascii="Times New Roman" w:hAnsi="Times New Roman" w:eastAsia="Times New Roman"/>
+          <w:b w:val="0"/>
+          <w:i w:val="0"/>
+          <w:sz w:val="28"/>
+        </w:rPr>
+        <w:t>); привязка к рабочему месту / карте ОПР; срок хранения 45 лет (</w:t>
+      </w:r>
+      <w:hyperlink r:id="rId26">
+        <w:r>
+          <w:rPr>
+            <w:color w:val="0563C1"/>
+            <w:u w:val="single"/>
+            <w:sz w:val="28"/>
+            <w:rFonts w:ascii="Times New Roman" w:hAnsi="Times New Roman"/>
+          </w:rPr>
+          <w:t xml:space="preserve">приказ Росархива № 236</w:t>
+        </w:r>
+      </w:hyperlink>
+      <w:r>
+        <w:rPr>
+          <w:rFonts w:ascii="Times New Roman" w:hAnsi="Times New Roman" w:eastAsia="Times New Roman"/>
+          <w:b w:val="0"/>
+          <w:i w:val="0"/>
+          <w:sz w:val="28"/>
+        </w:rPr>
+        <w:t>, п. 423 «а»). Не требовать УКЭП у каждого рабочего. Не копировать кенийский 106B как условие каждой отметки. Полный рабочий текст — в приложении «Проект правок».</w:t>
       </w:r>
     </w:p>
     <w:p>
@@ -3785,6 +4630,129 @@
     </w:p>
     <w:p>
       <w:pPr>
+        <w:pStyle w:val="Heading2"/>
+      </w:pPr>
+      <w:r>
+        <w:rPr>
+          <w:rFonts w:ascii="Times New Roman" w:hAnsi="Times New Roman" w:eastAsia="Times New Roman"/>
+          <w:b/>
+          <w:i w:val="0"/>
+          <w:color w:val="1F4E79"/>
+          <w:sz w:val="30"/>
+        </w:rPr>
+        <w:t>§ 3.7. Сроки хранения и персональные данные электронной записи ОТ</w:t>
+      </w:r>
+    </w:p>
+    <w:p>
+      <w:pPr>
+        <w:spacing w:line="360" w:lineRule="auto"/>
+        <w:ind w:firstLine="709"/>
+      </w:pPr>
+      <w:r>
+        <w:rPr>
+          <w:rFonts w:ascii="Times New Roman" w:hAnsi="Times New Roman" w:eastAsia="Times New Roman"/>
+          <w:b w:val="0"/>
+          <w:i w:val="0"/>
+          <w:sz w:val="28"/>
+        </w:rPr>
+        <w:t xml:space="preserve">«Просто разрешить PDF‑журнал» недостаточно. </w:t>
+      </w:r>
+      <w:hyperlink r:id="rId26">
+        <w:r>
+          <w:rPr>
+            <w:color w:val="0563C1"/>
+            <w:u w:val="single"/>
+            <w:sz w:val="28"/>
+            <w:rFonts w:ascii="Times New Roman" w:hAnsi="Times New Roman"/>
+          </w:rPr>
+          <w:t xml:space="preserve">Приказ Росархива от 20.12.2019 № 236</w:t>
+        </w:r>
+      </w:hyperlink>
+      <w:r>
+        <w:rPr>
+          <w:rFonts w:ascii="Times New Roman" w:hAnsi="Times New Roman" w:eastAsia="Times New Roman"/>
+          <w:b w:val="0"/>
+          <w:i w:val="0"/>
+          <w:sz w:val="28"/>
+        </w:rPr>
+        <w:t xml:space="preserve">, п. 423: журналы вводного инструктажа и инструктажа на рабочем месте хранятся </w:t>
+      </w:r>
+      <w:r>
+        <w:rPr>
+          <w:rFonts w:ascii="Times New Roman" w:hAnsi="Times New Roman" w:eastAsia="Times New Roman"/>
+          <w:b/>
+          <w:i w:val="0"/>
+          <w:sz w:val="28"/>
+        </w:rPr>
+        <w:t>45 лет</w:t>
+      </w:r>
+      <w:r>
+        <w:rPr>
+          <w:rFonts w:ascii="Times New Roman" w:hAnsi="Times New Roman" w:eastAsia="Times New Roman"/>
+          <w:b w:val="0"/>
+          <w:i w:val="0"/>
+          <w:sz w:val="28"/>
+        </w:rPr>
+        <w:t>; журналы проверки знаний — 5 лет. Документы о производственных травмах и несчастных случаях — 45 лет (связанные с человеческими жертвами — постоянно). Электронный журнал, который живёт, пока действует договор с вендором LMS, юридически слабее бумаги, если через десять лет файл нельзя воспроизвести. Поэтому в условиях варианта A сразу писать: хранение не короче архивного срока; экспорт в нейтральном формате; запрет «данные только у подрядчика».</w:t>
+      </w:r>
+    </w:p>
+    <w:p>
+      <w:pPr>
+        <w:spacing w:line="360" w:lineRule="auto"/>
+        <w:ind w:firstLine="709"/>
+      </w:pPr>
+      <w:r>
+        <w:rPr>
+          <w:rFonts w:ascii="Times New Roman" w:hAnsi="Times New Roman" w:eastAsia="Times New Roman"/>
+          <w:b w:val="0"/>
+          <w:i w:val="0"/>
+          <w:sz w:val="28"/>
+        </w:rPr>
+        <w:t xml:space="preserve">Электронный журнал — массив персональных данных: ФИО, должность, подразделение, рабочее место, время, иногда биометрия для идентификации. </w:t>
+      </w:r>
+      <w:hyperlink r:id="rId27">
+        <w:r>
+          <w:rPr>
+            <w:color w:val="0563C1"/>
+            <w:u w:val="single"/>
+            <w:sz w:val="28"/>
+            <w:rFonts w:ascii="Times New Roman" w:hAnsi="Times New Roman"/>
+          </w:rPr>
+          <w:t xml:space="preserve">152‑ФЗ</w:t>
+        </w:r>
+      </w:hyperlink>
+      <w:r>
+        <w:rPr>
+          <w:rFonts w:ascii="Times New Roman" w:hAnsi="Times New Roman" w:eastAsia="Times New Roman"/>
+          <w:b w:val="0"/>
+          <w:i w:val="0"/>
+          <w:sz w:val="28"/>
+        </w:rPr>
+        <w:t xml:space="preserve"> задаёт законную цель (обязанности работодателя по ОТ), минимизацию, безопасность и трансграничную передачу (ст. 12). Архивные 45 лет как раз задают долгий срок хранения, а не «удалить после увольнения». В ЕС те же записи попадают под </w:t>
+      </w:r>
+      <w:hyperlink r:id="rId28">
+        <w:r>
+          <w:rPr>
+            <w:color w:val="0563C1"/>
+            <w:u w:val="single"/>
+            <w:sz w:val="28"/>
+            <w:rFonts w:ascii="Times New Roman" w:hAnsi="Times New Roman"/>
+          </w:rPr>
+          <w:t xml:space="preserve">GDPR</w:t>
+        </w:r>
+      </w:hyperlink>
+      <w:r>
+        <w:rPr>
+          <w:rFonts w:ascii="Times New Roman" w:hAnsi="Times New Roman" w:eastAsia="Times New Roman"/>
+          <w:b w:val="0"/>
+          <w:i w:val="0"/>
+          <w:sz w:val="28"/>
+        </w:rPr>
+        <w:t xml:space="preserve"> (ст. 5 и 32): это не запрет e‑журнала, а требование спроектировать доступ, логи и место сервера. Идентификация работника не равна биометрии по умолчанию. Акт НС содержит ещё более чувствительные данные о здоровье — ещё один довод оставить ему отдельный, более тяжёлый режим.</w:t>
+      </w:r>
+    </w:p>
+    <w:p>
+      <w:pPr>
         <w:pStyle w:val="Heading1"/>
       </w:pPr>
       <w:r>
@@ -3858,7 +4826,27 @@
           <w:i w:val="0"/>
           <w:sz w:val="28"/>
         </w:rPr>
-        <w:t xml:space="preserve"> Зарубежный опыт применения ЭДО в охране труда почти нигде не оформлен отдельным «законом об ЭДО в ОТ». Электронные записи инструктажей, обучения, оценки рисков и отчётности выводятся из общей рамки ЭДО и обязанностей работодателя по OSH/WSH. Прямые образцы — electronic training records OSHA, Training Records System Сингапура и электронный журнал инструктажа Казахстана.</w:t>
+        <w:t xml:space="preserve"> Зарубежный опыт применения ЭДО в охране труда почти нигде не оформлен отдельным «законом об ЭДО в ОТ». Электронные записи инструктажей, обучения, оценки рисков и отчётности выводятся из общей рамки ЭДО и обязанностей работодателя по OSH/WSH. Прямые образцы журнала — </w:t>
+      </w:r>
+      <w:hyperlink r:id="rId11">
+        <w:r>
+          <w:rPr>
+            <w:color w:val="0563C1"/>
+            <w:u w:val="single"/>
+            <w:sz w:val="28"/>
+            <w:rFonts w:ascii="Times New Roman" w:hAnsi="Times New Roman"/>
+          </w:rPr>
+          <w:t xml:space="preserve">п. 35 Инструкции Минтруда Беларуси № 175</w:t>
+        </w:r>
+      </w:hyperlink>
+      <w:r>
+        <w:rPr>
+          <w:rFonts w:ascii="Times New Roman" w:hAnsi="Times New Roman" w:eastAsia="Times New Roman"/>
+          <w:b w:val="0"/>
+          <w:i w:val="0"/>
+          <w:sz w:val="28"/>
+        </w:rPr>
+        <w:t xml:space="preserve"> (идентификация + время + защита от правок) и электронный журнал Казахстана с ЭЦП. OSHA прямо допустила electronic training records; Сингапур добавил государственный сервис проверки (TRS). Сербия оставила на бумаге только учёт обучения (Form 6). ЕС‑четвёрка запрета носителя не знает: суды спорят о содержании обучения.</w:t>
       </w:r>
     </w:p>
     <w:p>
@@ -3882,7 +4870,47 @@
           <w:i w:val="0"/>
           <w:sz w:val="28"/>
         </w:rPr>
-        <w:t xml:space="preserve"> Ключевое расхождение с российской практикой — ч. 3 ст. 22.1 ТК РФ, исключающая из КЭДО подтверждение инструктажей по охране труда и акты о несчастном случае. На фоне зарубежного тренда это делает российский режим более формалистичным именно там, где цифровизация могла бы усилить прослеживаемость допуска к работам.</w:t>
+        <w:t xml:space="preserve"> Ключевое расхождение с российской практикой — ч. 3 ст. 22.1 ТК РФ, исключающая из КЭДО подтверждение инструктажей по охране труда и акты о несчастном случае. Среди 13 юрисдикций аналогичного общесистемного запрета нет. Запрет применяет администрация (</w:t>
+      </w:r>
+      <w:hyperlink r:id="rId13">
+        <w:r>
+          <w:rPr>
+            <w:color w:val="0563C1"/>
+            <w:u w:val="single"/>
+            <w:sz w:val="28"/>
+            <w:rFonts w:ascii="Times New Roman" w:hAnsi="Times New Roman"/>
+          </w:rPr>
+          <w:t xml:space="preserve">письма Минтруда</w:t>
+        </w:r>
+      </w:hyperlink>
+      <w:r>
+        <w:rPr>
+          <w:rFonts w:ascii="Times New Roman" w:hAnsi="Times New Roman" w:eastAsia="Times New Roman"/>
+          <w:b w:val="0"/>
+          <w:i w:val="0"/>
+          <w:sz w:val="28"/>
+        </w:rPr>
+        <w:t>, Онлайнинспекция 178122), а не суд. Российский суд, как BAG и Redmond, проверяет содержание журнала (</w:t>
+      </w:r>
+      <w:hyperlink r:id="rId22">
+        <w:r>
+          <w:rPr>
+            <w:color w:val="0563C1"/>
+            <w:u w:val="single"/>
+            <w:sz w:val="28"/>
+            <w:rFonts w:ascii="Times New Roman" w:hAnsi="Times New Roman"/>
+          </w:rPr>
+          <w:t xml:space="preserve">ВС 49‑АД24‑22‑К6</w:t>
+        </w:r>
+      </w:hyperlink>
+      <w:r>
+        <w:rPr>
+          <w:rFonts w:ascii="Times New Roman" w:hAnsi="Times New Roman" w:eastAsia="Times New Roman"/>
+          <w:b w:val="0"/>
+          <w:i w:val="0"/>
+          <w:sz w:val="28"/>
+        </w:rPr>
+        <w:t xml:space="preserve"> — аналогия, не спор о носителе). Внутри самой РФ протокол проверки знания уже можно вести электронно (ПП 2464 п. 91–93): запрет точечный, а не «вся ОТ на бумаге».</w:t>
       </w:r>
     </w:p>
     <w:p>
@@ -3906,7 +4934,27 @@
           <w:i w:val="0"/>
           <w:sz w:val="28"/>
         </w:rPr>
-        <w:t xml:space="preserve"> Целесообразные заимствования: легализация электронного журнала инструктажа по модели Казахстана; стандарт реквизитов и audit trail; сервис проверки обучения до допуска; e‑наряды‑допуски и шаблоны ОПР; институты квалифицированного архива и метки времени. Нецелесообразны: отказ от иерархии подписей, устранение подтверждения работника, немедленный обязательный кошелёк идентичности, перенос MLETR в охрану труда.</w:t>
+        <w:t xml:space="preserve"> Целесообразные заимствования: легализация электронного журнала по белорусской модели (без обязательной УКЭП у каждого рабочего); стандарт реквизитов, включая наименование ЛНА (п. 87 Правил № 2464) и audit trail; архивная воспроизводимость 45 лет (</w:t>
+      </w:r>
+      <w:hyperlink r:id="rId26">
+        <w:r>
+          <w:rPr>
+            <w:color w:val="0563C1"/>
+            <w:u w:val="single"/>
+            <w:sz w:val="28"/>
+            <w:rFonts w:ascii="Times New Roman" w:hAnsi="Times New Roman"/>
+          </w:rPr>
+          <w:t xml:space="preserve">Росархив № 236</w:t>
+        </w:r>
+      </w:hyperlink>
+      <w:r>
+        <w:rPr>
+          <w:rFonts w:ascii="Times New Roman" w:hAnsi="Times New Roman" w:eastAsia="Times New Roman"/>
+          <w:b w:val="0"/>
+          <w:i w:val="0"/>
+          <w:sz w:val="28"/>
+        </w:rPr>
+        <w:t>); сервис проверки обучения до допуска; e‑наряды‑допуски и шаблоны ОПР; институты квалифицированного архива и метки времени. Нецелесообразны: отказ от иерархии подписей, устранение подтверждения работника, немедленный обязательный кошелёк идентичности, перенос MLETR в охрану труда, смешение журнала инструктажа с актом НС.</w:t>
       </w:r>
     </w:p>
     <w:p>
@@ -3930,7 +4978,47 @@
           <w:i w:val="0"/>
           <w:sz w:val="28"/>
         </w:rPr>
-        <w:t xml:space="preserve"> Практический вектор для РФ — не «отменить бумагу любой ценой», а заменить бумажный формализм доказываемой электронной записью, сохранив содержание инструктажа, обучение по № 2464 и процессуальные гарантии расследования несчастных случаев.</w:t>
+        <w:t xml:space="preserve"> Практический вектор для РФ — не «отменить бумагу любой ценой», а заменить бумажный формализм доказываемой электронной записью, сохранив содержание инструктажа, обучение по № 2464, архивный срок, режим персональных данных (</w:t>
+      </w:r>
+      <w:hyperlink r:id="rId27">
+        <w:r>
+          <w:rPr>
+            <w:color w:val="0563C1"/>
+            <w:u w:val="single"/>
+            <w:sz w:val="28"/>
+            <w:rFonts w:ascii="Times New Roman" w:hAnsi="Times New Roman"/>
+          </w:rPr>
+          <w:t xml:space="preserve">152‑ФЗ</w:t>
+        </w:r>
+      </w:hyperlink>
+      <w:r>
+        <w:rPr>
+          <w:rFonts w:ascii="Times New Roman" w:hAnsi="Times New Roman" w:eastAsia="Times New Roman"/>
+          <w:b w:val="0"/>
+          <w:i w:val="0"/>
+          <w:sz w:val="28"/>
+        </w:rPr>
+        <w:t xml:space="preserve"> / </w:t>
+      </w:r>
+      <w:hyperlink r:id="rId28">
+        <w:r>
+          <w:rPr>
+            <w:color w:val="0563C1"/>
+            <w:u w:val="single"/>
+            <w:sz w:val="28"/>
+            <w:rFonts w:ascii="Times New Roman" w:hAnsi="Times New Roman"/>
+          </w:rPr>
+          <w:t xml:space="preserve">GDPR</w:t>
+        </w:r>
+      </w:hyperlink>
+      <w:r>
+        <w:rPr>
+          <w:rFonts w:ascii="Times New Roman" w:hAnsi="Times New Roman" w:eastAsia="Times New Roman"/>
+          <w:b w:val="0"/>
+          <w:i w:val="0"/>
+          <w:sz w:val="28"/>
+        </w:rPr>
+        <w:t>) и процессуальные гарантии расследования несчастных случаев.</w:t>
       </w:r>
     </w:p>
     <w:p>
@@ -4285,6 +5373,105 @@
           <w:color w:val="1F4E79"/>
           <w:sz w:val="28"/>
         </w:rPr>
+        <w:t>Второй комплект (DE, BY, RS, ES, IE, FR, KE)</w:t>
+      </w:r>
+    </w:p>
+    <w:p>
+      <w:pPr>
+        <w:pStyle w:val="ListBullet"/>
+      </w:pPr>
+      <w:r>
+        <w:rPr>
+          <w:rFonts w:ascii="Times New Roman" w:hAnsi="Times New Roman" w:eastAsia="Times New Roman"/>
+          <w:b w:val="0"/>
+          <w:i w:val="0"/>
+          <w:sz w:val="28"/>
+        </w:rPr>
+        <w:t>Инструкция Минтруда РБ № 175, п. 35 (электронная регистрация инструктажа). https://www.mintrud.gov.by/uploads/files/MTiSZ-175-po-sost.-na-02.09.2024.pdf</w:t>
+      </w:r>
+    </w:p>
+    <w:p>
+      <w:pPr>
+        <w:pStyle w:val="ListBullet"/>
+      </w:pPr>
+      <w:r>
+        <w:rPr>
+          <w:rFonts w:ascii="Times New Roman" w:hAnsi="Times New Roman" w:eastAsia="Times New Roman"/>
+          <w:b w:val="0"/>
+          <w:i w:val="0"/>
+          <w:sz w:val="28"/>
+        </w:rPr>
+        <w:t>Закон РБ от 28.12.2009 № 113‑З. https://pravo.by/document/?guid=3871&amp;p0=H10900113</w:t>
+      </w:r>
+    </w:p>
+    <w:p>
+      <w:pPr>
+        <w:pStyle w:val="ListBullet"/>
+      </w:pPr>
+      <w:r>
+        <w:rPr>
+          <w:rFonts w:ascii="Times New Roman" w:hAnsi="Times New Roman" w:eastAsia="Times New Roman"/>
+          <w:b w:val="0"/>
+          <w:i w:val="0"/>
+          <w:sz w:val="28"/>
+        </w:rPr>
+        <w:t>ArbSchG § 12. https://www.gesetze-im-internet.de/arbschg/__12.html</w:t>
+      </w:r>
+    </w:p>
+    <w:p>
+      <w:pPr>
+        <w:pStyle w:val="ListBullet"/>
+      </w:pPr>
+      <w:r>
+        <w:rPr>
+          <w:rFonts w:ascii="Times New Roman" w:hAnsi="Times New Roman" w:eastAsia="Times New Roman"/>
+          <w:b w:val="0"/>
+          <w:i w:val="0"/>
+          <w:sz w:val="28"/>
+        </w:rPr>
+        <w:t>BAG 1 ABR 104/09. https://www.bundesarbeitsgericht.de/entscheidung/1-abr-104-09/</w:t>
+      </w:r>
+    </w:p>
+    <w:p>
+      <w:pPr>
+        <w:pStyle w:val="ListBullet"/>
+      </w:pPr>
+      <w:r>
+        <w:rPr>
+          <w:rFonts w:ascii="Times New Roman" w:hAnsi="Times New Roman" w:eastAsia="Times New Roman"/>
+          <w:b w:val="0"/>
+          <w:i w:val="0"/>
+          <w:sz w:val="28"/>
+        </w:rPr>
+        <w:t>Закон о БЗР Республики Сербия (Сл. гласник РС 35/2023). https://www.paragraf.rs/propisi/zakon-o-bezbednosti-i-zdravlju-na-radu.html</w:t>
+      </w:r>
+    </w:p>
+    <w:p>
+      <w:pPr>
+        <w:pStyle w:val="ListBullet"/>
+      </w:pPr>
+      <w:r>
+        <w:rPr>
+          <w:rFonts w:ascii="Times New Roman" w:hAnsi="Times New Roman" w:eastAsia="Times New Roman"/>
+          <w:b w:val="0"/>
+          <w:i w:val="0"/>
+          <w:sz w:val="28"/>
+        </w:rPr>
+        <w:t>GDPR (EU) 2016/679. https://eur-lex.europa.eu/legal-content/EN/TXT/?uri=CELEX:32016R0679</w:t>
+      </w:r>
+    </w:p>
+    <w:p>
+      <w:pPr>
+        <w:pStyle w:val="Heading3"/>
+      </w:pPr>
+      <w:r>
+        <w:rPr>
+          <w:rFonts w:ascii="Times New Roman" w:hAnsi="Times New Roman" w:eastAsia="Times New Roman"/>
+          <w:b/>
+          <w:i w:val="0"/>
+          <w:color w:val="1F4E79"/>
+          <w:sz w:val="28"/>
+        </w:rPr>
         <w:t>Российская Федерация</w:t>
       </w:r>
     </w:p>
@@ -4327,7 +5514,7 @@
           <w:i w:val="0"/>
           <w:sz w:val="28"/>
         </w:rPr>
-        <w:t>Постановление Правительства РФ от 24.12.2021 № 2464. https://www.consultant.ru/document/cons_doc_LAW_405416/</w:t>
+        <w:t>Постановление Правительства РФ от 24.12.2021 № 2464. https://www.consultant.ru/document/cons_doc_LAW_405146/</w:t>
       </w:r>
     </w:p>
     <w:p>
@@ -4342,6 +5529,132 @@
           <w:sz w:val="28"/>
         </w:rPr>
         <w:t>Федеральный закон от 04.08.2026 № 315‑ФЗ (изменения в закон об электронной подписи). http://kremlin.ru/acts/news/80444</w:t>
+      </w:r>
+    </w:p>
+    <w:p>
+      <w:pPr>
+        <w:pStyle w:val="ListBullet"/>
+      </w:pPr>
+      <w:r>
+        <w:rPr>
+          <w:rFonts w:ascii="Times New Roman" w:hAnsi="Times New Roman" w:eastAsia="Times New Roman"/>
+          <w:b w:val="0"/>
+          <w:i w:val="0"/>
+          <w:sz w:val="28"/>
+        </w:rPr>
+        <w:t>Пленум ВС РФ от 23.06.2015 № 25, п. 65. https://www.consultant.ru/document/cons_doc_LAW_181602/</w:t>
+      </w:r>
+    </w:p>
+    <w:p>
+      <w:pPr>
+        <w:pStyle w:val="ListBullet"/>
+      </w:pPr>
+      <w:r>
+        <w:rPr>
+          <w:rFonts w:ascii="Times New Roman" w:hAnsi="Times New Roman" w:eastAsia="Times New Roman"/>
+          <w:b w:val="0"/>
+          <w:i w:val="0"/>
+          <w:sz w:val="28"/>
+        </w:rPr>
+        <w:t>Пленум ВС РФ от 29.11.2018 № 41. https://www.consultant.ru/document/cons_doc_LAW_312308/</w:t>
+      </w:r>
+    </w:p>
+    <w:p>
+      <w:pPr>
+        <w:pStyle w:val="ListBullet"/>
+      </w:pPr>
+      <w:r>
+        <w:rPr>
+          <w:rFonts w:ascii="Times New Roman" w:hAnsi="Times New Roman" w:eastAsia="Times New Roman"/>
+          <w:b w:val="0"/>
+          <w:i w:val="0"/>
+          <w:sz w:val="28"/>
+        </w:rPr>
+        <w:t>Письмо Минтруда от 30.05.2022 № 15‑2/В‑1677. https://dou.su/files/docs/MSG_MT_30_05_2022_15_2.pdf</w:t>
+      </w:r>
+    </w:p>
+    <w:p>
+      <w:pPr>
+        <w:pStyle w:val="ListBullet"/>
+      </w:pPr>
+      <w:r>
+        <w:rPr>
+          <w:rFonts w:ascii="Times New Roman" w:hAnsi="Times New Roman" w:eastAsia="Times New Roman"/>
+          <w:b w:val="0"/>
+          <w:i w:val="0"/>
+          <w:sz w:val="28"/>
+        </w:rPr>
+        <w:t>Письмо Минтруда от 12.01.2023 № 14‑6/ООГ‑97. https://base.garant.ru/406201483/</w:t>
+      </w:r>
+    </w:p>
+    <w:p>
+      <w:pPr>
+        <w:pStyle w:val="ListBullet"/>
+      </w:pPr>
+      <w:r>
+        <w:rPr>
+          <w:rFonts w:ascii="Times New Roman" w:hAnsi="Times New Roman" w:eastAsia="Times New Roman"/>
+          <w:b w:val="0"/>
+          <w:i w:val="0"/>
+          <w:sz w:val="28"/>
+        </w:rPr>
+        <w:t>Онлайнинспекция.рф, вопрос 178122 (22.03.2023). https://онлайнинспекция.рф/questions/view/178122</w:t>
+      </w:r>
+    </w:p>
+    <w:p>
+      <w:pPr>
+        <w:pStyle w:val="ListBullet"/>
+      </w:pPr>
+      <w:r>
+        <w:rPr>
+          <w:rFonts w:ascii="Times New Roman" w:hAnsi="Times New Roman" w:eastAsia="Times New Roman"/>
+          <w:b w:val="0"/>
+          <w:i w:val="0"/>
+          <w:sz w:val="28"/>
+        </w:rPr>
+        <w:t>Постановление ВС РФ от 06.09.2024 № 49‑АД24‑22‑К6 (обзор; аналогия — содержание журнала, не носитель). https://www.garant.ru/news/1759182/</w:t>
+      </w:r>
+    </w:p>
+    <w:p>
+      <w:pPr>
+        <w:pStyle w:val="ListBullet"/>
+      </w:pPr>
+      <w:r>
+        <w:rPr>
+          <w:rFonts w:ascii="Times New Roman" w:hAnsi="Times New Roman" w:eastAsia="Times New Roman"/>
+          <w:b w:val="0"/>
+          <w:i w:val="0"/>
+          <w:sz w:val="28"/>
+        </w:rPr>
+        <w:t>КоАП РФ, ст. 5.27.1. https://www.consultant.ru/document/cons_doc_LAW_34661/</w:t>
+      </w:r>
+    </w:p>
+    <w:p>
+      <w:pPr>
+        <w:pStyle w:val="ListBullet"/>
+      </w:pPr>
+      <w:r>
+        <w:rPr>
+          <w:rFonts w:ascii="Times New Roman" w:hAnsi="Times New Roman" w:eastAsia="Times New Roman"/>
+          <w:b w:val="0"/>
+          <w:i w:val="0"/>
+          <w:sz w:val="28"/>
+        </w:rPr>
+        <w:t>Приказ Росархива от 20.12.2019 № 236, п. 423. https://base.garant.ru/73524230/</w:t>
+      </w:r>
+    </w:p>
+    <w:p>
+      <w:pPr>
+        <w:pStyle w:val="ListBullet"/>
+      </w:pPr>
+      <w:r>
+        <w:rPr>
+          <w:rFonts w:ascii="Times New Roman" w:hAnsi="Times New Roman" w:eastAsia="Times New Roman"/>
+          <w:b w:val="0"/>
+          <w:i w:val="0"/>
+          <w:sz w:val="28"/>
+        </w:rPr>
+        <w:t>Федеральный закон от 27.07.2006 № 152‑ФЗ «О персональных данных». https://www.consultant.ru/document/cons_doc_LAW_61873/</w:t>
       </w:r>
     </w:p>
     <w:p>
@@ -4441,6 +5754,76 @@
           <w:sz w:val="28"/>
         </w:rPr>
         <w:t>Приложение 6. Оглавление с аннотациями параграфов (`Оглавление_НИР_ЭДО_с_параграфами.docx`).</w:t>
+      </w:r>
+    </w:p>
+    <w:p>
+      <w:pPr>
+        <w:pStyle w:val="ListBullet"/>
+      </w:pPr>
+      <w:r>
+        <w:rPr>
+          <w:rFonts w:ascii="Times New Roman" w:hAnsi="Times New Roman" w:eastAsia="Times New Roman"/>
+          <w:b w:val="0"/>
+          <w:i w:val="0"/>
+          <w:sz w:val="28"/>
+        </w:rPr>
+        <w:t>Приложение 7. Глоссарий (`Глоссарий_НИР_ЭДО.docx`).</w:t>
+      </w:r>
+    </w:p>
+    <w:p>
+      <w:pPr>
+        <w:pStyle w:val="ListBullet"/>
+      </w:pPr>
+      <w:r>
+        <w:rPr>
+          <w:rFonts w:ascii="Times New Roman" w:hAnsi="Times New Roman" w:eastAsia="Times New Roman"/>
+          <w:b w:val="0"/>
+          <w:i w:val="0"/>
+          <w:sz w:val="28"/>
+        </w:rPr>
+        <w:t>Приложение 8. Матрица документов ОТ — журнал / протокол / ОПР / наряд‑допуск / акт НС / СИЗ (`Матрица_документов_ОТ.xlsx`).</w:t>
+      </w:r>
+    </w:p>
+    <w:p>
+      <w:pPr>
+        <w:pStyle w:val="ListBullet"/>
+      </w:pPr>
+      <w:r>
+        <w:rPr>
+          <w:rFonts w:ascii="Times New Roman" w:hAnsi="Times New Roman" w:eastAsia="Times New Roman"/>
+          <w:b w:val="0"/>
+          <w:i w:val="0"/>
+          <w:sz w:val="28"/>
+        </w:rPr>
+        <w:t>Приложение 9. Проект правок ч. 3 ст. 22.1 ТК РФ и ПП № 2464 (`Проект_правок_ст_22.1_и_ПП_2464.docx`).</w:t>
+      </w:r>
+    </w:p>
+    <w:p>
+      <w:pPr>
+        <w:pStyle w:val="ListBullet"/>
+      </w:pPr>
+      <w:r>
+        <w:rPr>
+          <w:rFonts w:ascii="Times New Roman" w:hAnsi="Times New Roman" w:eastAsia="Times New Roman"/>
+          <w:b w:val="0"/>
+          <w:i w:val="0"/>
+          <w:sz w:val="28"/>
+        </w:rPr>
+        <w:t>Приложение 10. Практика РФ: Пленум № 25, письма Минтруда/Роструда, ВС 49‑АД24‑22‑К6, Пленум № 41 (`Практика_РФ_ЭДО_и_ОТ.xlsx`).</w:t>
+      </w:r>
+    </w:p>
+    <w:p>
+      <w:pPr>
+        <w:pStyle w:val="ListBullet"/>
+      </w:pPr>
+      <w:r>
+        <w:rPr>
+          <w:rFonts w:ascii="Times New Roman" w:hAnsi="Times New Roman" w:eastAsia="Times New Roman"/>
+          <w:b w:val="0"/>
+          <w:i w:val="0"/>
+          <w:sz w:val="28"/>
+        </w:rPr>
+        <w:t>Приложение 11. Сроки хранения и персональные данные (`Сроки_хранения_документов_ОТ.xlsx`).</w:t>
       </w:r>
     </w:p>
     <w:p>
